--- a/docs/source/FOS-MLOps.docx
+++ b/docs/source/FOS-MLOps.docx
@@ -6948,4333 +6948,4719 @@
     <w:p>
       <w:pPr>
         <w:keepNext/>
-        <w:spacing w:before="100" w:after="40"/>
-        <w:rPr>
-          <w:lang w:val="ru-RU"/>
-        </w:rPr>
-      </w:pPr>
+        <w:spacing w:before="120" w:after="120"/>
+        <w:rPr>
+          <w:rFonts w:cs="Times New Roman"/>
+          <w:b/>
+          <w:bCs/>
+          <w:sz w:val="21"/>
+          <w:lang w:val="ru-RU"/>
+        </w:rPr>
+      </w:pPr>
+      <w:r>
+        <w:rPr>
+          <w:rFonts w:cs="Times New Roman"/>
+          <w:b/>
+          <w:bCs/>
+          <w:sz w:val="21"/>
+          <w:lang w:val="ru-RU"/>
+        </w:rPr>
+        <w:t>Тест 1. Жизненный цикл ML-системы и роли</w:t>
+      </w:r>
+    </w:p>
+    <w:p>
+      <w:pPr>
+        <w:keepNext/>
+        <w:spacing w:before="120" w:after="120"/>
+        <w:rPr>
+          <w:rFonts w:cs="Times New Roman"/>
+          <w:sz w:val="21"/>
+          <w:lang w:val="ru-RU"/>
+        </w:rPr>
+      </w:pPr>
+      <w:r>
+        <w:rPr>
+          <w:rFonts w:cs="Times New Roman"/>
+          <w:sz w:val="21"/>
+          <w:lang w:val="ru-RU"/>
+        </w:rPr>
+        <w:t xml:space="preserve">1. Какой результат наиболее точно соответствует задаче </w:t>
+      </w:r>
+      <w:proofErr w:type="spellStart"/>
+      <w:r>
+        <w:rPr>
+          <w:rFonts w:cs="Times New Roman"/>
+          <w:sz w:val="21"/>
+          <w:lang w:val="ru-RU"/>
+        </w:rPr>
+        <w:t>MLOps</w:t>
+      </w:r>
+      <w:proofErr w:type="spellEnd"/>
+      <w:r>
+        <w:rPr>
+          <w:rFonts w:cs="Times New Roman"/>
+          <w:sz w:val="21"/>
+          <w:lang w:val="ru-RU"/>
+        </w:rPr>
+        <w:t>?</w:t>
+      </w:r>
+    </w:p>
+    <w:p>
+      <w:pPr>
+        <w:keepNext/>
+        <w:spacing w:before="120" w:after="120"/>
+        <w:rPr>
+          <w:rFonts w:cs="Times New Roman"/>
+          <w:sz w:val="21"/>
+          <w:lang w:val="ru-RU"/>
+        </w:rPr>
+      </w:pPr>
+      <w:r>
+        <w:rPr>
+          <w:rFonts w:cs="Times New Roman"/>
+          <w:sz w:val="21"/>
+          <w:lang w:val="ru-RU"/>
+        </w:rPr>
+        <w:t>А) Только обученная модель в ноутбуке</w:t>
+      </w:r>
+    </w:p>
+    <w:p>
+      <w:pPr>
+        <w:keepNext/>
+        <w:spacing w:before="120" w:after="120"/>
+        <w:rPr>
+          <w:rFonts w:cs="Times New Roman"/>
+          <w:sz w:val="21"/>
+          <w:lang w:val="ru-RU"/>
+        </w:rPr>
+      </w:pPr>
+      <w:r>
+        <w:rPr>
+          <w:rFonts w:cs="Times New Roman"/>
+          <w:sz w:val="21"/>
+          <w:lang w:val="ru-RU"/>
+        </w:rPr>
+        <w:t>Б) Воспроизводимый и сопровождаемый ML-сервис</w:t>
+      </w:r>
+    </w:p>
+    <w:p>
+      <w:pPr>
+        <w:keepNext/>
+        <w:spacing w:before="120" w:after="120"/>
+        <w:rPr>
+          <w:rFonts w:cs="Times New Roman"/>
+          <w:sz w:val="21"/>
+          <w:lang w:val="ru-RU"/>
+        </w:rPr>
+      </w:pPr>
+      <w:r>
+        <w:rPr>
+          <w:rFonts w:cs="Times New Roman"/>
+          <w:sz w:val="21"/>
+          <w:lang w:val="ru-RU"/>
+        </w:rPr>
+        <w:t>В) Набор презентаций о модели</w:t>
+      </w:r>
+    </w:p>
+    <w:p>
+      <w:pPr>
+        <w:keepNext/>
+        <w:spacing w:before="120" w:after="120"/>
+        <w:rPr>
+          <w:rFonts w:cs="Times New Roman"/>
+          <w:sz w:val="21"/>
+          <w:lang w:val="ru-RU"/>
+        </w:rPr>
+      </w:pPr>
+      <w:r>
+        <w:rPr>
+          <w:rFonts w:cs="Times New Roman"/>
+          <w:sz w:val="21"/>
+          <w:lang w:val="ru-RU"/>
+        </w:rPr>
+        <w:t>Г) Только очищенный датасет</w:t>
+      </w:r>
+    </w:p>
+    <w:p>
+      <w:pPr>
+        <w:keepNext/>
+        <w:spacing w:before="120" w:after="120"/>
+        <w:rPr>
+          <w:rFonts w:cs="Times New Roman"/>
+          <w:sz w:val="21"/>
+          <w:lang w:val="ru-RU"/>
+        </w:rPr>
+      </w:pPr>
+      <w:r>
+        <w:rPr>
+          <w:rFonts w:cs="Times New Roman"/>
+          <w:sz w:val="21"/>
+          <w:lang w:val="ru-RU"/>
+        </w:rPr>
+        <w:t>2. Что относится к техническому долгу ML-системы?</w:t>
+      </w:r>
+    </w:p>
+    <w:p>
+      <w:pPr>
+        <w:keepNext/>
+        <w:spacing w:before="120" w:after="120"/>
+        <w:rPr>
+          <w:rFonts w:cs="Times New Roman"/>
+          <w:sz w:val="21"/>
+          <w:lang w:val="ru-RU"/>
+        </w:rPr>
+      </w:pPr>
+      <w:r>
+        <w:rPr>
+          <w:rFonts w:cs="Times New Roman"/>
+          <w:sz w:val="21"/>
+          <w:lang w:val="ru-RU"/>
+        </w:rPr>
+        <w:t>А) Зафиксированные версии зависимостей</w:t>
+      </w:r>
+    </w:p>
+    <w:p>
+      <w:pPr>
+        <w:keepNext/>
+        <w:spacing w:before="120" w:after="120"/>
+        <w:rPr>
+          <w:rFonts w:cs="Times New Roman"/>
+          <w:sz w:val="21"/>
+          <w:lang w:val="ru-RU"/>
+        </w:rPr>
+      </w:pPr>
+      <w:r>
+        <w:rPr>
+          <w:rFonts w:cs="Times New Roman"/>
+          <w:sz w:val="21"/>
+          <w:lang w:val="ru-RU"/>
+        </w:rPr>
+        <w:t>Б) Автоматические тесты</w:t>
+      </w:r>
+    </w:p>
+    <w:p>
+      <w:pPr>
+        <w:keepNext/>
+        <w:spacing w:before="120" w:after="120"/>
+        <w:rPr>
+          <w:rFonts w:cs="Times New Roman"/>
+          <w:sz w:val="21"/>
+          <w:lang w:val="ru-RU"/>
+        </w:rPr>
+      </w:pPr>
+      <w:r>
+        <w:rPr>
+          <w:rFonts w:cs="Times New Roman"/>
+          <w:sz w:val="21"/>
+          <w:lang w:val="ru-RU"/>
+        </w:rPr>
+        <w:t>В) Неявные зависимости и ручные шаги запуска</w:t>
+      </w:r>
+    </w:p>
+    <w:p>
+      <w:pPr>
+        <w:keepNext/>
+        <w:spacing w:before="120" w:after="120"/>
+        <w:rPr>
+          <w:rFonts w:cs="Times New Roman"/>
+          <w:sz w:val="21"/>
+          <w:lang w:val="ru-RU"/>
+        </w:rPr>
+      </w:pPr>
+      <w:r>
+        <w:rPr>
+          <w:rFonts w:cs="Times New Roman"/>
+          <w:sz w:val="21"/>
+          <w:lang w:val="ru-RU"/>
+        </w:rPr>
+        <w:t>Г) Документированный API</w:t>
+      </w:r>
+    </w:p>
+    <w:p>
+      <w:pPr>
+        <w:keepNext/>
+        <w:spacing w:before="120" w:after="120"/>
+        <w:rPr>
+          <w:rFonts w:cs="Times New Roman"/>
+          <w:sz w:val="21"/>
+          <w:lang w:val="ru-RU"/>
+        </w:rPr>
+      </w:pPr>
+      <w:r>
+        <w:rPr>
+          <w:rFonts w:cs="Times New Roman"/>
+          <w:sz w:val="21"/>
+          <w:lang w:val="ru-RU"/>
+        </w:rPr>
+        <w:t>3. Что обеспечивает воспроизводимость эксперимента?</w:t>
+      </w:r>
+    </w:p>
+    <w:p>
+      <w:pPr>
+        <w:keepNext/>
+        <w:spacing w:before="120" w:after="120"/>
+        <w:rPr>
+          <w:rFonts w:cs="Times New Roman"/>
+          <w:sz w:val="21"/>
+          <w:lang w:val="ru-RU"/>
+        </w:rPr>
+      </w:pPr>
+      <w:r>
+        <w:rPr>
+          <w:rFonts w:cs="Times New Roman"/>
+          <w:sz w:val="21"/>
+          <w:lang w:val="ru-RU"/>
+        </w:rPr>
+        <w:t>А) Только сохранённая метрика</w:t>
+      </w:r>
+    </w:p>
+    <w:p>
+      <w:pPr>
+        <w:keepNext/>
+        <w:spacing w:before="120" w:after="120"/>
+        <w:rPr>
+          <w:rFonts w:cs="Times New Roman"/>
+          <w:sz w:val="21"/>
+          <w:lang w:val="ru-RU"/>
+        </w:rPr>
+      </w:pPr>
+      <w:r>
+        <w:rPr>
+          <w:rFonts w:cs="Times New Roman"/>
+          <w:sz w:val="21"/>
+          <w:lang w:val="ru-RU"/>
+        </w:rPr>
+        <w:t>Б) Запуск на любом случайном датасете</w:t>
+      </w:r>
+    </w:p>
+    <w:p>
+      <w:pPr>
+        <w:keepNext/>
+        <w:spacing w:before="120" w:after="120"/>
+        <w:rPr>
+          <w:rFonts w:cs="Times New Roman"/>
+          <w:sz w:val="21"/>
+          <w:lang w:val="ru-RU"/>
+        </w:rPr>
+      </w:pPr>
+      <w:r>
+        <w:rPr>
+          <w:rFonts w:cs="Times New Roman"/>
+          <w:sz w:val="21"/>
+          <w:lang w:val="ru-RU"/>
+        </w:rPr>
+        <w:t>В) Отсутствие логирования</w:t>
+      </w:r>
+    </w:p>
+    <w:p>
+      <w:pPr>
+        <w:keepNext/>
+        <w:spacing w:before="120" w:after="120"/>
+        <w:rPr>
+          <w:rFonts w:cs="Times New Roman"/>
+          <w:sz w:val="21"/>
+          <w:lang w:val="ru-RU"/>
+        </w:rPr>
+      </w:pPr>
+      <w:r>
+        <w:rPr>
+          <w:rFonts w:cs="Times New Roman"/>
+          <w:sz w:val="21"/>
+          <w:lang w:val="ru-RU"/>
+        </w:rPr>
+        <w:t>Г) Связь версий кода, данных, конфигурации и модели</w:t>
+      </w:r>
+    </w:p>
+    <w:p>
+      <w:pPr>
+        <w:keepNext/>
+        <w:spacing w:before="120" w:after="120"/>
+        <w:rPr>
+          <w:rFonts w:cs="Times New Roman"/>
+          <w:sz w:val="21"/>
+          <w:lang w:val="ru-RU"/>
+        </w:rPr>
+      </w:pPr>
+      <w:r>
+        <w:rPr>
+          <w:rFonts w:cs="Times New Roman"/>
+          <w:sz w:val="21"/>
+          <w:lang w:val="ru-RU"/>
+        </w:rPr>
+        <w:t>4. Какая роль в большей степени отвечает за эксплуатационный контур модели?</w:t>
+      </w:r>
+    </w:p>
+    <w:p>
+      <w:pPr>
+        <w:keepNext/>
+        <w:spacing w:before="120" w:after="120"/>
+        <w:rPr>
+          <w:rFonts w:cs="Times New Roman"/>
+          <w:sz w:val="21"/>
+          <w:lang w:val="ru-RU"/>
+        </w:rPr>
+      </w:pPr>
+      <w:r>
+        <w:rPr>
+          <w:rFonts w:cs="Times New Roman"/>
+          <w:sz w:val="21"/>
+          <w:lang w:val="ru-RU"/>
+        </w:rPr>
+        <w:t xml:space="preserve">А) </w:t>
+      </w:r>
+      <w:proofErr w:type="spellStart"/>
+      <w:r>
+        <w:rPr>
+          <w:rFonts w:cs="Times New Roman"/>
+          <w:sz w:val="21"/>
+          <w:lang w:val="ru-RU"/>
+        </w:rPr>
+        <w:t>MLOps</w:t>
+      </w:r>
+      <w:proofErr w:type="spellEnd"/>
+      <w:r>
+        <w:rPr>
+          <w:rFonts w:cs="Times New Roman"/>
+          <w:sz w:val="21"/>
+          <w:lang w:val="ru-RU"/>
+        </w:rPr>
+        <w:t>-инженер</w:t>
+      </w:r>
+    </w:p>
+    <w:p>
+      <w:pPr>
+        <w:keepNext/>
+        <w:spacing w:before="120" w:after="120"/>
+        <w:rPr>
+          <w:rFonts w:cs="Times New Roman"/>
+          <w:sz w:val="21"/>
+          <w:lang w:val="ru-RU"/>
+        </w:rPr>
+      </w:pPr>
+      <w:r>
+        <w:rPr>
+          <w:rFonts w:cs="Times New Roman"/>
+          <w:sz w:val="21"/>
+          <w:lang w:val="ru-RU"/>
+        </w:rPr>
+        <w:t>Б) Только аналитик данных</w:t>
+      </w:r>
+    </w:p>
+    <w:p>
+      <w:pPr>
+        <w:keepNext/>
+        <w:spacing w:before="120" w:after="120"/>
+        <w:rPr>
+          <w:rFonts w:cs="Times New Roman"/>
+          <w:sz w:val="21"/>
+          <w:lang w:val="ru-RU"/>
+        </w:rPr>
+      </w:pPr>
+      <w:r>
+        <w:rPr>
+          <w:rFonts w:cs="Times New Roman"/>
+          <w:sz w:val="21"/>
+          <w:lang w:val="ru-RU"/>
+        </w:rPr>
+        <w:t>В) Дизайнер интерфейсов</w:t>
+      </w:r>
+    </w:p>
+    <w:p>
+      <w:pPr>
+        <w:keepNext/>
+        <w:spacing w:before="120" w:after="120"/>
+        <w:rPr>
+          <w:rFonts w:cs="Times New Roman"/>
+          <w:sz w:val="21"/>
+          <w:lang w:val="ru-RU"/>
+        </w:rPr>
+      </w:pPr>
+      <w:r>
+        <w:rPr>
+          <w:rFonts w:cs="Times New Roman"/>
+          <w:sz w:val="21"/>
+          <w:lang w:val="ru-RU"/>
+        </w:rPr>
+        <w:t>Г) Технический писатель</w:t>
+      </w:r>
+    </w:p>
+    <w:p>
+      <w:pPr>
+        <w:keepNext/>
+        <w:spacing w:before="120" w:after="120"/>
+        <w:rPr>
+          <w:rFonts w:cs="Times New Roman"/>
+          <w:sz w:val="21"/>
+          <w:lang w:val="ru-RU"/>
+        </w:rPr>
+      </w:pPr>
+    </w:p>
+    <w:p>
+      <w:pPr>
+        <w:keepNext/>
+        <w:spacing w:before="120" w:after="120"/>
+        <w:rPr>
+          <w:rFonts w:cs="Times New Roman"/>
+          <w:sz w:val="21"/>
+          <w:lang w:val="ru-RU"/>
+        </w:rPr>
+      </w:pPr>
+    </w:p>
+    <w:p>
+      <w:pPr>
+        <w:keepNext/>
+        <w:spacing w:before="120" w:after="120"/>
+        <w:rPr>
+          <w:rFonts w:cs="Times New Roman"/>
+          <w:sz w:val="21"/>
+          <w:lang w:val="ru-RU"/>
+        </w:rPr>
+      </w:pPr>
+    </w:p>
+    <w:p>
+      <w:pPr>
+        <w:keepNext/>
+        <w:spacing w:before="120" w:after="120"/>
+        <w:rPr>
+          <w:rFonts w:cs="Times New Roman"/>
+          <w:b/>
+          <w:bCs/>
+          <w:sz w:val="21"/>
+          <w:lang w:val="ru-RU"/>
+        </w:rPr>
+      </w:pPr>
+      <w:r>
+        <w:rPr>
+          <w:rFonts w:cs="Times New Roman"/>
+          <w:b/>
+          <w:bCs/>
+          <w:sz w:val="21"/>
+          <w:lang w:val="ru-RU"/>
+        </w:rPr>
+        <w:lastRenderedPageBreak/>
+        <w:t>Тест 2. Тестирование ML-систем</w:t>
+      </w:r>
+    </w:p>
+    <w:p>
+      <w:pPr>
+        <w:keepNext/>
+        <w:spacing w:before="120" w:after="120"/>
+        <w:rPr>
+          <w:rFonts w:cs="Times New Roman"/>
+          <w:sz w:val="21"/>
+          <w:lang w:val="ru-RU"/>
+        </w:rPr>
+      </w:pPr>
+      <w:r>
+        <w:rPr>
+          <w:rFonts w:cs="Times New Roman"/>
+          <w:sz w:val="21"/>
+          <w:lang w:val="ru-RU"/>
+        </w:rPr>
+        <w:t>1. Что проверяет модульный тест?</w:t>
+      </w:r>
+    </w:p>
+    <w:p>
+      <w:pPr>
+        <w:keepNext/>
+        <w:spacing w:before="120" w:after="120"/>
+        <w:rPr>
+          <w:rFonts w:cs="Times New Roman"/>
+          <w:sz w:val="21"/>
+          <w:lang w:val="ru-RU"/>
+        </w:rPr>
+      </w:pPr>
+      <w:r>
+        <w:rPr>
+          <w:rFonts w:cs="Times New Roman"/>
+          <w:sz w:val="21"/>
+          <w:lang w:val="ru-RU"/>
+        </w:rPr>
+        <w:t>А) Всю инфраструктуру организации</w:t>
+      </w:r>
+    </w:p>
+    <w:p>
+      <w:pPr>
+        <w:keepNext/>
+        <w:spacing w:before="120" w:after="120"/>
+        <w:rPr>
+          <w:rFonts w:cs="Times New Roman"/>
+          <w:sz w:val="21"/>
+          <w:lang w:val="ru-RU"/>
+        </w:rPr>
+      </w:pPr>
+      <w:r>
+        <w:rPr>
+          <w:rFonts w:cs="Times New Roman"/>
+          <w:sz w:val="21"/>
+          <w:lang w:val="ru-RU"/>
+        </w:rPr>
+        <w:t>Б) Только внешний интерфейс</w:t>
+      </w:r>
+    </w:p>
+    <w:p>
+      <w:pPr>
+        <w:keepNext/>
+        <w:spacing w:before="120" w:after="120"/>
+        <w:rPr>
+          <w:rFonts w:cs="Times New Roman"/>
+          <w:sz w:val="21"/>
+          <w:lang w:val="ru-RU"/>
+        </w:rPr>
+      </w:pPr>
+      <w:r>
+        <w:rPr>
+          <w:rFonts w:cs="Times New Roman"/>
+          <w:sz w:val="21"/>
+          <w:lang w:val="ru-RU"/>
+        </w:rPr>
+        <w:t>В) Отдельную функцию или компонент</w:t>
+      </w:r>
+    </w:p>
+    <w:p>
+      <w:pPr>
+        <w:keepNext/>
+        <w:spacing w:before="120" w:after="120"/>
+        <w:rPr>
+          <w:rFonts w:cs="Times New Roman"/>
+          <w:sz w:val="21"/>
+          <w:lang w:val="ru-RU"/>
+        </w:rPr>
+      </w:pPr>
+      <w:r>
+        <w:rPr>
+          <w:rFonts w:cs="Times New Roman"/>
+          <w:sz w:val="21"/>
+          <w:lang w:val="ru-RU"/>
+        </w:rPr>
+        <w:t>Г) Только скорость сети</w:t>
+      </w:r>
+    </w:p>
+    <w:p>
+      <w:pPr>
+        <w:keepNext/>
+        <w:spacing w:before="120" w:after="120"/>
+        <w:rPr>
+          <w:rFonts w:cs="Times New Roman"/>
+          <w:sz w:val="21"/>
+          <w:lang w:val="ru-RU"/>
+        </w:rPr>
+      </w:pPr>
+      <w:r>
+        <w:rPr>
+          <w:rFonts w:cs="Times New Roman"/>
+          <w:sz w:val="21"/>
+          <w:lang w:val="ru-RU"/>
+        </w:rPr>
+        <w:t>2. Что такое контракт данных?</w:t>
+      </w:r>
+    </w:p>
+    <w:p>
+      <w:pPr>
+        <w:keepNext/>
+        <w:spacing w:before="120" w:after="120"/>
+        <w:rPr>
+          <w:rFonts w:cs="Times New Roman"/>
+          <w:sz w:val="21"/>
+          <w:lang w:val="ru-RU"/>
+        </w:rPr>
+      </w:pPr>
+      <w:r>
+        <w:rPr>
+          <w:rFonts w:cs="Times New Roman"/>
+          <w:sz w:val="21"/>
+          <w:lang w:val="ru-RU"/>
+        </w:rPr>
+        <w:t>А) Соглашение о схеме, типах и допустимых значениях</w:t>
+      </w:r>
+    </w:p>
+    <w:p>
+      <w:pPr>
+        <w:keepNext/>
+        <w:spacing w:before="120" w:after="120"/>
+        <w:rPr>
+          <w:rFonts w:cs="Times New Roman"/>
+          <w:sz w:val="21"/>
+          <w:lang w:val="ru-RU"/>
+        </w:rPr>
+      </w:pPr>
+      <w:r>
+        <w:rPr>
+          <w:rFonts w:cs="Times New Roman"/>
+          <w:sz w:val="21"/>
+          <w:lang w:val="ru-RU"/>
+        </w:rPr>
+        <w:t>Б) Лицензия на программный продукт</w:t>
+      </w:r>
+    </w:p>
+    <w:p>
+      <w:pPr>
+        <w:keepNext/>
+        <w:spacing w:before="120" w:after="120"/>
+        <w:rPr>
+          <w:rFonts w:cs="Times New Roman"/>
+          <w:sz w:val="21"/>
+          <w:lang w:val="ru-RU"/>
+        </w:rPr>
+      </w:pPr>
+      <w:r>
+        <w:rPr>
+          <w:rFonts w:cs="Times New Roman"/>
+          <w:sz w:val="21"/>
+          <w:lang w:val="ru-RU"/>
+        </w:rPr>
+        <w:t>В) Список пользователей API</w:t>
+      </w:r>
+    </w:p>
+    <w:p>
+      <w:pPr>
+        <w:keepNext/>
+        <w:spacing w:before="120" w:after="120"/>
+        <w:rPr>
+          <w:rFonts w:cs="Times New Roman"/>
+          <w:sz w:val="21"/>
+          <w:lang w:val="ru-RU"/>
+        </w:rPr>
+      </w:pPr>
+      <w:r>
+        <w:rPr>
+          <w:rFonts w:cs="Times New Roman"/>
+          <w:sz w:val="21"/>
+          <w:lang w:val="ru-RU"/>
+        </w:rPr>
+        <w:t xml:space="preserve">Г) Файл </w:t>
+      </w:r>
+      <w:proofErr w:type="spellStart"/>
+      <w:r>
+        <w:rPr>
+          <w:rFonts w:cs="Times New Roman"/>
+          <w:sz w:val="21"/>
+          <w:lang w:val="ru-RU"/>
+        </w:rPr>
+        <w:t>Dockerfile</w:t>
+      </w:r>
+      <w:proofErr w:type="spellEnd"/>
+    </w:p>
+    <w:p>
+      <w:pPr>
+        <w:keepNext/>
+        <w:spacing w:before="120" w:after="120"/>
+        <w:rPr>
+          <w:rFonts w:cs="Times New Roman"/>
+          <w:sz w:val="21"/>
+          <w:lang w:val="ru-RU"/>
+        </w:rPr>
+      </w:pPr>
+      <w:r>
+        <w:rPr>
+          <w:rFonts w:cs="Times New Roman"/>
+          <w:sz w:val="21"/>
+          <w:lang w:val="ru-RU"/>
+        </w:rPr>
+        <w:t>3. Для чего нужен регрессионный тест модели?</w:t>
+      </w:r>
+    </w:p>
+    <w:p>
+      <w:pPr>
+        <w:keepNext/>
+        <w:spacing w:before="120" w:after="120"/>
+        <w:rPr>
+          <w:rFonts w:cs="Times New Roman"/>
+          <w:sz w:val="21"/>
+          <w:lang w:val="ru-RU"/>
+        </w:rPr>
+      </w:pPr>
+      <w:r>
+        <w:rPr>
+          <w:rFonts w:cs="Times New Roman"/>
+          <w:sz w:val="21"/>
+          <w:lang w:val="ru-RU"/>
+        </w:rPr>
+        <w:t>А) Чтобы удалить датасет</w:t>
+      </w:r>
+    </w:p>
+    <w:p>
+      <w:pPr>
+        <w:keepNext/>
+        <w:spacing w:before="120" w:after="120"/>
+        <w:rPr>
+          <w:rFonts w:cs="Times New Roman"/>
+          <w:sz w:val="21"/>
+          <w:lang w:val="ru-RU"/>
+        </w:rPr>
+      </w:pPr>
+      <w:r>
+        <w:rPr>
+          <w:rFonts w:cs="Times New Roman"/>
+          <w:sz w:val="21"/>
+          <w:lang w:val="ru-RU"/>
+        </w:rPr>
+        <w:t>Б) Чтобы гарантировать отсутствие значимого ухудшения относительно базовой версии</w:t>
+      </w:r>
+    </w:p>
+    <w:p>
+      <w:pPr>
+        <w:keepNext/>
+        <w:spacing w:before="120" w:after="120"/>
+        <w:rPr>
+          <w:rFonts w:cs="Times New Roman"/>
+          <w:sz w:val="21"/>
+          <w:lang w:val="ru-RU"/>
+        </w:rPr>
+      </w:pPr>
+      <w:r>
+        <w:rPr>
+          <w:rFonts w:cs="Times New Roman"/>
+          <w:sz w:val="21"/>
+          <w:lang w:val="ru-RU"/>
+        </w:rPr>
+        <w:t xml:space="preserve">В) Чтобы заменить </w:t>
+      </w:r>
+      <w:proofErr w:type="spellStart"/>
+      <w:r>
+        <w:rPr>
+          <w:rFonts w:cs="Times New Roman"/>
+          <w:sz w:val="21"/>
+          <w:lang w:val="ru-RU"/>
+        </w:rPr>
+        <w:t>Git</w:t>
+      </w:r>
+      <w:proofErr w:type="spellEnd"/>
+    </w:p>
+    <w:p>
+      <w:pPr>
+        <w:keepNext/>
+        <w:spacing w:before="120" w:after="120"/>
+        <w:rPr>
+          <w:rFonts w:cs="Times New Roman"/>
+          <w:sz w:val="21"/>
+          <w:lang w:val="ru-RU"/>
+        </w:rPr>
+      </w:pPr>
+      <w:r>
+        <w:rPr>
+          <w:rFonts w:cs="Times New Roman"/>
+          <w:sz w:val="21"/>
+          <w:lang w:val="ru-RU"/>
+        </w:rPr>
+        <w:t>Г) Чтобы построить интерфейс</w:t>
+      </w:r>
+    </w:p>
+    <w:p>
+      <w:pPr>
+        <w:keepNext/>
+        <w:spacing w:before="120" w:after="120"/>
+        <w:rPr>
+          <w:rFonts w:cs="Times New Roman"/>
+          <w:sz w:val="21"/>
+          <w:lang w:val="ru-RU"/>
+        </w:rPr>
+      </w:pPr>
+      <w:r>
+        <w:rPr>
+          <w:rFonts w:cs="Times New Roman"/>
+          <w:sz w:val="21"/>
+          <w:lang w:val="ru-RU"/>
+        </w:rPr>
+        <w:t>4. Как корректно тестировать API?</w:t>
+      </w:r>
+    </w:p>
+    <w:p>
+      <w:pPr>
+        <w:keepNext/>
+        <w:spacing w:before="120" w:after="120"/>
+        <w:rPr>
+          <w:rFonts w:cs="Times New Roman"/>
+          <w:sz w:val="21"/>
+          <w:lang w:val="ru-RU"/>
+        </w:rPr>
+      </w:pPr>
+      <w:r>
+        <w:rPr>
+          <w:rFonts w:cs="Times New Roman"/>
+          <w:sz w:val="21"/>
+          <w:lang w:val="ru-RU"/>
+        </w:rPr>
+        <w:t>А) Только вручную смотреть браузер</w:t>
+      </w:r>
+    </w:p>
+    <w:p>
+      <w:pPr>
+        <w:keepNext/>
+        <w:spacing w:before="120" w:after="120"/>
+        <w:rPr>
+          <w:rFonts w:cs="Times New Roman"/>
+          <w:sz w:val="21"/>
+          <w:lang w:val="ru-RU"/>
+        </w:rPr>
+      </w:pPr>
+      <w:r>
+        <w:rPr>
+          <w:rFonts w:cs="Times New Roman"/>
+          <w:sz w:val="21"/>
+          <w:lang w:val="ru-RU"/>
+        </w:rPr>
+        <w:t>Б) Проверять только имя файла</w:t>
+      </w:r>
+    </w:p>
+    <w:p>
+      <w:pPr>
+        <w:keepNext/>
+        <w:spacing w:before="120" w:after="120"/>
+        <w:rPr>
+          <w:rFonts w:cs="Times New Roman"/>
+          <w:sz w:val="21"/>
+          <w:lang w:val="ru-RU"/>
+        </w:rPr>
+      </w:pPr>
+      <w:r>
+        <w:rPr>
+          <w:rFonts w:cs="Times New Roman"/>
+          <w:sz w:val="21"/>
+          <w:lang w:val="ru-RU"/>
+        </w:rPr>
+        <w:t>В) Отключать валидацию</w:t>
+      </w:r>
+    </w:p>
+    <w:p>
+      <w:pPr>
+        <w:keepNext/>
+        <w:spacing w:before="120" w:after="120"/>
+        <w:rPr>
+          <w:rFonts w:cs="Times New Roman"/>
+          <w:sz w:val="21"/>
+          <w:lang w:val="ru-RU"/>
+        </w:rPr>
+      </w:pPr>
+      <w:r>
+        <w:rPr>
+          <w:rFonts w:cs="Times New Roman"/>
+          <w:sz w:val="21"/>
+          <w:lang w:val="ru-RU"/>
+        </w:rPr>
+        <w:t>Г) Проверять коды ответа и схему данных</w:t>
+      </w:r>
+    </w:p>
+    <w:p>
+      <w:pPr>
+        <w:keepNext/>
+        <w:spacing w:before="120" w:after="120"/>
+        <w:rPr>
+          <w:rFonts w:cs="Times New Roman"/>
+          <w:b/>
+          <w:bCs/>
+          <w:sz w:val="21"/>
+          <w:lang w:val="ru-RU"/>
+        </w:rPr>
+      </w:pPr>
+    </w:p>
+    <w:p>
+      <w:pPr>
+        <w:keepNext/>
+        <w:spacing w:before="120" w:after="120"/>
+        <w:rPr>
+          <w:rFonts w:cs="Times New Roman"/>
+          <w:b/>
+          <w:bCs/>
+          <w:sz w:val="21"/>
+          <w:lang w:val="ru-RU"/>
+        </w:rPr>
+      </w:pPr>
+      <w:r>
+        <w:rPr>
+          <w:rFonts w:cs="Times New Roman"/>
+          <w:b/>
+          <w:bCs/>
+          <w:sz w:val="21"/>
+          <w:lang w:val="ru-RU"/>
+        </w:rPr>
+        <w:t>Тест 3. CI/CD для ML-проектов</w:t>
+      </w:r>
+    </w:p>
+    <w:p>
+      <w:pPr>
+        <w:keepNext/>
+        <w:spacing w:before="120" w:after="120"/>
+        <w:rPr>
+          <w:rFonts w:cs="Times New Roman"/>
+          <w:sz w:val="21"/>
+          <w:lang w:val="ru-RU"/>
+        </w:rPr>
+      </w:pPr>
+      <w:r>
+        <w:rPr>
+          <w:rFonts w:cs="Times New Roman"/>
+          <w:sz w:val="21"/>
+          <w:lang w:val="ru-RU"/>
+        </w:rPr>
+        <w:t>1. Что означает CI?</w:t>
+      </w:r>
+    </w:p>
+    <w:p>
+      <w:pPr>
+        <w:keepNext/>
+        <w:spacing w:before="120" w:after="120"/>
+        <w:rPr>
+          <w:rFonts w:cs="Times New Roman"/>
+          <w:sz w:val="21"/>
+          <w:lang w:val="ru-RU"/>
+        </w:rPr>
+      </w:pPr>
+      <w:r>
+        <w:rPr>
+          <w:rFonts w:cs="Times New Roman"/>
+          <w:sz w:val="21"/>
+          <w:lang w:val="ru-RU"/>
+        </w:rPr>
+        <w:t>А) Ручное обучение модели раз в год</w:t>
+      </w:r>
+    </w:p>
+    <w:p>
+      <w:pPr>
+        <w:keepNext/>
+        <w:spacing w:before="120" w:after="120"/>
+        <w:rPr>
+          <w:rFonts w:cs="Times New Roman"/>
+          <w:sz w:val="21"/>
+          <w:lang w:val="ru-RU"/>
+        </w:rPr>
+      </w:pPr>
+      <w:r>
+        <w:rPr>
+          <w:rFonts w:cs="Times New Roman"/>
+          <w:sz w:val="21"/>
+          <w:lang w:val="ru-RU"/>
+        </w:rPr>
+        <w:t>Б) Только мониторинг сервера</w:t>
+      </w:r>
+    </w:p>
+    <w:p>
+      <w:pPr>
+        <w:keepNext/>
+        <w:spacing w:before="120" w:after="120"/>
+        <w:rPr>
+          <w:rFonts w:cs="Times New Roman"/>
+          <w:sz w:val="21"/>
+          <w:lang w:val="ru-RU"/>
+        </w:rPr>
+      </w:pPr>
+      <w:r>
+        <w:rPr>
+          <w:rFonts w:cs="Times New Roman"/>
+          <w:sz w:val="21"/>
+          <w:lang w:val="ru-RU"/>
+        </w:rPr>
+        <w:lastRenderedPageBreak/>
+        <w:t>В) Хранение датасета в архиве</w:t>
+      </w:r>
+    </w:p>
+    <w:p>
+      <w:pPr>
+        <w:keepNext/>
+        <w:spacing w:before="120" w:after="120"/>
+        <w:rPr>
+          <w:rFonts w:cs="Times New Roman"/>
+          <w:sz w:val="21"/>
+          <w:lang w:val="ru-RU"/>
+        </w:rPr>
+      </w:pPr>
+      <w:r>
+        <w:rPr>
+          <w:rFonts w:cs="Times New Roman"/>
+          <w:sz w:val="21"/>
+          <w:lang w:val="ru-RU"/>
+        </w:rPr>
+        <w:t>Г) Автоматическая интеграция изменений с запуском проверок</w:t>
+      </w:r>
+    </w:p>
+    <w:p>
+      <w:pPr>
+        <w:keepNext/>
+        <w:spacing w:before="120" w:after="120"/>
+        <w:rPr>
+          <w:rFonts w:cs="Times New Roman"/>
+          <w:sz w:val="21"/>
+          <w:lang w:val="ru-RU"/>
+        </w:rPr>
+      </w:pPr>
+      <w:r>
+        <w:rPr>
+          <w:rFonts w:cs="Times New Roman"/>
+          <w:sz w:val="21"/>
+          <w:lang w:val="ru-RU"/>
+        </w:rPr>
+        <w:t>2. Что является артефактом сборки?</w:t>
+      </w:r>
+    </w:p>
+    <w:p>
+      <w:pPr>
+        <w:keepNext/>
+        <w:spacing w:before="120" w:after="120"/>
+        <w:rPr>
+          <w:rFonts w:cs="Times New Roman"/>
+          <w:sz w:val="21"/>
+          <w:lang w:val="ru-RU"/>
+        </w:rPr>
+      </w:pPr>
+      <w:r>
+        <w:rPr>
+          <w:rFonts w:cs="Times New Roman"/>
+          <w:sz w:val="21"/>
+          <w:lang w:val="ru-RU"/>
+        </w:rPr>
+        <w:t>А) Случайная строка в коде</w:t>
+      </w:r>
+    </w:p>
+    <w:p>
+      <w:pPr>
+        <w:keepNext/>
+        <w:spacing w:before="120" w:after="120"/>
+        <w:rPr>
+          <w:rFonts w:cs="Times New Roman"/>
+          <w:sz w:val="21"/>
+          <w:lang w:val="ru-RU"/>
+        </w:rPr>
+      </w:pPr>
+      <w:r>
+        <w:rPr>
+          <w:rFonts w:cs="Times New Roman"/>
+          <w:sz w:val="21"/>
+          <w:lang w:val="ru-RU"/>
+        </w:rPr>
+        <w:t>Б) Собранный пакет, контейнер или отчёт тестов</w:t>
+      </w:r>
+    </w:p>
+    <w:p>
+      <w:pPr>
+        <w:keepNext/>
+        <w:spacing w:before="120" w:after="120"/>
+        <w:rPr>
+          <w:rFonts w:cs="Times New Roman"/>
+          <w:sz w:val="21"/>
+          <w:lang w:val="ru-RU"/>
+        </w:rPr>
+      </w:pPr>
+      <w:r>
+        <w:rPr>
+          <w:rFonts w:cs="Times New Roman"/>
+          <w:sz w:val="21"/>
+          <w:lang w:val="ru-RU"/>
+        </w:rPr>
+        <w:t>В) Пароль пользователя</w:t>
+      </w:r>
+    </w:p>
+    <w:p>
+      <w:pPr>
+        <w:keepNext/>
+        <w:spacing w:before="120" w:after="120"/>
+        <w:rPr>
+          <w:rFonts w:cs="Times New Roman"/>
+          <w:sz w:val="21"/>
+          <w:lang w:val="ru-RU"/>
+        </w:rPr>
+      </w:pPr>
+      <w:r>
+        <w:rPr>
+          <w:rFonts w:cs="Times New Roman"/>
+          <w:sz w:val="21"/>
+          <w:lang w:val="ru-RU"/>
+        </w:rPr>
+        <w:t>Г) Описание вакансии</w:t>
+      </w:r>
+    </w:p>
+    <w:p>
+      <w:pPr>
+        <w:keepNext/>
+        <w:spacing w:before="120" w:after="120"/>
+        <w:rPr>
+          <w:rFonts w:cs="Times New Roman"/>
+          <w:sz w:val="21"/>
+          <w:lang w:val="ru-RU"/>
+        </w:rPr>
+      </w:pPr>
+      <w:r>
+        <w:rPr>
+          <w:rFonts w:cs="Times New Roman"/>
+          <w:sz w:val="21"/>
+          <w:lang w:val="ru-RU"/>
+        </w:rPr>
+        <w:t>3. Как следует работать с секретами в CI?</w:t>
+      </w:r>
+    </w:p>
+    <w:p>
+      <w:pPr>
+        <w:keepNext/>
+        <w:spacing w:before="120" w:after="120"/>
+        <w:rPr>
+          <w:rFonts w:cs="Times New Roman"/>
+          <w:sz w:val="21"/>
+          <w:lang w:val="ru-RU"/>
+        </w:rPr>
+      </w:pPr>
+      <w:r>
+        <w:rPr>
+          <w:rFonts w:cs="Times New Roman"/>
+          <w:sz w:val="21"/>
+          <w:lang w:val="ru-RU"/>
+        </w:rPr>
+        <w:t>А) Хранить в защищённом хранилище переменных</w:t>
+      </w:r>
+    </w:p>
+    <w:p>
+      <w:pPr>
+        <w:keepNext/>
+        <w:spacing w:before="120" w:after="120"/>
+        <w:rPr>
+          <w:rFonts w:cs="Times New Roman"/>
+          <w:sz w:val="21"/>
+          <w:lang w:val="ru-RU"/>
+        </w:rPr>
+      </w:pPr>
+      <w:r>
+        <w:rPr>
+          <w:rFonts w:cs="Times New Roman"/>
+          <w:sz w:val="21"/>
+          <w:lang w:val="ru-RU"/>
+        </w:rPr>
+        <w:t>Б) Коммитить в открытый репозиторий</w:t>
+      </w:r>
+    </w:p>
+    <w:p>
+      <w:pPr>
+        <w:keepNext/>
+        <w:spacing w:before="120" w:after="120"/>
+        <w:rPr>
+          <w:rFonts w:cs="Times New Roman"/>
+          <w:sz w:val="21"/>
+          <w:lang w:val="ru-RU"/>
+        </w:rPr>
+      </w:pPr>
+      <w:r>
+        <w:rPr>
+          <w:rFonts w:cs="Times New Roman"/>
+          <w:sz w:val="21"/>
+          <w:lang w:val="ru-RU"/>
+        </w:rPr>
+        <w:t>В) Писать в README</w:t>
+      </w:r>
+    </w:p>
+    <w:p>
+      <w:pPr>
+        <w:keepNext/>
+        <w:spacing w:before="120" w:after="120"/>
+        <w:rPr>
+          <w:rFonts w:cs="Times New Roman"/>
+          <w:sz w:val="21"/>
+          <w:lang w:val="ru-RU"/>
+        </w:rPr>
+      </w:pPr>
+      <w:r>
+        <w:rPr>
+          <w:rFonts w:cs="Times New Roman"/>
+          <w:sz w:val="21"/>
+          <w:lang w:val="ru-RU"/>
+        </w:rPr>
+        <w:t>Г) Передавать в имени ветки</w:t>
+      </w:r>
+    </w:p>
+    <w:p>
+      <w:pPr>
+        <w:keepNext/>
+        <w:spacing w:before="120" w:after="120"/>
+        <w:rPr>
+          <w:rFonts w:cs="Times New Roman"/>
+          <w:sz w:val="21"/>
+          <w:lang w:val="ru-RU"/>
+        </w:rPr>
+      </w:pPr>
+      <w:r>
+        <w:rPr>
+          <w:rFonts w:cs="Times New Roman"/>
+          <w:sz w:val="21"/>
+          <w:lang w:val="ru-RU"/>
+        </w:rPr>
+        <w:t xml:space="preserve">4. Что такое </w:t>
+      </w:r>
+      <w:proofErr w:type="spellStart"/>
+      <w:r>
+        <w:rPr>
+          <w:rFonts w:cs="Times New Roman"/>
+          <w:sz w:val="21"/>
+          <w:lang w:val="ru-RU"/>
+        </w:rPr>
+        <w:t>quality</w:t>
+      </w:r>
+      <w:proofErr w:type="spellEnd"/>
+      <w:r>
+        <w:rPr>
+          <w:rFonts w:cs="Times New Roman"/>
+          <w:sz w:val="21"/>
+          <w:lang w:val="ru-RU"/>
+        </w:rPr>
+        <w:t xml:space="preserve"> </w:t>
+      </w:r>
+      <w:proofErr w:type="spellStart"/>
+      <w:r>
+        <w:rPr>
+          <w:rFonts w:cs="Times New Roman"/>
+          <w:sz w:val="21"/>
+          <w:lang w:val="ru-RU"/>
+        </w:rPr>
+        <w:t>gate</w:t>
+      </w:r>
+      <w:proofErr w:type="spellEnd"/>
+      <w:r>
+        <w:rPr>
+          <w:rFonts w:cs="Times New Roman"/>
+          <w:sz w:val="21"/>
+          <w:lang w:val="ru-RU"/>
+        </w:rPr>
+        <w:t>?</w:t>
+      </w:r>
+    </w:p>
+    <w:p>
+      <w:pPr>
+        <w:keepNext/>
+        <w:spacing w:before="120" w:after="120"/>
+        <w:rPr>
+          <w:rFonts w:cs="Times New Roman"/>
+          <w:sz w:val="21"/>
+          <w:lang w:val="ru-RU"/>
+        </w:rPr>
+      </w:pPr>
+      <w:r>
+        <w:rPr>
+          <w:rFonts w:cs="Times New Roman"/>
+          <w:sz w:val="21"/>
+          <w:lang w:val="ru-RU"/>
+        </w:rPr>
+        <w:t>А) Графический редактор</w:t>
+      </w:r>
+    </w:p>
+    <w:p>
+      <w:pPr>
+        <w:keepNext/>
+        <w:spacing w:before="120" w:after="120"/>
+        <w:rPr>
+          <w:rFonts w:cs="Times New Roman"/>
+          <w:sz w:val="21"/>
+          <w:lang w:val="ru-RU"/>
+        </w:rPr>
+      </w:pPr>
+      <w:r>
+        <w:rPr>
+          <w:rFonts w:cs="Times New Roman"/>
+          <w:sz w:val="21"/>
+          <w:lang w:val="ru-RU"/>
+        </w:rPr>
+        <w:t>Б) Формат датасета</w:t>
+      </w:r>
+    </w:p>
+    <w:p>
+      <w:pPr>
+        <w:keepNext/>
+        <w:spacing w:before="120" w:after="120"/>
+        <w:rPr>
+          <w:rFonts w:cs="Times New Roman"/>
+          <w:sz w:val="21"/>
+          <w:lang w:val="ru-RU"/>
+        </w:rPr>
+      </w:pPr>
+      <w:r>
+        <w:rPr>
+          <w:rFonts w:cs="Times New Roman"/>
+          <w:sz w:val="21"/>
+          <w:lang w:val="ru-RU"/>
+        </w:rPr>
+        <w:t>В) Критерий допуска изменения по результатам проверок</w:t>
+      </w:r>
+    </w:p>
+    <w:p>
+      <w:pPr>
+        <w:keepNext/>
+        <w:spacing w:before="120" w:after="120"/>
+        <w:rPr>
+          <w:rFonts w:cs="Times New Roman"/>
+          <w:sz w:val="21"/>
+          <w:lang w:val="ru-RU"/>
+        </w:rPr>
+      </w:pPr>
+      <w:r>
+        <w:rPr>
+          <w:rFonts w:cs="Times New Roman"/>
+          <w:sz w:val="21"/>
+          <w:lang w:val="ru-RU"/>
+        </w:rPr>
+        <w:t>Г) Команда удаления контейнера</w:t>
+      </w:r>
+    </w:p>
+    <w:p>
+      <w:pPr>
+        <w:keepNext/>
+        <w:spacing w:before="120" w:after="120"/>
+        <w:rPr>
+          <w:rFonts w:cs="Times New Roman"/>
+          <w:sz w:val="21"/>
+          <w:lang w:val="ru-RU"/>
+        </w:rPr>
+      </w:pPr>
+    </w:p>
+    <w:p>
+      <w:pPr>
+        <w:keepNext/>
+        <w:spacing w:before="120" w:after="120"/>
+        <w:rPr>
+          <w:rFonts w:cs="Times New Roman"/>
+          <w:b/>
+          <w:bCs/>
+          <w:sz w:val="21"/>
+          <w:lang w:val="ru-RU"/>
+        </w:rPr>
+      </w:pPr>
+      <w:r>
+        <w:rPr>
+          <w:rFonts w:cs="Times New Roman"/>
+          <w:b/>
+          <w:bCs/>
+          <w:sz w:val="21"/>
+          <w:lang w:val="ru-RU"/>
+        </w:rPr>
+        <w:t>Тест 4. ML-</w:t>
+      </w:r>
+      <w:proofErr w:type="spellStart"/>
+      <w:r>
+        <w:rPr>
+          <w:rFonts w:cs="Times New Roman"/>
+          <w:b/>
+          <w:bCs/>
+          <w:sz w:val="21"/>
+          <w:lang w:val="ru-RU"/>
+        </w:rPr>
+        <w:t>пайплайны</w:t>
+      </w:r>
+      <w:proofErr w:type="spellEnd"/>
+      <w:r>
+        <w:rPr>
+          <w:rFonts w:cs="Times New Roman"/>
+          <w:b/>
+          <w:bCs/>
+          <w:sz w:val="21"/>
+          <w:lang w:val="ru-RU"/>
+        </w:rPr>
+        <w:t xml:space="preserve"> и </w:t>
+      </w:r>
+      <w:proofErr w:type="spellStart"/>
+      <w:r>
+        <w:rPr>
+          <w:rFonts w:cs="Times New Roman"/>
+          <w:b/>
+          <w:bCs/>
+          <w:sz w:val="21"/>
+          <w:lang w:val="ru-RU"/>
+        </w:rPr>
+        <w:t>версионирование</w:t>
+      </w:r>
+      <w:proofErr w:type="spellEnd"/>
+      <w:r>
+        <w:rPr>
+          <w:rFonts w:cs="Times New Roman"/>
+          <w:b/>
+          <w:bCs/>
+          <w:sz w:val="21"/>
+          <w:lang w:val="ru-RU"/>
+        </w:rPr>
+        <w:t xml:space="preserve"> данных</w:t>
+      </w:r>
+    </w:p>
+    <w:p>
+      <w:pPr>
+        <w:keepNext/>
+        <w:spacing w:before="120" w:after="120"/>
+        <w:rPr>
+          <w:rFonts w:cs="Times New Roman"/>
+          <w:sz w:val="21"/>
+          <w:lang w:val="ru-RU"/>
+        </w:rPr>
+      </w:pPr>
+      <w:r>
+        <w:rPr>
+          <w:rFonts w:cs="Times New Roman"/>
+          <w:sz w:val="21"/>
+          <w:lang w:val="ru-RU"/>
+        </w:rPr>
+        <w:t>1. Для чего используется DVC?</w:t>
+      </w:r>
+    </w:p>
+    <w:p>
+      <w:pPr>
+        <w:keepNext/>
+        <w:spacing w:before="120" w:after="120"/>
+        <w:rPr>
+          <w:rFonts w:cs="Times New Roman"/>
+          <w:sz w:val="21"/>
+          <w:lang w:val="ru-RU"/>
+        </w:rPr>
+      </w:pPr>
+      <w:r>
+        <w:rPr>
+          <w:rFonts w:cs="Times New Roman"/>
+          <w:sz w:val="21"/>
+          <w:lang w:val="ru-RU"/>
+        </w:rPr>
+        <w:t xml:space="preserve">А) </w:t>
+      </w:r>
+      <w:proofErr w:type="spellStart"/>
+      <w:r>
+        <w:rPr>
+          <w:rFonts w:cs="Times New Roman"/>
+          <w:sz w:val="21"/>
+          <w:lang w:val="ru-RU"/>
+        </w:rPr>
+        <w:t>Версионирование</w:t>
+      </w:r>
+      <w:proofErr w:type="spellEnd"/>
+      <w:r>
+        <w:rPr>
+          <w:rFonts w:cs="Times New Roman"/>
+          <w:sz w:val="21"/>
+          <w:lang w:val="ru-RU"/>
+        </w:rPr>
+        <w:t xml:space="preserve"> данных, моделей и этапов </w:t>
+      </w:r>
+      <w:proofErr w:type="spellStart"/>
+      <w:r>
+        <w:rPr>
+          <w:rFonts w:cs="Times New Roman"/>
+          <w:sz w:val="21"/>
+          <w:lang w:val="ru-RU"/>
+        </w:rPr>
+        <w:t>пайплайна</w:t>
+      </w:r>
+      <w:proofErr w:type="spellEnd"/>
+    </w:p>
+    <w:p>
+      <w:pPr>
+        <w:keepNext/>
+        <w:spacing w:before="120" w:after="120"/>
+        <w:rPr>
+          <w:rFonts w:cs="Times New Roman"/>
+          <w:sz w:val="21"/>
+          <w:lang w:val="ru-RU"/>
+        </w:rPr>
+      </w:pPr>
+      <w:r>
+        <w:rPr>
+          <w:rFonts w:cs="Times New Roman"/>
+          <w:sz w:val="21"/>
+          <w:lang w:val="ru-RU"/>
+        </w:rPr>
+        <w:t>Б) Только создание API</w:t>
+      </w:r>
+    </w:p>
+    <w:p>
+      <w:pPr>
+        <w:keepNext/>
+        <w:spacing w:before="120" w:after="120"/>
+        <w:rPr>
+          <w:rFonts w:cs="Times New Roman"/>
+          <w:sz w:val="21"/>
+          <w:lang w:val="ru-RU"/>
+        </w:rPr>
+      </w:pPr>
+      <w:r>
+        <w:rPr>
+          <w:rFonts w:cs="Times New Roman"/>
+          <w:sz w:val="21"/>
+          <w:lang w:val="ru-RU"/>
+        </w:rPr>
+        <w:t>В) Мониторинг процессора</w:t>
+      </w:r>
+    </w:p>
+    <w:p>
+      <w:pPr>
+        <w:keepNext/>
+        <w:spacing w:before="120" w:after="120"/>
+        <w:rPr>
+          <w:rFonts w:cs="Times New Roman"/>
+          <w:sz w:val="21"/>
+          <w:lang w:val="ru-RU"/>
+        </w:rPr>
+      </w:pPr>
+      <w:r>
+        <w:rPr>
+          <w:rFonts w:cs="Times New Roman"/>
+          <w:sz w:val="21"/>
+          <w:lang w:val="ru-RU"/>
+        </w:rPr>
+        <w:t>Г) Управление пользователями</w:t>
+      </w:r>
+    </w:p>
+    <w:p>
+      <w:pPr>
+        <w:keepNext/>
+        <w:spacing w:before="120" w:after="120"/>
+        <w:rPr>
+          <w:rFonts w:cs="Times New Roman"/>
+          <w:sz w:val="21"/>
+          <w:lang w:val="ru-RU"/>
+        </w:rPr>
+      </w:pPr>
+      <w:r>
+        <w:rPr>
+          <w:rFonts w:cs="Times New Roman"/>
+          <w:sz w:val="21"/>
+          <w:lang w:val="ru-RU"/>
+        </w:rPr>
+        <w:t>2. Какой файл обычно описывает DVC-</w:t>
+      </w:r>
+      <w:proofErr w:type="spellStart"/>
+      <w:r>
+        <w:rPr>
+          <w:rFonts w:cs="Times New Roman"/>
+          <w:sz w:val="21"/>
+          <w:lang w:val="ru-RU"/>
+        </w:rPr>
+        <w:t>пайплайн</w:t>
+      </w:r>
+      <w:proofErr w:type="spellEnd"/>
+      <w:r>
+        <w:rPr>
+          <w:rFonts w:cs="Times New Roman"/>
+          <w:sz w:val="21"/>
+          <w:lang w:val="ru-RU"/>
+        </w:rPr>
+        <w:t>?</w:t>
+      </w:r>
+    </w:p>
+    <w:p>
+      <w:pPr>
+        <w:keepNext/>
+        <w:spacing w:before="120" w:after="120"/>
+        <w:rPr>
+          <w:rFonts w:cs="Times New Roman"/>
+          <w:sz w:val="21"/>
+          <w:lang w:val="ru-RU"/>
+        </w:rPr>
+      </w:pPr>
+    </w:p>
+    <w:p>
+      <w:pPr>
+        <w:keepNext/>
+        <w:spacing w:before="120" w:after="120"/>
+        <w:rPr>
+          <w:rFonts w:cs="Times New Roman"/>
+          <w:sz w:val="21"/>
+        </w:rPr>
+      </w:pPr>
+      <w:r>
+        <w:rPr>
+          <w:rFonts w:cs="Times New Roman"/>
+          <w:sz w:val="21"/>
+          <w:lang w:val="ru-RU"/>
+        </w:rPr>
+        <w:lastRenderedPageBreak/>
+        <w:t>А</w:t>
+      </w:r>
+      <w:r>
+        <w:rPr>
+          <w:rFonts w:cs="Times New Roman"/>
+          <w:sz w:val="21"/>
+        </w:rPr>
+        <w:t>) index.html</w:t>
+      </w:r>
+    </w:p>
+    <w:p>
+      <w:pPr>
+        <w:keepNext/>
+        <w:spacing w:before="120" w:after="120"/>
+        <w:rPr>
+          <w:rFonts w:cs="Times New Roman"/>
+          <w:sz w:val="21"/>
+        </w:rPr>
+      </w:pPr>
+      <w:r>
+        <w:rPr>
+          <w:rFonts w:cs="Times New Roman"/>
+          <w:sz w:val="21"/>
+          <w:lang w:val="ru-RU"/>
+        </w:rPr>
+        <w:t>Б</w:t>
+      </w:r>
+      <w:r>
+        <w:rPr>
+          <w:rFonts w:cs="Times New Roman"/>
+          <w:sz w:val="21"/>
+        </w:rPr>
+        <w:t>) Dockerfile.txt</w:t>
+      </w:r>
+    </w:p>
+    <w:p>
+      <w:pPr>
+        <w:keepNext/>
+        <w:spacing w:before="120" w:after="120"/>
+        <w:rPr>
+          <w:rFonts w:cs="Times New Roman"/>
+          <w:sz w:val="21"/>
+        </w:rPr>
+      </w:pPr>
+      <w:r>
+        <w:rPr>
+          <w:rFonts w:cs="Times New Roman"/>
+          <w:sz w:val="21"/>
+          <w:lang w:val="ru-RU"/>
+        </w:rPr>
+        <w:t>В</w:t>
+      </w:r>
+      <w:r>
+        <w:rPr>
+          <w:rFonts w:cs="Times New Roman"/>
+          <w:sz w:val="21"/>
+        </w:rPr>
+        <w:t>) users.csv</w:t>
+      </w:r>
+    </w:p>
+    <w:p>
+      <w:pPr>
+        <w:keepNext/>
+        <w:spacing w:before="120" w:after="120"/>
+        <w:rPr>
+          <w:rFonts w:cs="Times New Roman"/>
+          <w:sz w:val="21"/>
+          <w:lang w:val="ru-RU"/>
+        </w:rPr>
+      </w:pPr>
+      <w:r>
+        <w:rPr>
+          <w:rFonts w:cs="Times New Roman"/>
+          <w:sz w:val="21"/>
+          <w:lang w:val="ru-RU"/>
+        </w:rPr>
+        <w:t>Г</w:t>
+      </w:r>
+      <w:r>
+        <w:rPr>
+          <w:rFonts w:cs="Times New Roman"/>
+          <w:sz w:val="21"/>
+        </w:rPr>
+        <w:t xml:space="preserve">) </w:t>
+      </w:r>
+      <w:proofErr w:type="spellStart"/>
+      <w:proofErr w:type="gramStart"/>
+      <w:r>
+        <w:rPr>
+          <w:rFonts w:cs="Times New Roman"/>
+          <w:sz w:val="21"/>
+        </w:rPr>
+        <w:t>dvc.yaml</w:t>
+      </w:r>
+      <w:proofErr w:type="spellEnd"/>
+      <w:proofErr w:type="gramEnd"/>
+    </w:p>
+    <w:p>
+      <w:pPr>
+        <w:keepNext/>
+        <w:spacing w:before="120" w:after="120"/>
+        <w:rPr>
+          <w:rFonts w:cs="Times New Roman"/>
+          <w:sz w:val="21"/>
+          <w:lang w:val="ru-RU"/>
+        </w:rPr>
+      </w:pPr>
+      <w:r>
+        <w:rPr>
+          <w:rFonts w:cs="Times New Roman"/>
+          <w:sz w:val="21"/>
+          <w:lang w:val="ru-RU"/>
+        </w:rPr>
+        <w:t>3. Что необходимо для восстановления эксперимента?</w:t>
+      </w:r>
+    </w:p>
+    <w:p>
+      <w:pPr>
+        <w:keepNext/>
+        <w:spacing w:before="120" w:after="120"/>
+        <w:rPr>
+          <w:rFonts w:cs="Times New Roman"/>
+          <w:sz w:val="21"/>
+          <w:lang w:val="ru-RU"/>
+        </w:rPr>
+      </w:pPr>
+      <w:r>
+        <w:rPr>
+          <w:rFonts w:cs="Times New Roman"/>
+          <w:sz w:val="21"/>
+          <w:lang w:val="ru-RU"/>
+        </w:rPr>
+        <w:t>А) Только скриншот метрики</w:t>
+      </w:r>
+    </w:p>
+    <w:p>
+      <w:pPr>
+        <w:keepNext/>
+        <w:spacing w:before="120" w:after="120"/>
+        <w:rPr>
+          <w:rFonts w:cs="Times New Roman"/>
+          <w:sz w:val="21"/>
+          <w:lang w:val="ru-RU"/>
+        </w:rPr>
+      </w:pPr>
+      <w:r>
+        <w:rPr>
+          <w:rFonts w:cs="Times New Roman"/>
+          <w:sz w:val="21"/>
+          <w:lang w:val="ru-RU"/>
+        </w:rPr>
+        <w:t>Б) Только имя модели</w:t>
+      </w:r>
+    </w:p>
+    <w:p>
+      <w:pPr>
+        <w:keepNext/>
+        <w:spacing w:before="120" w:after="120"/>
+        <w:rPr>
+          <w:rFonts w:cs="Times New Roman"/>
+          <w:sz w:val="21"/>
+          <w:lang w:val="ru-RU"/>
+        </w:rPr>
+      </w:pPr>
+      <w:r>
+        <w:rPr>
+          <w:rFonts w:cs="Times New Roman"/>
+          <w:sz w:val="21"/>
+          <w:lang w:val="ru-RU"/>
+        </w:rPr>
+        <w:t>В) Версии кода, данных, параметров и окружения</w:t>
+      </w:r>
+    </w:p>
+    <w:p>
+      <w:pPr>
+        <w:keepNext/>
+        <w:spacing w:before="120" w:after="120"/>
+        <w:rPr>
+          <w:rFonts w:cs="Times New Roman"/>
+          <w:sz w:val="21"/>
+          <w:lang w:val="ru-RU"/>
+        </w:rPr>
+      </w:pPr>
+      <w:r>
+        <w:rPr>
+          <w:rFonts w:cs="Times New Roman"/>
+          <w:sz w:val="21"/>
+          <w:lang w:val="ru-RU"/>
+        </w:rPr>
+        <w:t>Г) Только дата запуска</w:t>
+      </w:r>
+    </w:p>
+    <w:p>
+      <w:pPr>
+        <w:keepNext/>
+        <w:spacing w:before="120" w:after="120"/>
+        <w:rPr>
+          <w:rFonts w:cs="Times New Roman"/>
+          <w:sz w:val="21"/>
+          <w:lang w:val="ru-RU"/>
+        </w:rPr>
+      </w:pPr>
+      <w:r>
+        <w:rPr>
+          <w:rFonts w:cs="Times New Roman"/>
+          <w:sz w:val="21"/>
+          <w:lang w:val="ru-RU"/>
+        </w:rPr>
+        <w:t xml:space="preserve">4. Что такое </w:t>
+      </w:r>
+      <w:proofErr w:type="spellStart"/>
+      <w:r>
+        <w:rPr>
+          <w:rFonts w:cs="Times New Roman"/>
+          <w:sz w:val="21"/>
+          <w:lang w:val="ru-RU"/>
+        </w:rPr>
+        <w:t>Feature</w:t>
+      </w:r>
+      <w:proofErr w:type="spellEnd"/>
+      <w:r>
+        <w:rPr>
+          <w:rFonts w:cs="Times New Roman"/>
+          <w:sz w:val="21"/>
+          <w:lang w:val="ru-RU"/>
+        </w:rPr>
+        <w:t xml:space="preserve"> Store?</w:t>
+      </w:r>
+    </w:p>
+    <w:p>
+      <w:pPr>
+        <w:keepNext/>
+        <w:spacing w:before="120" w:after="120"/>
+        <w:rPr>
+          <w:rFonts w:cs="Times New Roman"/>
+          <w:sz w:val="21"/>
+          <w:lang w:val="ru-RU"/>
+        </w:rPr>
+      </w:pPr>
+      <w:r>
+        <w:rPr>
+          <w:rFonts w:cs="Times New Roman"/>
+          <w:sz w:val="21"/>
+          <w:lang w:val="ru-RU"/>
+        </w:rPr>
+        <w:t xml:space="preserve">А) Хранилище </w:t>
+      </w:r>
+      <w:proofErr w:type="spellStart"/>
+      <w:r>
+        <w:rPr>
+          <w:rFonts w:cs="Times New Roman"/>
+          <w:sz w:val="21"/>
+          <w:lang w:val="ru-RU"/>
+        </w:rPr>
+        <w:t>Docker</w:t>
+      </w:r>
+      <w:proofErr w:type="spellEnd"/>
+      <w:r>
+        <w:rPr>
+          <w:rFonts w:cs="Times New Roman"/>
+          <w:sz w:val="21"/>
+          <w:lang w:val="ru-RU"/>
+        </w:rPr>
+        <w:t>-образов</w:t>
+      </w:r>
+    </w:p>
+    <w:p>
+      <w:pPr>
+        <w:keepNext/>
+        <w:spacing w:before="120" w:after="120"/>
+        <w:rPr>
+          <w:rFonts w:cs="Times New Roman"/>
+          <w:sz w:val="21"/>
+          <w:lang w:val="ru-RU"/>
+        </w:rPr>
+      </w:pPr>
+      <w:r>
+        <w:rPr>
+          <w:rFonts w:cs="Times New Roman"/>
+          <w:sz w:val="21"/>
+          <w:lang w:val="ru-RU"/>
+        </w:rPr>
+        <w:t>Б) Система управления и предоставления признаков</w:t>
+      </w:r>
+    </w:p>
+    <w:p>
+      <w:pPr>
+        <w:keepNext/>
+        <w:spacing w:before="120" w:after="120"/>
+        <w:rPr>
+          <w:rFonts w:cs="Times New Roman"/>
+          <w:sz w:val="21"/>
+          <w:lang w:val="ru-RU"/>
+        </w:rPr>
+      </w:pPr>
+      <w:r>
+        <w:rPr>
+          <w:rFonts w:cs="Times New Roman"/>
+          <w:sz w:val="21"/>
+          <w:lang w:val="ru-RU"/>
+        </w:rPr>
+        <w:t>В) Редактор графиков</w:t>
+      </w:r>
+    </w:p>
+    <w:p>
+      <w:pPr>
+        <w:keepNext/>
+        <w:spacing w:before="120" w:after="120"/>
+        <w:rPr>
+          <w:rFonts w:cs="Times New Roman"/>
+          <w:sz w:val="21"/>
+          <w:lang w:val="ru-RU"/>
+        </w:rPr>
+      </w:pPr>
+      <w:r>
+        <w:rPr>
+          <w:rFonts w:cs="Times New Roman"/>
+          <w:sz w:val="21"/>
+          <w:lang w:val="ru-RU"/>
+        </w:rPr>
+        <w:t>Г) Сервис электронной почты</w:t>
+      </w:r>
+    </w:p>
+    <w:p>
+      <w:pPr>
+        <w:keepNext/>
+        <w:spacing w:before="120" w:after="120"/>
+        <w:rPr>
+          <w:rFonts w:cs="Times New Roman"/>
+          <w:sz w:val="21"/>
+          <w:lang w:val="ru-RU"/>
+        </w:rPr>
+      </w:pPr>
+    </w:p>
+    <w:p>
+      <w:pPr>
+        <w:keepNext/>
+        <w:spacing w:before="120" w:after="120"/>
+        <w:rPr>
+          <w:rFonts w:cs="Times New Roman"/>
+          <w:b/>
+          <w:bCs/>
+          <w:sz w:val="21"/>
+          <w:lang w:val="ru-RU"/>
+        </w:rPr>
+      </w:pPr>
+      <w:r>
+        <w:rPr>
+          <w:rFonts w:cs="Times New Roman"/>
+          <w:b/>
+          <w:bCs/>
+          <w:sz w:val="21"/>
+          <w:lang w:val="ru-RU"/>
+        </w:rPr>
+        <w:t>Тест 5. Управление экспериментами и реестр моделей</w:t>
+      </w:r>
+    </w:p>
+    <w:p>
+      <w:pPr>
+        <w:keepNext/>
+        <w:spacing w:before="120" w:after="120"/>
+        <w:rPr>
+          <w:rFonts w:cs="Times New Roman"/>
+          <w:sz w:val="21"/>
+          <w:lang w:val="ru-RU"/>
+        </w:rPr>
+      </w:pPr>
+    </w:p>
+    <w:p>
+      <w:pPr>
+        <w:keepNext/>
+        <w:spacing w:before="120" w:after="120"/>
+        <w:rPr>
+          <w:rFonts w:cs="Times New Roman"/>
+          <w:sz w:val="21"/>
+          <w:lang w:val="ru-RU"/>
+        </w:rPr>
+      </w:pPr>
+      <w:r>
+        <w:rPr>
+          <w:rFonts w:cs="Times New Roman"/>
+          <w:sz w:val="21"/>
+          <w:lang w:val="ru-RU"/>
+        </w:rPr>
+        <w:t xml:space="preserve">1. Для чего используется </w:t>
+      </w:r>
+      <w:proofErr w:type="spellStart"/>
+      <w:r>
+        <w:rPr>
+          <w:rFonts w:cs="Times New Roman"/>
+          <w:sz w:val="21"/>
+          <w:lang w:val="ru-RU"/>
+        </w:rPr>
+        <w:t>MLflow</w:t>
+      </w:r>
+      <w:proofErr w:type="spellEnd"/>
+      <w:r>
+        <w:rPr>
+          <w:rFonts w:cs="Times New Roman"/>
+          <w:sz w:val="21"/>
+          <w:lang w:val="ru-RU"/>
+        </w:rPr>
+        <w:t xml:space="preserve"> </w:t>
+      </w:r>
+      <w:proofErr w:type="spellStart"/>
+      <w:r>
+        <w:rPr>
+          <w:rFonts w:cs="Times New Roman"/>
+          <w:sz w:val="21"/>
+          <w:lang w:val="ru-RU"/>
+        </w:rPr>
+        <w:t>Tracking</w:t>
+      </w:r>
+      <w:proofErr w:type="spellEnd"/>
+      <w:r>
+        <w:rPr>
+          <w:rFonts w:cs="Times New Roman"/>
+          <w:sz w:val="21"/>
+          <w:lang w:val="ru-RU"/>
+        </w:rPr>
+        <w:t>?</w:t>
+      </w:r>
+    </w:p>
+    <w:p>
+      <w:pPr>
+        <w:keepNext/>
+        <w:spacing w:before="120" w:after="120"/>
+        <w:rPr>
+          <w:rFonts w:cs="Times New Roman"/>
+          <w:sz w:val="21"/>
+          <w:lang w:val="ru-RU"/>
+        </w:rPr>
+      </w:pPr>
+      <w:r>
+        <w:rPr>
+          <w:rFonts w:cs="Times New Roman"/>
+          <w:sz w:val="21"/>
+          <w:lang w:val="ru-RU"/>
+        </w:rPr>
+        <w:t>А) Для написания SQL-запросов</w:t>
+      </w:r>
+    </w:p>
+    <w:p>
+      <w:pPr>
+        <w:keepNext/>
+        <w:spacing w:before="120" w:after="120"/>
+        <w:rPr>
+          <w:rFonts w:cs="Times New Roman"/>
+          <w:sz w:val="21"/>
+          <w:lang w:val="ru-RU"/>
+        </w:rPr>
+      </w:pPr>
+      <w:r>
+        <w:rPr>
+          <w:rFonts w:cs="Times New Roman"/>
+          <w:sz w:val="21"/>
+          <w:lang w:val="ru-RU"/>
+        </w:rPr>
+        <w:t>Б) Для логирования параметров, метрик и артефактов</w:t>
+      </w:r>
+    </w:p>
+    <w:p>
+      <w:pPr>
+        <w:keepNext/>
+        <w:spacing w:before="120" w:after="120"/>
+        <w:rPr>
+          <w:rFonts w:cs="Times New Roman"/>
+          <w:sz w:val="21"/>
+          <w:lang w:val="ru-RU"/>
+        </w:rPr>
+      </w:pPr>
+      <w:r>
+        <w:rPr>
+          <w:rFonts w:cs="Times New Roman"/>
+          <w:sz w:val="21"/>
+          <w:lang w:val="ru-RU"/>
+        </w:rPr>
+        <w:t>В) Для управления сетью</w:t>
+      </w:r>
+    </w:p>
+    <w:p>
+      <w:pPr>
+        <w:keepNext/>
+        <w:spacing w:before="120" w:after="120"/>
+        <w:rPr>
+          <w:rFonts w:cs="Times New Roman"/>
+          <w:sz w:val="21"/>
+          <w:lang w:val="ru-RU"/>
+        </w:rPr>
+      </w:pPr>
+      <w:r>
+        <w:rPr>
+          <w:rFonts w:cs="Times New Roman"/>
+          <w:sz w:val="21"/>
+          <w:lang w:val="ru-RU"/>
+        </w:rPr>
+        <w:t>Г) Для разметки изображений</w:t>
+      </w:r>
+    </w:p>
+    <w:p>
+      <w:pPr>
+        <w:keepNext/>
+        <w:spacing w:before="120" w:after="120"/>
+        <w:rPr>
+          <w:rFonts w:cs="Times New Roman"/>
+          <w:sz w:val="21"/>
+          <w:lang w:val="ru-RU"/>
+        </w:rPr>
+      </w:pPr>
+      <w:r>
+        <w:rPr>
+          <w:rFonts w:cs="Times New Roman"/>
+          <w:sz w:val="21"/>
+          <w:lang w:val="ru-RU"/>
+        </w:rPr>
+        <w:t>2. Что из перечисленного является метрикой?</w:t>
+      </w:r>
+    </w:p>
+    <w:p>
+      <w:pPr>
+        <w:keepNext/>
+        <w:spacing w:before="120" w:after="120"/>
+        <w:rPr>
+          <w:rFonts w:cs="Times New Roman"/>
+          <w:sz w:val="21"/>
+        </w:rPr>
+      </w:pPr>
+      <w:r>
+        <w:rPr>
+          <w:rFonts w:cs="Times New Roman"/>
+          <w:sz w:val="21"/>
+          <w:lang w:val="ru-RU"/>
+        </w:rPr>
+        <w:t>А</w:t>
+      </w:r>
+      <w:r>
+        <w:rPr>
+          <w:rFonts w:cs="Times New Roman"/>
+          <w:sz w:val="21"/>
+        </w:rPr>
+        <w:t>) F1-score</w:t>
+      </w:r>
+    </w:p>
+    <w:p>
+      <w:pPr>
+        <w:keepNext/>
+        <w:spacing w:before="120" w:after="120"/>
+        <w:rPr>
+          <w:rFonts w:cs="Times New Roman"/>
+          <w:sz w:val="21"/>
+        </w:rPr>
+      </w:pPr>
+      <w:r>
+        <w:rPr>
+          <w:rFonts w:cs="Times New Roman"/>
+          <w:sz w:val="21"/>
+          <w:lang w:val="ru-RU"/>
+        </w:rPr>
+        <w:t>Б</w:t>
+      </w:r>
+      <w:r>
+        <w:rPr>
+          <w:rFonts w:cs="Times New Roman"/>
+          <w:sz w:val="21"/>
+        </w:rPr>
+        <w:t xml:space="preserve">) </w:t>
+      </w:r>
+      <w:proofErr w:type="spellStart"/>
+      <w:r>
+        <w:rPr>
+          <w:rFonts w:cs="Times New Roman"/>
+          <w:sz w:val="21"/>
+        </w:rPr>
+        <w:t>learning_rate</w:t>
+      </w:r>
+      <w:proofErr w:type="spellEnd"/>
+    </w:p>
+    <w:p>
+      <w:pPr>
+        <w:keepNext/>
+        <w:spacing w:before="120" w:after="120"/>
+        <w:rPr>
+          <w:rFonts w:cs="Times New Roman"/>
+          <w:sz w:val="21"/>
+          <w:lang w:val="ru-RU"/>
+        </w:rPr>
+      </w:pPr>
+      <w:r>
+        <w:rPr>
+          <w:rFonts w:cs="Times New Roman"/>
+          <w:sz w:val="21"/>
+          <w:lang w:val="ru-RU"/>
+        </w:rPr>
+        <w:t>В) Путь к датасету</w:t>
+      </w:r>
+    </w:p>
+    <w:p>
+      <w:pPr>
+        <w:keepNext/>
+        <w:spacing w:before="120" w:after="120"/>
+        <w:rPr>
+          <w:rFonts w:cs="Times New Roman"/>
+          <w:sz w:val="21"/>
+          <w:lang w:val="ru-RU"/>
+        </w:rPr>
+      </w:pPr>
+      <w:r>
+        <w:rPr>
+          <w:rFonts w:cs="Times New Roman"/>
+          <w:sz w:val="21"/>
+          <w:lang w:val="ru-RU"/>
+        </w:rPr>
+        <w:lastRenderedPageBreak/>
+        <w:t>Г) Имя ветки</w:t>
+      </w:r>
+    </w:p>
+    <w:p>
+      <w:pPr>
+        <w:keepNext/>
+        <w:spacing w:before="120" w:after="120"/>
+        <w:rPr>
+          <w:rFonts w:cs="Times New Roman"/>
+          <w:sz w:val="21"/>
+          <w:lang w:val="ru-RU"/>
+        </w:rPr>
+      </w:pPr>
+      <w:r>
+        <w:rPr>
+          <w:rFonts w:cs="Times New Roman"/>
+          <w:sz w:val="21"/>
+          <w:lang w:val="ru-RU"/>
+        </w:rPr>
+        <w:t>3. Что является артефактом эксперимента?</w:t>
+      </w:r>
+    </w:p>
+    <w:p>
+      <w:pPr>
+        <w:keepNext/>
+        <w:spacing w:before="120" w:after="120"/>
+        <w:rPr>
+          <w:rFonts w:cs="Times New Roman"/>
+          <w:sz w:val="21"/>
+          <w:lang w:val="ru-RU"/>
+        </w:rPr>
+      </w:pPr>
+      <w:r>
+        <w:rPr>
+          <w:rFonts w:cs="Times New Roman"/>
+          <w:sz w:val="21"/>
+          <w:lang w:val="ru-RU"/>
+        </w:rPr>
+        <w:t>А) Только числовой параметр</w:t>
+      </w:r>
+    </w:p>
+    <w:p>
+      <w:pPr>
+        <w:keepNext/>
+        <w:spacing w:before="120" w:after="120"/>
+        <w:rPr>
+          <w:rFonts w:cs="Times New Roman"/>
+          <w:sz w:val="21"/>
+          <w:lang w:val="ru-RU"/>
+        </w:rPr>
+      </w:pPr>
+      <w:r>
+        <w:rPr>
+          <w:rFonts w:cs="Times New Roman"/>
+          <w:sz w:val="21"/>
+          <w:lang w:val="ru-RU"/>
+        </w:rPr>
+        <w:t>Б) Пароль доступа</w:t>
+      </w:r>
+    </w:p>
+    <w:p>
+      <w:pPr>
+        <w:keepNext/>
+        <w:spacing w:before="120" w:after="120"/>
+        <w:rPr>
+          <w:rFonts w:cs="Times New Roman"/>
+          <w:sz w:val="21"/>
+          <w:lang w:val="ru-RU"/>
+        </w:rPr>
+      </w:pPr>
+      <w:r>
+        <w:rPr>
+          <w:rFonts w:cs="Times New Roman"/>
+          <w:sz w:val="21"/>
+          <w:lang w:val="ru-RU"/>
+        </w:rPr>
+        <w:t xml:space="preserve">В) Команда </w:t>
+      </w:r>
+      <w:proofErr w:type="spellStart"/>
+      <w:r>
+        <w:rPr>
+          <w:rFonts w:cs="Times New Roman"/>
+          <w:sz w:val="21"/>
+          <w:lang w:val="ru-RU"/>
+        </w:rPr>
+        <w:t>git</w:t>
+      </w:r>
+      <w:proofErr w:type="spellEnd"/>
+      <w:r>
+        <w:rPr>
+          <w:rFonts w:cs="Times New Roman"/>
+          <w:sz w:val="21"/>
+          <w:lang w:val="ru-RU"/>
+        </w:rPr>
+        <w:t xml:space="preserve"> </w:t>
+      </w:r>
+      <w:proofErr w:type="spellStart"/>
+      <w:r>
+        <w:rPr>
+          <w:rFonts w:cs="Times New Roman"/>
+          <w:sz w:val="21"/>
+          <w:lang w:val="ru-RU"/>
+        </w:rPr>
+        <w:t>clone</w:t>
+      </w:r>
+      <w:proofErr w:type="spellEnd"/>
+    </w:p>
+    <w:p>
+      <w:pPr>
+        <w:keepNext/>
+        <w:spacing w:before="120" w:after="120"/>
+        <w:rPr>
+          <w:rFonts w:cs="Times New Roman"/>
+          <w:sz w:val="21"/>
+          <w:lang w:val="ru-RU"/>
+        </w:rPr>
+      </w:pPr>
+      <w:r>
+        <w:rPr>
+          <w:rFonts w:cs="Times New Roman"/>
+          <w:sz w:val="21"/>
+          <w:lang w:val="ru-RU"/>
+        </w:rPr>
+        <w:t>Г) Файл модели или график</w:t>
+      </w:r>
+    </w:p>
+    <w:p>
+      <w:pPr>
+        <w:keepNext/>
+        <w:spacing w:before="120" w:after="120"/>
+        <w:rPr>
+          <w:rFonts w:cs="Times New Roman"/>
+          <w:sz w:val="21"/>
+          <w:lang w:val="ru-RU"/>
+        </w:rPr>
+      </w:pPr>
+      <w:r>
+        <w:rPr>
+          <w:rFonts w:cs="Times New Roman"/>
+          <w:sz w:val="21"/>
+          <w:lang w:val="ru-RU"/>
+        </w:rPr>
+        <w:t>4. Для чего нужен реестр моделей?</w:t>
+      </w:r>
+    </w:p>
+    <w:p>
+      <w:pPr>
+        <w:keepNext/>
+        <w:spacing w:before="120" w:after="120"/>
+        <w:rPr>
+          <w:rFonts w:cs="Times New Roman"/>
+          <w:sz w:val="21"/>
+          <w:lang w:val="ru-RU"/>
+        </w:rPr>
+      </w:pPr>
+      <w:r>
+        <w:rPr>
+          <w:rFonts w:cs="Times New Roman"/>
+          <w:sz w:val="21"/>
+          <w:lang w:val="ru-RU"/>
+        </w:rPr>
+        <w:t>А) Для хранения пользователей Linux</w:t>
+      </w:r>
+    </w:p>
+    <w:p>
+      <w:pPr>
+        <w:keepNext/>
+        <w:spacing w:before="120" w:after="120"/>
+        <w:rPr>
+          <w:rFonts w:cs="Times New Roman"/>
+          <w:sz w:val="21"/>
+          <w:lang w:val="ru-RU"/>
+        </w:rPr>
+      </w:pPr>
+      <w:r>
+        <w:rPr>
+          <w:rFonts w:cs="Times New Roman"/>
+          <w:sz w:val="21"/>
+          <w:lang w:val="ru-RU"/>
+        </w:rPr>
+        <w:t>Б) Для построения REST API</w:t>
+      </w:r>
+    </w:p>
+    <w:p>
+      <w:pPr>
+        <w:keepNext/>
+        <w:spacing w:before="120" w:after="120"/>
+        <w:rPr>
+          <w:rFonts w:cs="Times New Roman"/>
+          <w:sz w:val="21"/>
+          <w:lang w:val="ru-RU"/>
+        </w:rPr>
+      </w:pPr>
+      <w:r>
+        <w:rPr>
+          <w:rFonts w:cs="Times New Roman"/>
+          <w:sz w:val="21"/>
+          <w:lang w:val="ru-RU"/>
+        </w:rPr>
+        <w:t>В) Для управления версиями и стадиями моделей</w:t>
+      </w:r>
+    </w:p>
+    <w:p>
+      <w:pPr>
+        <w:keepNext/>
+        <w:spacing w:before="120" w:after="120"/>
+        <w:rPr>
+          <w:rFonts w:cs="Times New Roman"/>
+          <w:sz w:val="21"/>
+          <w:lang w:val="ru-RU"/>
+        </w:rPr>
+      </w:pPr>
+      <w:r>
+        <w:rPr>
+          <w:rFonts w:cs="Times New Roman"/>
+          <w:sz w:val="21"/>
+          <w:lang w:val="ru-RU"/>
+        </w:rPr>
+        <w:t>Г) Для удаления логов</w:t>
+      </w:r>
+    </w:p>
+    <w:p>
+      <w:pPr>
+        <w:keepNext/>
+        <w:spacing w:before="120" w:after="120"/>
+        <w:rPr>
+          <w:rFonts w:cs="Times New Roman"/>
+          <w:sz w:val="21"/>
+          <w:lang w:val="ru-RU"/>
+        </w:rPr>
+      </w:pPr>
+    </w:p>
+    <w:p>
+      <w:pPr>
+        <w:keepNext/>
+        <w:spacing w:before="120" w:after="120"/>
+        <w:rPr>
+          <w:rFonts w:cs="Times New Roman"/>
+          <w:b/>
+          <w:bCs/>
+          <w:sz w:val="21"/>
+          <w:lang w:val="ru-RU"/>
+        </w:rPr>
+      </w:pPr>
+      <w:r>
+        <w:rPr>
+          <w:rFonts w:cs="Times New Roman"/>
+          <w:b/>
+          <w:bCs/>
+          <w:sz w:val="21"/>
+          <w:lang w:val="ru-RU"/>
+        </w:rPr>
+        <w:t>Тест 6. API и контейнеризация</w:t>
+      </w:r>
+    </w:p>
+    <w:p>
+      <w:pPr>
+        <w:keepNext/>
+        <w:spacing w:before="120" w:after="120"/>
+        <w:rPr>
+          <w:rFonts w:cs="Times New Roman"/>
+          <w:sz w:val="21"/>
+          <w:lang w:val="ru-RU"/>
+        </w:rPr>
+      </w:pPr>
+      <w:r>
+        <w:rPr>
+          <w:rFonts w:cs="Times New Roman"/>
+          <w:sz w:val="21"/>
+          <w:lang w:val="ru-RU"/>
+        </w:rPr>
+        <w:t xml:space="preserve">1. Что такое </w:t>
+      </w:r>
+      <w:proofErr w:type="spellStart"/>
+      <w:r>
+        <w:rPr>
+          <w:rFonts w:cs="Times New Roman"/>
+          <w:sz w:val="21"/>
+          <w:lang w:val="ru-RU"/>
+        </w:rPr>
+        <w:t>инференс</w:t>
+      </w:r>
+      <w:proofErr w:type="spellEnd"/>
+      <w:r>
+        <w:rPr>
+          <w:rFonts w:cs="Times New Roman"/>
+          <w:sz w:val="21"/>
+          <w:lang w:val="ru-RU"/>
+        </w:rPr>
+        <w:t>?</w:t>
+      </w:r>
+    </w:p>
+    <w:p>
+      <w:pPr>
+        <w:keepNext/>
+        <w:spacing w:before="120" w:after="120"/>
+        <w:rPr>
+          <w:rFonts w:cs="Times New Roman"/>
+          <w:sz w:val="21"/>
+          <w:lang w:val="ru-RU"/>
+        </w:rPr>
+      </w:pPr>
+      <w:r>
+        <w:rPr>
+          <w:rFonts w:cs="Times New Roman"/>
+          <w:sz w:val="21"/>
+          <w:lang w:val="ru-RU"/>
+        </w:rPr>
+        <w:t>А) Изменение структуры таблицы</w:t>
+      </w:r>
+    </w:p>
+    <w:p>
+      <w:pPr>
+        <w:keepNext/>
+        <w:spacing w:before="120" w:after="120"/>
+        <w:rPr>
+          <w:rFonts w:cs="Times New Roman"/>
+          <w:sz w:val="21"/>
+          <w:lang w:val="ru-RU"/>
+        </w:rPr>
+      </w:pPr>
+      <w:r>
+        <w:rPr>
+          <w:rFonts w:cs="Times New Roman"/>
+          <w:sz w:val="21"/>
+          <w:lang w:val="ru-RU"/>
+        </w:rPr>
+        <w:t>Б) Установка операционной системы</w:t>
+      </w:r>
+    </w:p>
+    <w:p>
+      <w:pPr>
+        <w:keepNext/>
+        <w:spacing w:before="120" w:after="120"/>
+        <w:rPr>
+          <w:rFonts w:cs="Times New Roman"/>
+          <w:sz w:val="21"/>
+          <w:lang w:val="ru-RU"/>
+        </w:rPr>
+      </w:pPr>
+      <w:r>
+        <w:rPr>
+          <w:rFonts w:cs="Times New Roman"/>
+          <w:sz w:val="21"/>
+          <w:lang w:val="ru-RU"/>
+        </w:rPr>
+        <w:t>В) Применение обученной модели к новым данным</w:t>
+      </w:r>
+    </w:p>
+    <w:p>
+      <w:pPr>
+        <w:keepNext/>
+        <w:spacing w:before="120" w:after="120"/>
+        <w:rPr>
+          <w:rFonts w:cs="Times New Roman"/>
+          <w:sz w:val="21"/>
+          <w:lang w:val="ru-RU"/>
+        </w:rPr>
+      </w:pPr>
+      <w:r>
+        <w:rPr>
+          <w:rFonts w:cs="Times New Roman"/>
+          <w:sz w:val="21"/>
+          <w:lang w:val="ru-RU"/>
+        </w:rPr>
+        <w:t>Г) Разметка исходного кода</w:t>
+      </w:r>
+    </w:p>
+    <w:p>
+      <w:pPr>
+        <w:keepNext/>
+        <w:spacing w:before="120" w:after="120"/>
+        <w:rPr>
+          <w:rFonts w:cs="Times New Roman"/>
+          <w:sz w:val="21"/>
+          <w:lang w:val="ru-RU"/>
+        </w:rPr>
+      </w:pPr>
+      <w:r>
+        <w:rPr>
+          <w:rFonts w:cs="Times New Roman"/>
+          <w:sz w:val="21"/>
+          <w:lang w:val="ru-RU"/>
+        </w:rPr>
+        <w:t xml:space="preserve">2. Для чего нужен </w:t>
+      </w:r>
+      <w:proofErr w:type="spellStart"/>
+      <w:r>
+        <w:rPr>
+          <w:rFonts w:cs="Times New Roman"/>
+          <w:sz w:val="21"/>
+          <w:lang w:val="ru-RU"/>
+        </w:rPr>
+        <w:t>endpoint</w:t>
+      </w:r>
+      <w:proofErr w:type="spellEnd"/>
+      <w:r>
+        <w:rPr>
+          <w:rFonts w:cs="Times New Roman"/>
+          <w:sz w:val="21"/>
+          <w:lang w:val="ru-RU"/>
+        </w:rPr>
+        <w:t xml:space="preserve"> /</w:t>
+      </w:r>
+      <w:proofErr w:type="spellStart"/>
+      <w:r>
+        <w:rPr>
+          <w:rFonts w:cs="Times New Roman"/>
+          <w:sz w:val="21"/>
+          <w:lang w:val="ru-RU"/>
+        </w:rPr>
+        <w:t>health</w:t>
+      </w:r>
+      <w:proofErr w:type="spellEnd"/>
+      <w:r>
+        <w:rPr>
+          <w:rFonts w:cs="Times New Roman"/>
+          <w:sz w:val="21"/>
+          <w:lang w:val="ru-RU"/>
+        </w:rPr>
+        <w:t>?</w:t>
+      </w:r>
+    </w:p>
+    <w:p>
+      <w:pPr>
+        <w:keepNext/>
+        <w:spacing w:before="120" w:after="120"/>
+        <w:rPr>
+          <w:rFonts w:cs="Times New Roman"/>
+          <w:sz w:val="21"/>
+          <w:lang w:val="ru-RU"/>
+        </w:rPr>
+      </w:pPr>
+      <w:r>
+        <w:rPr>
+          <w:rFonts w:cs="Times New Roman"/>
+          <w:sz w:val="21"/>
+          <w:lang w:val="ru-RU"/>
+        </w:rPr>
+        <w:t>А) Для переобучения модели</w:t>
+      </w:r>
+    </w:p>
+    <w:p>
+      <w:pPr>
+        <w:keepNext/>
+        <w:spacing w:before="120" w:after="120"/>
+        <w:rPr>
+          <w:rFonts w:cs="Times New Roman"/>
+          <w:sz w:val="21"/>
+          <w:lang w:val="ru-RU"/>
+        </w:rPr>
+      </w:pPr>
+      <w:r>
+        <w:rPr>
+          <w:rFonts w:cs="Times New Roman"/>
+          <w:sz w:val="21"/>
+          <w:lang w:val="ru-RU"/>
+        </w:rPr>
+        <w:t>Б) Для удаления датасета</w:t>
+      </w:r>
+    </w:p>
+    <w:p>
+      <w:pPr>
+        <w:keepNext/>
+        <w:spacing w:before="120" w:after="120"/>
+        <w:rPr>
+          <w:rFonts w:cs="Times New Roman"/>
+          <w:sz w:val="21"/>
+          <w:lang w:val="ru-RU"/>
+        </w:rPr>
+      </w:pPr>
+      <w:r>
+        <w:rPr>
+          <w:rFonts w:cs="Times New Roman"/>
+          <w:sz w:val="21"/>
+          <w:lang w:val="ru-RU"/>
+        </w:rPr>
+        <w:t xml:space="preserve">В) Для создания </w:t>
+      </w:r>
+      <w:proofErr w:type="spellStart"/>
+      <w:r>
+        <w:rPr>
+          <w:rFonts w:cs="Times New Roman"/>
+          <w:sz w:val="21"/>
+          <w:lang w:val="ru-RU"/>
+        </w:rPr>
+        <w:t>Git</w:t>
+      </w:r>
+      <w:proofErr w:type="spellEnd"/>
+      <w:r>
+        <w:rPr>
+          <w:rFonts w:cs="Times New Roman"/>
+          <w:sz w:val="21"/>
+          <w:lang w:val="ru-RU"/>
+        </w:rPr>
+        <w:t>-ветки</w:t>
+      </w:r>
+    </w:p>
+    <w:p>
+      <w:pPr>
+        <w:keepNext/>
+        <w:spacing w:before="120" w:after="120"/>
+        <w:rPr>
+          <w:rFonts w:cs="Times New Roman"/>
+          <w:sz w:val="21"/>
+          <w:lang w:val="ru-RU"/>
+        </w:rPr>
+      </w:pPr>
+      <w:r>
+        <w:rPr>
+          <w:rFonts w:cs="Times New Roman"/>
+          <w:sz w:val="21"/>
+          <w:lang w:val="ru-RU"/>
+        </w:rPr>
+        <w:t>Г) Для проверки доступности сервиса</w:t>
+      </w:r>
+    </w:p>
+    <w:p>
+      <w:pPr>
+        <w:keepNext/>
+        <w:spacing w:before="120" w:after="120"/>
+        <w:rPr>
+          <w:rFonts w:cs="Times New Roman"/>
+          <w:sz w:val="21"/>
+          <w:lang w:val="ru-RU"/>
+        </w:rPr>
+      </w:pPr>
+      <w:r>
+        <w:rPr>
+          <w:rFonts w:cs="Times New Roman"/>
+          <w:sz w:val="21"/>
+          <w:lang w:val="ru-RU"/>
+        </w:rPr>
+        <w:t xml:space="preserve">3. Что описывает </w:t>
+      </w:r>
+      <w:proofErr w:type="spellStart"/>
+      <w:r>
+        <w:rPr>
+          <w:rFonts w:cs="Times New Roman"/>
+          <w:sz w:val="21"/>
+          <w:lang w:val="ru-RU"/>
+        </w:rPr>
+        <w:t>Dockerfile</w:t>
+      </w:r>
+      <w:proofErr w:type="spellEnd"/>
+      <w:r>
+        <w:rPr>
+          <w:rFonts w:cs="Times New Roman"/>
+          <w:sz w:val="21"/>
+          <w:lang w:val="ru-RU"/>
+        </w:rPr>
+        <w:t>?</w:t>
+      </w:r>
+    </w:p>
+    <w:p>
+      <w:pPr>
+        <w:keepNext/>
+        <w:spacing w:before="120" w:after="120"/>
+        <w:rPr>
+          <w:rFonts w:cs="Times New Roman"/>
+          <w:sz w:val="21"/>
+          <w:lang w:val="ru-RU"/>
+        </w:rPr>
+      </w:pPr>
+      <w:r>
+        <w:rPr>
+          <w:rFonts w:cs="Times New Roman"/>
+          <w:sz w:val="21"/>
+          <w:lang w:val="ru-RU"/>
+        </w:rPr>
+        <w:t>А) Схему базы данных</w:t>
+      </w:r>
+    </w:p>
+    <w:p>
+      <w:pPr>
+        <w:keepNext/>
+        <w:spacing w:before="120" w:after="120"/>
+        <w:rPr>
+          <w:rFonts w:cs="Times New Roman"/>
+          <w:sz w:val="21"/>
+          <w:lang w:val="ru-RU"/>
+        </w:rPr>
+      </w:pPr>
+      <w:r>
+        <w:rPr>
+          <w:rFonts w:cs="Times New Roman"/>
+          <w:sz w:val="21"/>
+          <w:lang w:val="ru-RU"/>
+        </w:rPr>
+        <w:t>Б) Шаги сборки образа</w:t>
+      </w:r>
+    </w:p>
+    <w:p>
+      <w:pPr>
+        <w:keepNext/>
+        <w:spacing w:before="120" w:after="120"/>
+        <w:rPr>
+          <w:rFonts w:cs="Times New Roman"/>
+          <w:sz w:val="21"/>
+          <w:lang w:val="ru-RU"/>
+        </w:rPr>
+      </w:pPr>
+      <w:r>
+        <w:rPr>
+          <w:rFonts w:cs="Times New Roman"/>
+          <w:sz w:val="21"/>
+          <w:lang w:val="ru-RU"/>
+        </w:rPr>
+        <w:lastRenderedPageBreak/>
+        <w:t>В) Только список метрик</w:t>
+      </w:r>
+    </w:p>
+    <w:p>
+      <w:pPr>
+        <w:keepNext/>
+        <w:spacing w:before="120" w:after="120"/>
+        <w:rPr>
+          <w:rFonts w:cs="Times New Roman"/>
+          <w:sz w:val="21"/>
+          <w:lang w:val="ru-RU"/>
+        </w:rPr>
+      </w:pPr>
+      <w:r>
+        <w:rPr>
+          <w:rFonts w:cs="Times New Roman"/>
+          <w:sz w:val="21"/>
+          <w:lang w:val="ru-RU"/>
+        </w:rPr>
+        <w:t>Г) Политику паролей</w:t>
+      </w:r>
+    </w:p>
+    <w:p>
+      <w:pPr>
+        <w:keepNext/>
+        <w:spacing w:before="120" w:after="120"/>
+        <w:rPr>
+          <w:rFonts w:cs="Times New Roman"/>
+          <w:sz w:val="21"/>
+          <w:lang w:val="ru-RU"/>
+        </w:rPr>
+      </w:pPr>
+      <w:r>
+        <w:rPr>
+          <w:rFonts w:cs="Times New Roman"/>
+          <w:sz w:val="21"/>
+          <w:lang w:val="ru-RU"/>
+        </w:rPr>
+        <w:t xml:space="preserve">4. Для чего используется </w:t>
+      </w:r>
+      <w:proofErr w:type="spellStart"/>
+      <w:r>
+        <w:rPr>
+          <w:rFonts w:cs="Times New Roman"/>
+          <w:sz w:val="21"/>
+          <w:lang w:val="ru-RU"/>
+        </w:rPr>
+        <w:t>Docker</w:t>
+      </w:r>
+      <w:proofErr w:type="spellEnd"/>
+      <w:r>
+        <w:rPr>
+          <w:rFonts w:cs="Times New Roman"/>
+          <w:sz w:val="21"/>
+          <w:lang w:val="ru-RU"/>
+        </w:rPr>
+        <w:t xml:space="preserve"> </w:t>
+      </w:r>
+      <w:proofErr w:type="spellStart"/>
+      <w:r>
+        <w:rPr>
+          <w:rFonts w:cs="Times New Roman"/>
+          <w:sz w:val="21"/>
+          <w:lang w:val="ru-RU"/>
+        </w:rPr>
+        <w:t>Compose</w:t>
+      </w:r>
+      <w:proofErr w:type="spellEnd"/>
+      <w:r>
+        <w:rPr>
+          <w:rFonts w:cs="Times New Roman"/>
+          <w:sz w:val="21"/>
+          <w:lang w:val="ru-RU"/>
+        </w:rPr>
+        <w:t>?</w:t>
+      </w:r>
+    </w:p>
+    <w:p>
+      <w:pPr>
+        <w:keepNext/>
+        <w:spacing w:before="120" w:after="120"/>
+        <w:rPr>
+          <w:rFonts w:cs="Times New Roman"/>
+          <w:sz w:val="21"/>
+          <w:lang w:val="ru-RU"/>
+        </w:rPr>
+      </w:pPr>
+      <w:r>
+        <w:rPr>
+          <w:rFonts w:cs="Times New Roman"/>
+          <w:sz w:val="21"/>
+          <w:lang w:val="ru-RU"/>
+        </w:rPr>
+        <w:t>А) Для совместного запуска нескольких компонентов</w:t>
+      </w:r>
+    </w:p>
+    <w:p>
+      <w:pPr>
+        <w:keepNext/>
+        <w:spacing w:before="120" w:after="120"/>
+        <w:rPr>
+          <w:rFonts w:cs="Times New Roman"/>
+          <w:sz w:val="21"/>
+          <w:lang w:val="ru-RU"/>
+        </w:rPr>
+      </w:pPr>
+      <w:r>
+        <w:rPr>
+          <w:rFonts w:cs="Times New Roman"/>
+          <w:sz w:val="21"/>
+          <w:lang w:val="ru-RU"/>
+        </w:rPr>
+        <w:t>Б) Для редактирования модели</w:t>
+      </w:r>
+    </w:p>
+    <w:p>
+      <w:pPr>
+        <w:keepNext/>
+        <w:spacing w:before="120" w:after="120"/>
+        <w:rPr>
+          <w:rFonts w:cs="Times New Roman"/>
+          <w:sz w:val="21"/>
+          <w:lang w:val="ru-RU"/>
+        </w:rPr>
+      </w:pPr>
+      <w:r>
+        <w:rPr>
+          <w:rFonts w:cs="Times New Roman"/>
+          <w:sz w:val="21"/>
+          <w:lang w:val="ru-RU"/>
+        </w:rPr>
+        <w:t>В) Для тестирования только SQL</w:t>
+      </w:r>
+    </w:p>
+    <w:p>
+      <w:pPr>
+        <w:keepNext/>
+        <w:spacing w:before="120" w:after="120"/>
+        <w:rPr>
+          <w:rFonts w:cs="Times New Roman"/>
+          <w:sz w:val="21"/>
+          <w:lang w:val="ru-RU"/>
+        </w:rPr>
+      </w:pPr>
+      <w:r>
+        <w:rPr>
+          <w:rFonts w:cs="Times New Roman"/>
+          <w:sz w:val="21"/>
+          <w:lang w:val="ru-RU"/>
+        </w:rPr>
+        <w:t>Г) Для хранения презентаций</w:t>
+      </w:r>
+    </w:p>
+    <w:p>
+      <w:pPr>
+        <w:keepNext/>
+        <w:spacing w:before="120" w:after="120"/>
+        <w:rPr>
+          <w:rFonts w:cs="Times New Roman"/>
+          <w:sz w:val="21"/>
+          <w:lang w:val="ru-RU"/>
+        </w:rPr>
+      </w:pPr>
+    </w:p>
+    <w:p>
+      <w:pPr>
+        <w:keepNext/>
+        <w:spacing w:before="120" w:after="120"/>
+        <w:rPr>
+          <w:rFonts w:cs="Times New Roman"/>
+          <w:b/>
+          <w:bCs/>
+          <w:sz w:val="21"/>
+          <w:lang w:val="ru-RU"/>
+        </w:rPr>
+      </w:pPr>
+      <w:r>
+        <w:rPr>
+          <w:rFonts w:cs="Times New Roman"/>
+          <w:b/>
+          <w:bCs/>
+          <w:sz w:val="21"/>
+          <w:lang w:val="ru-RU"/>
+        </w:rPr>
+        <w:t xml:space="preserve">Тест 7. Стратегии развёртывания и </w:t>
+      </w:r>
+      <w:proofErr w:type="spellStart"/>
+      <w:r>
+        <w:rPr>
+          <w:rFonts w:cs="Times New Roman"/>
+          <w:b/>
+          <w:bCs/>
+          <w:sz w:val="21"/>
+          <w:lang w:val="ru-RU"/>
+        </w:rPr>
+        <w:t>оркестрация</w:t>
+      </w:r>
+      <w:proofErr w:type="spellEnd"/>
+    </w:p>
+    <w:p>
+      <w:pPr>
+        <w:keepNext/>
+        <w:spacing w:before="120" w:after="120"/>
+        <w:rPr>
+          <w:rFonts w:cs="Times New Roman"/>
+          <w:sz w:val="21"/>
+          <w:lang w:val="ru-RU"/>
+        </w:rPr>
+      </w:pPr>
+      <w:r>
+        <w:rPr>
+          <w:rFonts w:cs="Times New Roman"/>
+          <w:sz w:val="21"/>
+          <w:lang w:val="ru-RU"/>
+        </w:rPr>
+        <w:t xml:space="preserve">1. Что предполагает </w:t>
+      </w:r>
+      <w:proofErr w:type="spellStart"/>
+      <w:r>
+        <w:rPr>
+          <w:rFonts w:cs="Times New Roman"/>
+          <w:sz w:val="21"/>
+          <w:lang w:val="ru-RU"/>
+        </w:rPr>
+        <w:t>blue-green</w:t>
+      </w:r>
+      <w:proofErr w:type="spellEnd"/>
+      <w:r>
+        <w:rPr>
+          <w:rFonts w:cs="Times New Roman"/>
+          <w:sz w:val="21"/>
+          <w:lang w:val="ru-RU"/>
+        </w:rPr>
+        <w:t xml:space="preserve"> </w:t>
+      </w:r>
+      <w:proofErr w:type="spellStart"/>
+      <w:r>
+        <w:rPr>
+          <w:rFonts w:cs="Times New Roman"/>
+          <w:sz w:val="21"/>
+          <w:lang w:val="ru-RU"/>
+        </w:rPr>
+        <w:t>deployment</w:t>
+      </w:r>
+      <w:proofErr w:type="spellEnd"/>
+      <w:r>
+        <w:rPr>
+          <w:rFonts w:cs="Times New Roman"/>
+          <w:sz w:val="21"/>
+          <w:lang w:val="ru-RU"/>
+        </w:rPr>
+        <w:t>?</w:t>
+      </w:r>
+    </w:p>
+    <w:p>
+      <w:pPr>
+        <w:keepNext/>
+        <w:spacing w:before="120" w:after="120"/>
+        <w:rPr>
+          <w:rFonts w:cs="Times New Roman"/>
+          <w:sz w:val="21"/>
+          <w:lang w:val="ru-RU"/>
+        </w:rPr>
+      </w:pPr>
+      <w:r>
+        <w:rPr>
+          <w:rFonts w:cs="Times New Roman"/>
+          <w:sz w:val="21"/>
+          <w:lang w:val="ru-RU"/>
+        </w:rPr>
+        <w:t>А) Обучение двух моделей без сервиса</w:t>
+      </w:r>
+    </w:p>
+    <w:p>
+      <w:pPr>
+        <w:keepNext/>
+        <w:spacing w:before="120" w:after="120"/>
+        <w:rPr>
+          <w:rFonts w:cs="Times New Roman"/>
+          <w:sz w:val="21"/>
+          <w:lang w:val="ru-RU"/>
+        </w:rPr>
+      </w:pPr>
+      <w:r>
+        <w:rPr>
+          <w:rFonts w:cs="Times New Roman"/>
+          <w:sz w:val="21"/>
+          <w:lang w:val="ru-RU"/>
+        </w:rPr>
+        <w:t>Б) Удаление старой версии до тестов</w:t>
+      </w:r>
+    </w:p>
+    <w:p>
+      <w:pPr>
+        <w:keepNext/>
+        <w:spacing w:before="120" w:after="120"/>
+        <w:rPr>
+          <w:rFonts w:cs="Times New Roman"/>
+          <w:sz w:val="21"/>
+          <w:lang w:val="ru-RU"/>
+        </w:rPr>
+      </w:pPr>
+      <w:r>
+        <w:rPr>
+          <w:rFonts w:cs="Times New Roman"/>
+          <w:sz w:val="21"/>
+          <w:lang w:val="ru-RU"/>
+        </w:rPr>
+        <w:t>В) Только ручной запуск</w:t>
+      </w:r>
+    </w:p>
+    <w:p>
+      <w:pPr>
+        <w:keepNext/>
+        <w:spacing w:before="120" w:after="120"/>
+        <w:rPr>
+          <w:rFonts w:cs="Times New Roman"/>
+          <w:sz w:val="21"/>
+          <w:lang w:val="ru-RU"/>
+        </w:rPr>
+      </w:pPr>
+      <w:r>
+        <w:rPr>
+          <w:rFonts w:cs="Times New Roman"/>
+          <w:sz w:val="21"/>
+          <w:lang w:val="ru-RU"/>
+        </w:rPr>
+        <w:t>Г) Два окружения с переключением трафика</w:t>
+      </w:r>
+    </w:p>
+    <w:p>
+      <w:pPr>
+        <w:keepNext/>
+        <w:spacing w:before="120" w:after="120"/>
+        <w:rPr>
+          <w:rFonts w:cs="Times New Roman"/>
+          <w:sz w:val="21"/>
+          <w:lang w:val="ru-RU"/>
+        </w:rPr>
+      </w:pPr>
+      <w:r>
+        <w:rPr>
+          <w:rFonts w:cs="Times New Roman"/>
+          <w:sz w:val="21"/>
+          <w:lang w:val="ru-RU"/>
+        </w:rPr>
+        <w:t xml:space="preserve">2. Что такое </w:t>
+      </w:r>
+      <w:proofErr w:type="spellStart"/>
+      <w:r>
+        <w:rPr>
+          <w:rFonts w:cs="Times New Roman"/>
+          <w:sz w:val="21"/>
+          <w:lang w:val="ru-RU"/>
+        </w:rPr>
+        <w:t>canary</w:t>
+      </w:r>
+      <w:proofErr w:type="spellEnd"/>
+      <w:r>
+        <w:rPr>
+          <w:rFonts w:cs="Times New Roman"/>
+          <w:sz w:val="21"/>
+          <w:lang w:val="ru-RU"/>
+        </w:rPr>
+        <w:t xml:space="preserve"> </w:t>
+      </w:r>
+      <w:proofErr w:type="spellStart"/>
+      <w:r>
+        <w:rPr>
+          <w:rFonts w:cs="Times New Roman"/>
+          <w:sz w:val="21"/>
+          <w:lang w:val="ru-RU"/>
+        </w:rPr>
+        <w:t>release</w:t>
+      </w:r>
+      <w:proofErr w:type="spellEnd"/>
+      <w:r>
+        <w:rPr>
+          <w:rFonts w:cs="Times New Roman"/>
+          <w:sz w:val="21"/>
+          <w:lang w:val="ru-RU"/>
+        </w:rPr>
+        <w:t>?</w:t>
+      </w:r>
+    </w:p>
+    <w:p>
+      <w:pPr>
+        <w:keepNext/>
+        <w:spacing w:before="120" w:after="120"/>
+        <w:rPr>
+          <w:rFonts w:cs="Times New Roman"/>
+          <w:sz w:val="21"/>
+          <w:lang w:val="ru-RU"/>
+        </w:rPr>
+      </w:pPr>
+      <w:r>
+        <w:rPr>
+          <w:rFonts w:cs="Times New Roman"/>
+          <w:sz w:val="21"/>
+          <w:lang w:val="ru-RU"/>
+        </w:rPr>
+        <w:t>А) Полная остановка сервиса</w:t>
+      </w:r>
+    </w:p>
+    <w:p>
+      <w:pPr>
+        <w:keepNext/>
+        <w:spacing w:before="120" w:after="120"/>
+        <w:rPr>
+          <w:rFonts w:cs="Times New Roman"/>
+          <w:sz w:val="21"/>
+          <w:lang w:val="ru-RU"/>
+        </w:rPr>
+      </w:pPr>
+      <w:r>
+        <w:rPr>
+          <w:rFonts w:cs="Times New Roman"/>
+          <w:sz w:val="21"/>
+          <w:lang w:val="ru-RU"/>
+        </w:rPr>
+        <w:t>Б) Сжатие датасета</w:t>
+      </w:r>
+    </w:p>
+    <w:p>
+      <w:pPr>
+        <w:keepNext/>
+        <w:spacing w:before="120" w:after="120"/>
+        <w:rPr>
+          <w:rFonts w:cs="Times New Roman"/>
+          <w:sz w:val="21"/>
+          <w:lang w:val="ru-RU"/>
+        </w:rPr>
+      </w:pPr>
+      <w:r>
+        <w:rPr>
+          <w:rFonts w:cs="Times New Roman"/>
+          <w:sz w:val="21"/>
+          <w:lang w:val="ru-RU"/>
+        </w:rPr>
+        <w:t>В) Постепенное направление части трафика на новую версию</w:t>
+      </w:r>
+    </w:p>
+    <w:p>
+      <w:pPr>
+        <w:keepNext/>
+        <w:spacing w:before="120" w:after="120"/>
+        <w:rPr>
+          <w:rFonts w:cs="Times New Roman"/>
+          <w:sz w:val="21"/>
+          <w:lang w:val="ru-RU"/>
+        </w:rPr>
+      </w:pPr>
+      <w:r>
+        <w:rPr>
+          <w:rFonts w:cs="Times New Roman"/>
+          <w:sz w:val="21"/>
+          <w:lang w:val="ru-RU"/>
+        </w:rPr>
+        <w:t>Г) Копирование README</w:t>
+      </w:r>
+    </w:p>
+    <w:p>
+      <w:pPr>
+        <w:keepNext/>
+        <w:spacing w:before="120" w:after="120"/>
+        <w:rPr>
+          <w:rFonts w:cs="Times New Roman"/>
+          <w:sz w:val="21"/>
+          <w:lang w:val="ru-RU"/>
+        </w:rPr>
+      </w:pPr>
+      <w:r>
+        <w:rPr>
+          <w:rFonts w:cs="Times New Roman"/>
+          <w:sz w:val="21"/>
+          <w:lang w:val="ru-RU"/>
+        </w:rPr>
+        <w:t>3. Когда следует выполнять откат?</w:t>
+      </w:r>
+    </w:p>
+    <w:p>
+      <w:pPr>
+        <w:keepNext/>
+        <w:spacing w:before="120" w:after="120"/>
+        <w:rPr>
+          <w:rFonts w:cs="Times New Roman"/>
+          <w:sz w:val="21"/>
+          <w:lang w:val="ru-RU"/>
+        </w:rPr>
+      </w:pPr>
+      <w:r>
+        <w:rPr>
+          <w:rFonts w:cs="Times New Roman"/>
+          <w:sz w:val="21"/>
+          <w:lang w:val="ru-RU"/>
+        </w:rPr>
+        <w:t>А) При нарушении критериев качества или доступности</w:t>
+      </w:r>
+    </w:p>
+    <w:p>
+      <w:pPr>
+        <w:keepNext/>
+        <w:spacing w:before="120" w:after="120"/>
+        <w:rPr>
+          <w:rFonts w:cs="Times New Roman"/>
+          <w:sz w:val="21"/>
+          <w:lang w:val="ru-RU"/>
+        </w:rPr>
+      </w:pPr>
+      <w:r>
+        <w:rPr>
+          <w:rFonts w:cs="Times New Roman"/>
+          <w:sz w:val="21"/>
+          <w:lang w:val="ru-RU"/>
+        </w:rPr>
+        <w:t>Б) После каждого успешного теста</w:t>
+      </w:r>
+    </w:p>
+    <w:p>
+      <w:pPr>
+        <w:keepNext/>
+        <w:spacing w:before="120" w:after="120"/>
+        <w:rPr>
+          <w:rFonts w:cs="Times New Roman"/>
+          <w:sz w:val="21"/>
+          <w:lang w:val="ru-RU"/>
+        </w:rPr>
+      </w:pPr>
+      <w:r>
+        <w:rPr>
+          <w:rFonts w:cs="Times New Roman"/>
+          <w:sz w:val="21"/>
+          <w:lang w:val="ru-RU"/>
+        </w:rPr>
+        <w:t>В) Только в конце семестра</w:t>
+      </w:r>
+    </w:p>
+    <w:p>
+      <w:pPr>
+        <w:keepNext/>
+        <w:spacing w:before="120" w:after="120"/>
+        <w:rPr>
+          <w:rFonts w:cs="Times New Roman"/>
+          <w:sz w:val="21"/>
+          <w:lang w:val="ru-RU"/>
+        </w:rPr>
+      </w:pPr>
+      <w:r>
+        <w:rPr>
+          <w:rFonts w:cs="Times New Roman"/>
+          <w:sz w:val="21"/>
+          <w:lang w:val="ru-RU"/>
+        </w:rPr>
+        <w:t>Г) Никогда</w:t>
+      </w:r>
+    </w:p>
+    <w:p>
+      <w:pPr>
+        <w:keepNext/>
+        <w:spacing w:before="120" w:after="120"/>
+        <w:rPr>
+          <w:rFonts w:cs="Times New Roman"/>
+          <w:sz w:val="21"/>
+          <w:lang w:val="ru-RU"/>
+        </w:rPr>
+      </w:pPr>
+      <w:r>
+        <w:rPr>
+          <w:rFonts w:cs="Times New Roman"/>
+          <w:sz w:val="21"/>
+          <w:lang w:val="ru-RU"/>
+        </w:rPr>
+        <w:t xml:space="preserve">4. Какая сущность </w:t>
+      </w:r>
+      <w:proofErr w:type="spellStart"/>
+      <w:r>
+        <w:rPr>
+          <w:rFonts w:cs="Times New Roman"/>
+          <w:sz w:val="21"/>
+          <w:lang w:val="ru-RU"/>
+        </w:rPr>
+        <w:t>Kubernetes</w:t>
+      </w:r>
+      <w:proofErr w:type="spellEnd"/>
+      <w:r>
+        <w:rPr>
+          <w:rFonts w:cs="Times New Roman"/>
+          <w:sz w:val="21"/>
+          <w:lang w:val="ru-RU"/>
+        </w:rPr>
+        <w:t xml:space="preserve"> поддерживает желаемое число экземпляров приложения?</w:t>
+      </w:r>
+    </w:p>
+    <w:p>
+      <w:pPr>
+        <w:keepNext/>
+        <w:spacing w:before="120" w:after="120"/>
+        <w:rPr>
+          <w:rFonts w:cs="Times New Roman"/>
+          <w:sz w:val="21"/>
+          <w:lang w:val="ru-RU"/>
+        </w:rPr>
+      </w:pPr>
+    </w:p>
+    <w:p>
+      <w:pPr>
+        <w:keepNext/>
+        <w:spacing w:before="120" w:after="120"/>
+        <w:rPr>
+          <w:rFonts w:cs="Times New Roman"/>
+          <w:sz w:val="21"/>
+        </w:rPr>
+      </w:pPr>
+      <w:r>
+        <w:rPr>
+          <w:rFonts w:cs="Times New Roman"/>
+          <w:sz w:val="21"/>
+          <w:lang w:val="ru-RU"/>
+        </w:rPr>
+        <w:lastRenderedPageBreak/>
+        <w:t>А</w:t>
+      </w:r>
+      <w:r>
+        <w:rPr>
+          <w:rFonts w:cs="Times New Roman"/>
+          <w:sz w:val="21"/>
+        </w:rPr>
+        <w:t>) README</w:t>
+      </w:r>
+    </w:p>
+    <w:p>
+      <w:pPr>
+        <w:keepNext/>
+        <w:spacing w:before="120" w:after="120"/>
+        <w:rPr>
+          <w:rFonts w:cs="Times New Roman"/>
+          <w:sz w:val="21"/>
+        </w:rPr>
+      </w:pPr>
+      <w:r>
+        <w:rPr>
+          <w:rFonts w:cs="Times New Roman"/>
+          <w:sz w:val="21"/>
+          <w:lang w:val="ru-RU"/>
+        </w:rPr>
+        <w:t>Б</w:t>
+      </w:r>
+      <w:r>
+        <w:rPr>
+          <w:rFonts w:cs="Times New Roman"/>
+          <w:sz w:val="21"/>
+        </w:rPr>
+        <w:t>) Deployment</w:t>
+      </w:r>
+    </w:p>
+    <w:p>
+      <w:pPr>
+        <w:keepNext/>
+        <w:spacing w:before="120" w:after="120"/>
+        <w:rPr>
+          <w:rFonts w:cs="Times New Roman"/>
+          <w:sz w:val="21"/>
+        </w:rPr>
+      </w:pPr>
+      <w:r>
+        <w:rPr>
+          <w:rFonts w:cs="Times New Roman"/>
+          <w:sz w:val="21"/>
+          <w:lang w:val="ru-RU"/>
+        </w:rPr>
+        <w:t>В</w:t>
+      </w:r>
+      <w:r>
+        <w:rPr>
+          <w:rFonts w:cs="Times New Roman"/>
+          <w:sz w:val="21"/>
+        </w:rPr>
+        <w:t xml:space="preserve">) </w:t>
+      </w:r>
+      <w:proofErr w:type="spellStart"/>
+      <w:r>
+        <w:rPr>
+          <w:rFonts w:cs="Times New Roman"/>
+          <w:sz w:val="21"/>
+        </w:rPr>
+        <w:t>DataFrame</w:t>
+      </w:r>
+      <w:proofErr w:type="spellEnd"/>
+    </w:p>
+    <w:p>
+      <w:pPr>
+        <w:keepNext/>
+        <w:spacing w:before="120" w:after="120"/>
+        <w:rPr>
+          <w:rFonts w:cs="Times New Roman"/>
+          <w:sz w:val="21"/>
+          <w:lang w:val="ru-RU"/>
+        </w:rPr>
+      </w:pPr>
+      <w:r>
+        <w:rPr>
+          <w:rFonts w:cs="Times New Roman"/>
+          <w:sz w:val="21"/>
+          <w:lang w:val="ru-RU"/>
+        </w:rPr>
+        <w:t xml:space="preserve">Г) </w:t>
+      </w:r>
+      <w:proofErr w:type="spellStart"/>
+      <w:r>
+        <w:rPr>
+          <w:rFonts w:cs="Times New Roman"/>
+          <w:sz w:val="21"/>
+          <w:lang w:val="ru-RU"/>
+        </w:rPr>
+        <w:t>Notebook</w:t>
+      </w:r>
+      <w:proofErr w:type="spellEnd"/>
+    </w:p>
+    <w:p>
+      <w:pPr>
+        <w:keepNext/>
+        <w:spacing w:before="120" w:after="120"/>
+        <w:rPr>
+          <w:rFonts w:cs="Times New Roman"/>
+          <w:sz w:val="21"/>
+          <w:lang w:val="ru-RU"/>
+        </w:rPr>
+      </w:pPr>
+    </w:p>
+    <w:p>
+      <w:pPr>
+        <w:keepNext/>
+        <w:spacing w:before="120" w:after="120"/>
+        <w:rPr>
+          <w:rFonts w:cs="Times New Roman"/>
+          <w:b/>
+          <w:bCs/>
+          <w:sz w:val="21"/>
+          <w:lang w:val="ru-RU"/>
+        </w:rPr>
+      </w:pPr>
+      <w:r>
+        <w:rPr>
+          <w:rFonts w:cs="Times New Roman"/>
+          <w:b/>
+          <w:bCs/>
+          <w:sz w:val="21"/>
+          <w:lang w:val="ru-RU"/>
+        </w:rPr>
+        <w:t>Тест 8. Технический и ML-мониторинг</w:t>
+      </w:r>
+    </w:p>
+    <w:p>
+      <w:pPr>
+        <w:keepNext/>
+        <w:spacing w:before="120" w:after="120"/>
+        <w:rPr>
+          <w:rFonts w:cs="Times New Roman"/>
+          <w:sz w:val="21"/>
+          <w:lang w:val="ru-RU"/>
+        </w:rPr>
+      </w:pPr>
+      <w:r>
+        <w:rPr>
+          <w:rFonts w:cs="Times New Roman"/>
+          <w:sz w:val="21"/>
+          <w:lang w:val="ru-RU"/>
+        </w:rPr>
+        <w:t xml:space="preserve">1. Что характеризует </w:t>
+      </w:r>
+      <w:proofErr w:type="spellStart"/>
+      <w:r>
+        <w:rPr>
+          <w:rFonts w:cs="Times New Roman"/>
+          <w:sz w:val="21"/>
+          <w:lang w:val="ru-RU"/>
+        </w:rPr>
+        <w:t>latency</w:t>
+      </w:r>
+      <w:proofErr w:type="spellEnd"/>
+      <w:r>
+        <w:rPr>
+          <w:rFonts w:cs="Times New Roman"/>
+          <w:sz w:val="21"/>
+          <w:lang w:val="ru-RU"/>
+        </w:rPr>
+        <w:t>?</w:t>
+      </w:r>
+    </w:p>
+    <w:p>
+      <w:pPr>
+        <w:keepNext/>
+        <w:spacing w:before="120" w:after="120"/>
+        <w:rPr>
+          <w:rFonts w:cs="Times New Roman"/>
+          <w:sz w:val="21"/>
+          <w:lang w:val="ru-RU"/>
+        </w:rPr>
+      </w:pPr>
+      <w:r>
+        <w:rPr>
+          <w:rFonts w:cs="Times New Roman"/>
+          <w:sz w:val="21"/>
+          <w:lang w:val="ru-RU"/>
+        </w:rPr>
+        <w:t>А) Время ответа сервиса</w:t>
+      </w:r>
+    </w:p>
+    <w:p>
+      <w:pPr>
+        <w:keepNext/>
+        <w:spacing w:before="120" w:after="120"/>
+        <w:rPr>
+          <w:rFonts w:cs="Times New Roman"/>
+          <w:sz w:val="21"/>
+          <w:lang w:val="ru-RU"/>
+        </w:rPr>
+      </w:pPr>
+      <w:r>
+        <w:rPr>
+          <w:rFonts w:cs="Times New Roman"/>
+          <w:sz w:val="21"/>
+          <w:lang w:val="ru-RU"/>
+        </w:rPr>
+        <w:t>Б) Размер датасета</w:t>
+      </w:r>
+    </w:p>
+    <w:p>
+      <w:pPr>
+        <w:keepNext/>
+        <w:spacing w:before="120" w:after="120"/>
+        <w:rPr>
+          <w:rFonts w:cs="Times New Roman"/>
+          <w:sz w:val="21"/>
+          <w:lang w:val="ru-RU"/>
+        </w:rPr>
+      </w:pPr>
+      <w:r>
+        <w:rPr>
+          <w:rFonts w:cs="Times New Roman"/>
+          <w:sz w:val="21"/>
+          <w:lang w:val="ru-RU"/>
+        </w:rPr>
+        <w:t xml:space="preserve">В) Число веток </w:t>
+      </w:r>
+      <w:proofErr w:type="spellStart"/>
+      <w:r>
+        <w:rPr>
+          <w:rFonts w:cs="Times New Roman"/>
+          <w:sz w:val="21"/>
+          <w:lang w:val="ru-RU"/>
+        </w:rPr>
+        <w:t>Git</w:t>
+      </w:r>
+      <w:proofErr w:type="spellEnd"/>
+    </w:p>
+    <w:p>
+      <w:pPr>
+        <w:keepNext/>
+        <w:spacing w:before="120" w:after="120"/>
+        <w:rPr>
+          <w:rFonts w:cs="Times New Roman"/>
+          <w:sz w:val="21"/>
+          <w:lang w:val="ru-RU"/>
+        </w:rPr>
+      </w:pPr>
+      <w:r>
+        <w:rPr>
+          <w:rFonts w:cs="Times New Roman"/>
+          <w:sz w:val="21"/>
+          <w:lang w:val="ru-RU"/>
+        </w:rPr>
+        <w:t>Г) Количество признаков</w:t>
+      </w:r>
+    </w:p>
+    <w:p>
+      <w:pPr>
+        <w:keepNext/>
+        <w:spacing w:before="120" w:after="120"/>
+        <w:rPr>
+          <w:rFonts w:cs="Times New Roman"/>
+          <w:sz w:val="21"/>
+          <w:lang w:val="ru-RU"/>
+        </w:rPr>
+      </w:pPr>
+      <w:r>
+        <w:rPr>
+          <w:rFonts w:cs="Times New Roman"/>
+          <w:sz w:val="21"/>
+          <w:lang w:val="ru-RU"/>
+        </w:rPr>
+        <w:t xml:space="preserve">2. Чем </w:t>
+      </w:r>
+      <w:proofErr w:type="spellStart"/>
+      <w:r>
+        <w:rPr>
+          <w:rFonts w:cs="Times New Roman"/>
+          <w:sz w:val="21"/>
+          <w:lang w:val="ru-RU"/>
+        </w:rPr>
+        <w:t>data</w:t>
+      </w:r>
+      <w:proofErr w:type="spellEnd"/>
+      <w:r>
+        <w:rPr>
+          <w:rFonts w:cs="Times New Roman"/>
+          <w:sz w:val="21"/>
+          <w:lang w:val="ru-RU"/>
+        </w:rPr>
+        <w:t xml:space="preserve"> </w:t>
+      </w:r>
+      <w:proofErr w:type="spellStart"/>
+      <w:r>
+        <w:rPr>
+          <w:rFonts w:cs="Times New Roman"/>
+          <w:sz w:val="21"/>
+          <w:lang w:val="ru-RU"/>
+        </w:rPr>
+        <w:t>drift</w:t>
+      </w:r>
+      <w:proofErr w:type="spellEnd"/>
+      <w:r>
+        <w:rPr>
+          <w:rFonts w:cs="Times New Roman"/>
+          <w:sz w:val="21"/>
+          <w:lang w:val="ru-RU"/>
+        </w:rPr>
+        <w:t xml:space="preserve"> отличается от </w:t>
+      </w:r>
+      <w:proofErr w:type="spellStart"/>
+      <w:r>
+        <w:rPr>
+          <w:rFonts w:cs="Times New Roman"/>
+          <w:sz w:val="21"/>
+          <w:lang w:val="ru-RU"/>
+        </w:rPr>
+        <w:t>concept</w:t>
+      </w:r>
+      <w:proofErr w:type="spellEnd"/>
+      <w:r>
+        <w:rPr>
+          <w:rFonts w:cs="Times New Roman"/>
+          <w:sz w:val="21"/>
+          <w:lang w:val="ru-RU"/>
+        </w:rPr>
+        <w:t xml:space="preserve"> </w:t>
+      </w:r>
+      <w:proofErr w:type="spellStart"/>
+      <w:r>
+        <w:rPr>
+          <w:rFonts w:cs="Times New Roman"/>
+          <w:sz w:val="21"/>
+          <w:lang w:val="ru-RU"/>
+        </w:rPr>
+        <w:t>drift</w:t>
+      </w:r>
+      <w:proofErr w:type="spellEnd"/>
+      <w:r>
+        <w:rPr>
+          <w:rFonts w:cs="Times New Roman"/>
+          <w:sz w:val="21"/>
+          <w:lang w:val="ru-RU"/>
+        </w:rPr>
+        <w:t>?</w:t>
+      </w:r>
+    </w:p>
+    <w:p>
+      <w:pPr>
+        <w:keepNext/>
+        <w:spacing w:before="120" w:after="120"/>
+        <w:rPr>
+          <w:rFonts w:cs="Times New Roman"/>
+          <w:sz w:val="21"/>
+          <w:lang w:val="ru-RU"/>
+        </w:rPr>
+      </w:pPr>
+      <w:r>
+        <w:rPr>
+          <w:rFonts w:cs="Times New Roman"/>
+          <w:sz w:val="21"/>
+          <w:lang w:val="ru-RU"/>
+        </w:rPr>
+        <w:t>А) Они полностью одинаковы</w:t>
+      </w:r>
+    </w:p>
+    <w:p>
+      <w:pPr>
+        <w:keepNext/>
+        <w:spacing w:before="120" w:after="120"/>
+        <w:rPr>
+          <w:rFonts w:cs="Times New Roman"/>
+          <w:sz w:val="21"/>
+          <w:lang w:val="ru-RU"/>
+        </w:rPr>
+      </w:pPr>
+      <w:r>
+        <w:rPr>
+          <w:rFonts w:cs="Times New Roman"/>
+          <w:sz w:val="21"/>
+          <w:lang w:val="ru-RU"/>
+        </w:rPr>
+        <w:t xml:space="preserve">Б) Data </w:t>
+      </w:r>
+      <w:proofErr w:type="spellStart"/>
+      <w:r>
+        <w:rPr>
+          <w:rFonts w:cs="Times New Roman"/>
+          <w:sz w:val="21"/>
+          <w:lang w:val="ru-RU"/>
+        </w:rPr>
+        <w:t>drift</w:t>
+      </w:r>
+      <w:proofErr w:type="spellEnd"/>
+      <w:r>
+        <w:rPr>
+          <w:rFonts w:cs="Times New Roman"/>
+          <w:sz w:val="21"/>
+          <w:lang w:val="ru-RU"/>
+        </w:rPr>
+        <w:t xml:space="preserve"> — изменение входных данных; </w:t>
+      </w:r>
+      <w:proofErr w:type="spellStart"/>
+      <w:r>
+        <w:rPr>
+          <w:rFonts w:cs="Times New Roman"/>
+          <w:sz w:val="21"/>
+          <w:lang w:val="ru-RU"/>
+        </w:rPr>
+        <w:t>concept</w:t>
+      </w:r>
+      <w:proofErr w:type="spellEnd"/>
+      <w:r>
+        <w:rPr>
+          <w:rFonts w:cs="Times New Roman"/>
+          <w:sz w:val="21"/>
+          <w:lang w:val="ru-RU"/>
+        </w:rPr>
+        <w:t xml:space="preserve"> </w:t>
+      </w:r>
+      <w:proofErr w:type="spellStart"/>
+      <w:r>
+        <w:rPr>
+          <w:rFonts w:cs="Times New Roman"/>
+          <w:sz w:val="21"/>
+          <w:lang w:val="ru-RU"/>
+        </w:rPr>
+        <w:t>drift</w:t>
+      </w:r>
+      <w:proofErr w:type="spellEnd"/>
+      <w:r>
+        <w:rPr>
+          <w:rFonts w:cs="Times New Roman"/>
+          <w:sz w:val="21"/>
+          <w:lang w:val="ru-RU"/>
+        </w:rPr>
+        <w:t xml:space="preserve"> — изменение связи входов и цели</w:t>
+      </w:r>
+    </w:p>
+    <w:p>
+      <w:pPr>
+        <w:keepNext/>
+        <w:spacing w:before="120" w:after="120"/>
+        <w:rPr>
+          <w:rFonts w:cs="Times New Roman"/>
+          <w:sz w:val="21"/>
+          <w:lang w:val="ru-RU"/>
+        </w:rPr>
+      </w:pPr>
+      <w:r>
+        <w:rPr>
+          <w:rFonts w:cs="Times New Roman"/>
+          <w:sz w:val="21"/>
+          <w:lang w:val="ru-RU"/>
+        </w:rPr>
+        <w:t xml:space="preserve">В) Concept </w:t>
+      </w:r>
+      <w:proofErr w:type="spellStart"/>
+      <w:r>
+        <w:rPr>
+          <w:rFonts w:cs="Times New Roman"/>
+          <w:sz w:val="21"/>
+          <w:lang w:val="ru-RU"/>
+        </w:rPr>
+        <w:t>drift</w:t>
+      </w:r>
+      <w:proofErr w:type="spellEnd"/>
+      <w:r>
+        <w:rPr>
+          <w:rFonts w:cs="Times New Roman"/>
+          <w:sz w:val="21"/>
+          <w:lang w:val="ru-RU"/>
+        </w:rPr>
+        <w:t xml:space="preserve"> относится только к сети</w:t>
+      </w:r>
+    </w:p>
+    <w:p>
+      <w:pPr>
+        <w:keepNext/>
+        <w:spacing w:before="120" w:after="120"/>
+        <w:rPr>
+          <w:rFonts w:cs="Times New Roman"/>
+          <w:sz w:val="21"/>
+          <w:lang w:val="ru-RU"/>
+        </w:rPr>
+      </w:pPr>
+      <w:r>
+        <w:rPr>
+          <w:rFonts w:cs="Times New Roman"/>
+          <w:sz w:val="21"/>
+          <w:lang w:val="ru-RU"/>
+        </w:rPr>
+        <w:t xml:space="preserve">Г) Data </w:t>
+      </w:r>
+      <w:proofErr w:type="spellStart"/>
+      <w:r>
+        <w:rPr>
+          <w:rFonts w:cs="Times New Roman"/>
+          <w:sz w:val="21"/>
+          <w:lang w:val="ru-RU"/>
+        </w:rPr>
+        <w:t>drift</w:t>
+      </w:r>
+      <w:proofErr w:type="spellEnd"/>
+      <w:r>
+        <w:rPr>
+          <w:rFonts w:cs="Times New Roman"/>
+          <w:sz w:val="21"/>
+          <w:lang w:val="ru-RU"/>
+        </w:rPr>
+        <w:t xml:space="preserve"> означает удаление модели</w:t>
+      </w:r>
+    </w:p>
+    <w:p>
+      <w:pPr>
+        <w:keepNext/>
+        <w:spacing w:before="120" w:after="120"/>
+        <w:rPr>
+          <w:rFonts w:cs="Times New Roman"/>
+          <w:sz w:val="21"/>
+          <w:lang w:val="ru-RU"/>
+        </w:rPr>
+      </w:pPr>
+      <w:r>
+        <w:rPr>
+          <w:rFonts w:cs="Times New Roman"/>
+          <w:sz w:val="21"/>
+          <w:lang w:val="ru-RU"/>
+        </w:rPr>
+        <w:t xml:space="preserve">3. Для чего применяются </w:t>
+      </w:r>
+      <w:proofErr w:type="spellStart"/>
+      <w:r>
+        <w:rPr>
+          <w:rFonts w:cs="Times New Roman"/>
+          <w:sz w:val="21"/>
+          <w:lang w:val="ru-RU"/>
+        </w:rPr>
+        <w:t>Prometheus</w:t>
+      </w:r>
+      <w:proofErr w:type="spellEnd"/>
+      <w:r>
+        <w:rPr>
+          <w:rFonts w:cs="Times New Roman"/>
+          <w:sz w:val="21"/>
+          <w:lang w:val="ru-RU"/>
+        </w:rPr>
+        <w:t xml:space="preserve"> и </w:t>
+      </w:r>
+      <w:proofErr w:type="spellStart"/>
+      <w:r>
+        <w:rPr>
+          <w:rFonts w:cs="Times New Roman"/>
+          <w:sz w:val="21"/>
+          <w:lang w:val="ru-RU"/>
+        </w:rPr>
+        <w:t>Grafana</w:t>
+      </w:r>
+      <w:proofErr w:type="spellEnd"/>
+      <w:r>
+        <w:rPr>
+          <w:rFonts w:cs="Times New Roman"/>
+          <w:sz w:val="21"/>
+          <w:lang w:val="ru-RU"/>
+        </w:rPr>
+        <w:t>?</w:t>
+      </w:r>
+    </w:p>
+    <w:p>
+      <w:pPr>
+        <w:keepNext/>
+        <w:spacing w:before="120" w:after="120"/>
+        <w:rPr>
+          <w:rFonts w:cs="Times New Roman"/>
+          <w:sz w:val="21"/>
+          <w:lang w:val="ru-RU"/>
+        </w:rPr>
+      </w:pPr>
+      <w:r>
+        <w:rPr>
+          <w:rFonts w:cs="Times New Roman"/>
+          <w:sz w:val="21"/>
+          <w:lang w:val="ru-RU"/>
+        </w:rPr>
+        <w:t>А) Разметка данных</w:t>
+      </w:r>
+    </w:p>
+    <w:p>
+      <w:pPr>
+        <w:keepNext/>
+        <w:spacing w:before="120" w:after="120"/>
+        <w:rPr>
+          <w:rFonts w:cs="Times New Roman"/>
+          <w:sz w:val="21"/>
+          <w:lang w:val="ru-RU"/>
+        </w:rPr>
+      </w:pPr>
+      <w:r>
+        <w:rPr>
+          <w:rFonts w:cs="Times New Roman"/>
+          <w:sz w:val="21"/>
+          <w:lang w:val="ru-RU"/>
+        </w:rPr>
+        <w:t>Б) Хранение исходного кода</w:t>
+      </w:r>
+    </w:p>
+    <w:p>
+      <w:pPr>
+        <w:keepNext/>
+        <w:spacing w:before="120" w:after="120"/>
+        <w:rPr>
+          <w:rFonts w:cs="Times New Roman"/>
+          <w:sz w:val="21"/>
+          <w:lang w:val="ru-RU"/>
+        </w:rPr>
+      </w:pPr>
+      <w:r>
+        <w:rPr>
+          <w:rFonts w:cs="Times New Roman"/>
+          <w:sz w:val="21"/>
+          <w:lang w:val="ru-RU"/>
+        </w:rPr>
+        <w:t>В) Сбор метрик и визуализация мониторинга</w:t>
+      </w:r>
+    </w:p>
+    <w:p>
+      <w:pPr>
+        <w:keepNext/>
+        <w:spacing w:before="120" w:after="120"/>
+        <w:rPr>
+          <w:rFonts w:cs="Times New Roman"/>
+          <w:sz w:val="21"/>
+          <w:lang w:val="ru-RU"/>
+        </w:rPr>
+      </w:pPr>
+      <w:r>
+        <w:rPr>
+          <w:rFonts w:cs="Times New Roman"/>
+          <w:sz w:val="21"/>
+          <w:lang w:val="ru-RU"/>
+        </w:rPr>
+        <w:t xml:space="preserve">Г) Сборка </w:t>
+      </w:r>
+      <w:proofErr w:type="spellStart"/>
+      <w:r>
+        <w:rPr>
+          <w:rFonts w:cs="Times New Roman"/>
+          <w:sz w:val="21"/>
+          <w:lang w:val="ru-RU"/>
+        </w:rPr>
+        <w:t>Docker</w:t>
+      </w:r>
+      <w:proofErr w:type="spellEnd"/>
+      <w:r>
+        <w:rPr>
+          <w:rFonts w:cs="Times New Roman"/>
+          <w:sz w:val="21"/>
+          <w:lang w:val="ru-RU"/>
+        </w:rPr>
+        <w:t>-образа</w:t>
+      </w:r>
+    </w:p>
+    <w:p>
+      <w:pPr>
+        <w:keepNext/>
+        <w:spacing w:before="120" w:after="120"/>
+        <w:rPr>
+          <w:rFonts w:cs="Times New Roman"/>
+          <w:sz w:val="21"/>
+          <w:lang w:val="ru-RU"/>
+        </w:rPr>
+      </w:pPr>
+      <w:r>
+        <w:rPr>
+          <w:rFonts w:cs="Times New Roman"/>
+          <w:sz w:val="21"/>
+          <w:lang w:val="ru-RU"/>
+        </w:rPr>
+        <w:t>4. Что может быть основанием для переобучения?</w:t>
+      </w:r>
+    </w:p>
+    <w:p>
+      <w:pPr>
+        <w:keepNext/>
+        <w:spacing w:before="120" w:after="120"/>
+        <w:rPr>
+          <w:rFonts w:cs="Times New Roman"/>
+          <w:sz w:val="21"/>
+          <w:lang w:val="ru-RU"/>
+        </w:rPr>
+      </w:pPr>
+      <w:r>
+        <w:rPr>
+          <w:rFonts w:cs="Times New Roman"/>
+          <w:sz w:val="21"/>
+          <w:lang w:val="ru-RU"/>
+        </w:rPr>
+        <w:t>А) Смена имени репозитория</w:t>
+      </w:r>
+    </w:p>
+    <w:p>
+      <w:pPr>
+        <w:keepNext/>
+        <w:spacing w:before="120" w:after="120"/>
+        <w:rPr>
+          <w:rFonts w:cs="Times New Roman"/>
+          <w:sz w:val="21"/>
+          <w:lang w:val="ru-RU"/>
+        </w:rPr>
+      </w:pPr>
+      <w:r>
+        <w:rPr>
+          <w:rFonts w:cs="Times New Roman"/>
+          <w:sz w:val="21"/>
+          <w:lang w:val="ru-RU"/>
+        </w:rPr>
+        <w:t xml:space="preserve">Б) Успешный </w:t>
+      </w:r>
+      <w:proofErr w:type="spellStart"/>
+      <w:r>
+        <w:rPr>
+          <w:rFonts w:cs="Times New Roman"/>
+          <w:sz w:val="21"/>
+          <w:lang w:val="ru-RU"/>
+        </w:rPr>
+        <w:t>health-check</w:t>
+      </w:r>
+      <w:proofErr w:type="spellEnd"/>
+    </w:p>
+    <w:p>
+      <w:pPr>
+        <w:keepNext/>
+        <w:spacing w:before="120" w:after="120"/>
+        <w:rPr>
+          <w:rFonts w:cs="Times New Roman"/>
+          <w:sz w:val="21"/>
+          <w:lang w:val="ru-RU"/>
+        </w:rPr>
+      </w:pPr>
+      <w:r>
+        <w:rPr>
+          <w:rFonts w:cs="Times New Roman"/>
+          <w:sz w:val="21"/>
+          <w:lang w:val="ru-RU"/>
+        </w:rPr>
+        <w:t>В) Добавление комментария</w:t>
+      </w:r>
+    </w:p>
+    <w:p>
+      <w:pPr>
+        <w:keepNext/>
+        <w:spacing w:before="120" w:after="120"/>
+        <w:rPr>
+          <w:rFonts w:cs="Times New Roman"/>
+          <w:sz w:val="21"/>
+          <w:lang w:val="ru-RU"/>
+        </w:rPr>
+      </w:pPr>
+      <w:r>
+        <w:rPr>
+          <w:rFonts w:cs="Times New Roman"/>
+          <w:sz w:val="21"/>
+          <w:lang w:val="ru-RU"/>
+        </w:rPr>
+        <w:t>Г) Устойчивое ухудшение качества на актуальных данных</w:t>
+      </w:r>
+    </w:p>
+    <w:p>
+      <w:pPr>
+        <w:keepNext/>
+        <w:spacing w:before="120" w:after="120"/>
+        <w:rPr>
+          <w:rFonts w:cs="Times New Roman"/>
+          <w:b/>
+          <w:bCs/>
+          <w:sz w:val="21"/>
+          <w:lang w:val="ru-RU"/>
+        </w:rPr>
+      </w:pPr>
+      <w:r>
+        <w:rPr>
+          <w:rFonts w:cs="Times New Roman"/>
+          <w:b/>
+          <w:bCs/>
+          <w:sz w:val="21"/>
+          <w:lang w:val="ru-RU"/>
+        </w:rPr>
+        <w:lastRenderedPageBreak/>
+        <w:t xml:space="preserve">Тест 9. Инциденты, безопасность и </w:t>
+      </w:r>
+      <w:proofErr w:type="spellStart"/>
+      <w:r>
+        <w:rPr>
+          <w:rFonts w:cs="Times New Roman"/>
+          <w:b/>
+          <w:bCs/>
+          <w:sz w:val="21"/>
+          <w:lang w:val="ru-RU"/>
+        </w:rPr>
+        <w:t>LLMOps</w:t>
+      </w:r>
+      <w:proofErr w:type="spellEnd"/>
+    </w:p>
+    <w:p>
+      <w:pPr>
+        <w:keepNext/>
+        <w:spacing w:before="120" w:after="120"/>
+        <w:rPr>
+          <w:rFonts w:cs="Times New Roman"/>
+          <w:sz w:val="21"/>
+          <w:lang w:val="ru-RU"/>
+        </w:rPr>
+      </w:pPr>
+      <w:r>
+        <w:rPr>
+          <w:rFonts w:cs="Times New Roman"/>
+          <w:sz w:val="21"/>
+          <w:lang w:val="ru-RU"/>
+        </w:rPr>
+        <w:t>1. Какой этап следует после обнаружения инцидента?</w:t>
+      </w:r>
+    </w:p>
+    <w:p>
+      <w:pPr>
+        <w:keepNext/>
+        <w:spacing w:before="120" w:after="120"/>
+        <w:rPr>
+          <w:rFonts w:cs="Times New Roman"/>
+          <w:sz w:val="21"/>
+          <w:lang w:val="ru-RU"/>
+        </w:rPr>
+      </w:pPr>
+      <w:r>
+        <w:rPr>
+          <w:rFonts w:cs="Times New Roman"/>
+          <w:sz w:val="21"/>
+          <w:lang w:val="ru-RU"/>
+        </w:rPr>
+        <w:t xml:space="preserve">А) Удаление всей истории </w:t>
+      </w:r>
+      <w:proofErr w:type="spellStart"/>
+      <w:r>
+        <w:rPr>
+          <w:rFonts w:cs="Times New Roman"/>
+          <w:sz w:val="21"/>
+          <w:lang w:val="ru-RU"/>
+        </w:rPr>
+        <w:t>Git</w:t>
+      </w:r>
+      <w:proofErr w:type="spellEnd"/>
+    </w:p>
+    <w:p>
+      <w:pPr>
+        <w:keepNext/>
+        <w:spacing w:before="120" w:after="120"/>
+        <w:rPr>
+          <w:rFonts w:cs="Times New Roman"/>
+          <w:sz w:val="21"/>
+          <w:lang w:val="ru-RU"/>
+        </w:rPr>
+      </w:pPr>
+      <w:r>
+        <w:rPr>
+          <w:rFonts w:cs="Times New Roman"/>
+          <w:sz w:val="21"/>
+          <w:lang w:val="ru-RU"/>
+        </w:rPr>
+        <w:t>Б) Сбор фактов, локализация и анализ причин</w:t>
+      </w:r>
+    </w:p>
+    <w:p>
+      <w:pPr>
+        <w:keepNext/>
+        <w:spacing w:before="120" w:after="120"/>
+        <w:rPr>
+          <w:rFonts w:cs="Times New Roman"/>
+          <w:sz w:val="21"/>
+          <w:lang w:val="ru-RU"/>
+        </w:rPr>
+      </w:pPr>
+      <w:r>
+        <w:rPr>
+          <w:rFonts w:cs="Times New Roman"/>
+          <w:sz w:val="21"/>
+          <w:lang w:val="ru-RU"/>
+        </w:rPr>
+        <w:t>В) Публикация секретов</w:t>
+      </w:r>
+    </w:p>
+    <w:p>
+      <w:pPr>
+        <w:keepNext/>
+        <w:spacing w:before="120" w:after="120"/>
+        <w:rPr>
+          <w:rFonts w:cs="Times New Roman"/>
+          <w:sz w:val="21"/>
+          <w:lang w:val="ru-RU"/>
+        </w:rPr>
+      </w:pPr>
+      <w:r>
+        <w:rPr>
+          <w:rFonts w:cs="Times New Roman"/>
+          <w:sz w:val="21"/>
+          <w:lang w:val="ru-RU"/>
+        </w:rPr>
+        <w:t>Г) Игнорирование события</w:t>
+      </w:r>
+    </w:p>
+    <w:p>
+      <w:pPr>
+        <w:keepNext/>
+        <w:spacing w:before="120" w:after="120"/>
+        <w:rPr>
+          <w:rFonts w:cs="Times New Roman"/>
+          <w:sz w:val="21"/>
+          <w:lang w:val="ru-RU"/>
+        </w:rPr>
+      </w:pPr>
+      <w:r>
+        <w:rPr>
+          <w:rFonts w:cs="Times New Roman"/>
+          <w:sz w:val="21"/>
+          <w:lang w:val="ru-RU"/>
+        </w:rPr>
+        <w:t>2. Как снизить риск утечки API-ключа?</w:t>
+      </w:r>
+    </w:p>
+    <w:p>
+      <w:pPr>
+        <w:keepNext/>
+        <w:spacing w:before="120" w:after="120"/>
+        <w:rPr>
+          <w:rFonts w:cs="Times New Roman"/>
+          <w:sz w:val="21"/>
+          <w:lang w:val="ru-RU"/>
+        </w:rPr>
+      </w:pPr>
+      <w:r>
+        <w:rPr>
+          <w:rFonts w:cs="Times New Roman"/>
+          <w:sz w:val="21"/>
+          <w:lang w:val="ru-RU"/>
+        </w:rPr>
+        <w:t>А) Записать ключ в README</w:t>
+      </w:r>
+    </w:p>
+    <w:p>
+      <w:pPr>
+        <w:keepNext/>
+        <w:spacing w:before="120" w:after="120"/>
+        <w:rPr>
+          <w:rFonts w:cs="Times New Roman"/>
+          <w:sz w:val="21"/>
+          <w:lang w:val="ru-RU"/>
+        </w:rPr>
+      </w:pPr>
+      <w:r>
+        <w:rPr>
+          <w:rFonts w:cs="Times New Roman"/>
+          <w:sz w:val="21"/>
+          <w:lang w:val="ru-RU"/>
+        </w:rPr>
+        <w:t>Б) Добавить ключ в имя файла</w:t>
+      </w:r>
+    </w:p>
+    <w:p>
+      <w:pPr>
+        <w:keepNext/>
+        <w:spacing w:before="120" w:after="120"/>
+        <w:rPr>
+          <w:rFonts w:cs="Times New Roman"/>
+          <w:sz w:val="21"/>
+          <w:lang w:val="ru-RU"/>
+        </w:rPr>
+      </w:pPr>
+      <w:r>
+        <w:rPr>
+          <w:rFonts w:cs="Times New Roman"/>
+          <w:sz w:val="21"/>
+          <w:lang w:val="ru-RU"/>
+        </w:rPr>
+        <w:t>В) Отправить ключ всем участникам</w:t>
+      </w:r>
+    </w:p>
+    <w:p>
+      <w:pPr>
+        <w:keepNext/>
+        <w:spacing w:before="120" w:after="120"/>
+        <w:rPr>
+          <w:rFonts w:cs="Times New Roman"/>
+          <w:sz w:val="21"/>
+          <w:lang w:val="ru-RU"/>
+        </w:rPr>
+      </w:pPr>
+      <w:r>
+        <w:rPr>
+          <w:rFonts w:cs="Times New Roman"/>
+          <w:sz w:val="21"/>
+          <w:lang w:val="ru-RU"/>
+        </w:rPr>
+        <w:t>Г) Использовать секрет-хранилище и исключить ключ из репозитория</w:t>
+      </w:r>
+    </w:p>
+    <w:p>
+      <w:pPr>
+        <w:keepNext/>
+        <w:spacing w:before="120" w:after="120"/>
+        <w:rPr>
+          <w:rFonts w:cs="Times New Roman"/>
+          <w:sz w:val="21"/>
+          <w:lang w:val="ru-RU"/>
+        </w:rPr>
+      </w:pPr>
+      <w:r>
+        <w:rPr>
+          <w:rFonts w:cs="Times New Roman"/>
+          <w:sz w:val="21"/>
+          <w:lang w:val="ru-RU"/>
+        </w:rPr>
+        <w:t>3. Что является допустимой мерой реагирования на неуспешное обновление?</w:t>
+      </w:r>
+    </w:p>
+    <w:p>
+      <w:pPr>
+        <w:keepNext/>
+        <w:spacing w:before="120" w:after="120"/>
+        <w:rPr>
+          <w:rFonts w:cs="Times New Roman"/>
+          <w:sz w:val="21"/>
+          <w:lang w:val="ru-RU"/>
+        </w:rPr>
+      </w:pPr>
+      <w:r>
+        <w:rPr>
+          <w:rFonts w:cs="Times New Roman"/>
+          <w:sz w:val="21"/>
+          <w:lang w:val="ru-RU"/>
+        </w:rPr>
+        <w:t>А) Удаление всех тестов</w:t>
+      </w:r>
+    </w:p>
+    <w:p>
+      <w:pPr>
+        <w:keepNext/>
+        <w:spacing w:before="120" w:after="120"/>
+        <w:rPr>
+          <w:rFonts w:cs="Times New Roman"/>
+          <w:sz w:val="21"/>
+          <w:lang w:val="ru-RU"/>
+        </w:rPr>
+      </w:pPr>
+      <w:r>
+        <w:rPr>
+          <w:rFonts w:cs="Times New Roman"/>
+          <w:sz w:val="21"/>
+          <w:lang w:val="ru-RU"/>
+        </w:rPr>
+        <w:t>Б) Отключение журналирования</w:t>
+      </w:r>
+    </w:p>
+    <w:p>
+      <w:pPr>
+        <w:keepNext/>
+        <w:spacing w:before="120" w:after="120"/>
+        <w:rPr>
+          <w:rFonts w:cs="Times New Roman"/>
+          <w:sz w:val="21"/>
+          <w:lang w:val="ru-RU"/>
+        </w:rPr>
+      </w:pPr>
+      <w:r>
+        <w:rPr>
+          <w:rFonts w:cs="Times New Roman"/>
+          <w:sz w:val="21"/>
+          <w:lang w:val="ru-RU"/>
+        </w:rPr>
+        <w:t>В) Откат к стабильной версии</w:t>
+      </w:r>
+    </w:p>
+    <w:p>
+      <w:pPr>
+        <w:keepNext/>
+        <w:spacing w:before="120" w:after="120"/>
+        <w:rPr>
+          <w:rFonts w:cs="Times New Roman"/>
+          <w:sz w:val="21"/>
+          <w:lang w:val="ru-RU"/>
+        </w:rPr>
+      </w:pPr>
+      <w:r>
+        <w:rPr>
+          <w:rFonts w:cs="Times New Roman"/>
+          <w:sz w:val="21"/>
+          <w:lang w:val="ru-RU"/>
+        </w:rPr>
+        <w:t>Г) Игнорирование ошибок</w:t>
+      </w:r>
+    </w:p>
+    <w:p>
+      <w:pPr>
+        <w:keepNext/>
+        <w:spacing w:before="120" w:after="120"/>
+        <w:rPr>
+          <w:rFonts w:cs="Times New Roman"/>
+          <w:sz w:val="21"/>
+          <w:lang w:val="ru-RU"/>
+        </w:rPr>
+      </w:pPr>
+      <w:r>
+        <w:rPr>
+          <w:rFonts w:cs="Times New Roman"/>
+          <w:sz w:val="21"/>
+          <w:lang w:val="ru-RU"/>
+        </w:rPr>
+        <w:t>4. Как следует использовать генеративный ИИ в учебном проекте?</w:t>
+      </w:r>
+    </w:p>
+    <w:p>
+      <w:pPr>
+        <w:keepNext/>
+        <w:spacing w:before="120" w:after="120"/>
+        <w:rPr>
+          <w:rFonts w:cs="Times New Roman"/>
+          <w:sz w:val="21"/>
+          <w:lang w:val="ru-RU"/>
+        </w:rPr>
+      </w:pPr>
+      <w:r>
+        <w:rPr>
+          <w:rFonts w:cs="Times New Roman"/>
+          <w:sz w:val="21"/>
+          <w:lang w:val="ru-RU"/>
+        </w:rPr>
+        <w:t>А) Документировать использование и понимать полученный результат</w:t>
+      </w:r>
+    </w:p>
+    <w:p>
+      <w:pPr>
+        <w:keepNext/>
+        <w:spacing w:before="120" w:after="120"/>
+        <w:rPr>
+          <w:rFonts w:cs="Times New Roman"/>
+          <w:sz w:val="21"/>
+          <w:lang w:val="ru-RU"/>
+        </w:rPr>
+      </w:pPr>
+      <w:r>
+        <w:rPr>
+          <w:rFonts w:cs="Times New Roman"/>
+          <w:sz w:val="21"/>
+          <w:lang w:val="ru-RU"/>
+        </w:rPr>
+        <w:t>Б) Скрывать факт использования</w:t>
+      </w:r>
+    </w:p>
+    <w:p>
+      <w:pPr>
+        <w:keepNext/>
+        <w:spacing w:before="120" w:after="120"/>
+        <w:rPr>
+          <w:rFonts w:cs="Times New Roman"/>
+          <w:sz w:val="21"/>
+          <w:lang w:val="ru-RU"/>
+        </w:rPr>
+      </w:pPr>
+      <w:r>
+        <w:rPr>
+          <w:rFonts w:cs="Times New Roman"/>
+          <w:sz w:val="21"/>
+          <w:lang w:val="ru-RU"/>
+        </w:rPr>
+        <w:t>В) Не проверять код</w:t>
+      </w:r>
+    </w:p>
+    <w:p>
+      <w:pPr>
+        <w:keepNext/>
+        <w:spacing w:before="120" w:after="120"/>
+        <w:rPr>
+          <w:rFonts w:cs="Times New Roman"/>
+          <w:sz w:val="21"/>
+          <w:lang w:val="ru-RU"/>
+        </w:rPr>
+      </w:pPr>
+      <w:r>
+        <w:rPr>
+          <w:rFonts w:cs="Times New Roman"/>
+          <w:sz w:val="21"/>
+          <w:lang w:val="ru-RU"/>
+        </w:rPr>
+        <w:t>Г) Заменить защиту проекта ответом ИИ</w:t>
+      </w:r>
+    </w:p>
+    <w:p>
+      <w:pPr>
+        <w:keepNext/>
+        <w:spacing w:before="120" w:after="120"/>
+        <w:rPr>
+          <w:rFonts w:cs="Times New Roman"/>
+          <w:sz w:val="21"/>
+          <w:lang w:val="ru-RU"/>
+        </w:rPr>
+      </w:pPr>
+    </w:p>
+    <w:p>
+      <w:pPr>
+        <w:keepNext/>
+        <w:spacing w:before="120" w:after="120"/>
+        <w:rPr>
+          <w:rFonts w:cs="Times New Roman"/>
+          <w:sz w:val="21"/>
+          <w:lang w:val="ru-RU"/>
+        </w:rPr>
+      </w:pPr>
+    </w:p>
+    <w:p>
+      <w:pPr>
+        <w:keepNext/>
+        <w:spacing w:before="120" w:after="120"/>
+        <w:rPr>
+          <w:rFonts w:cs="Times New Roman"/>
+          <w:sz w:val="21"/>
+          <w:lang w:val="ru-RU"/>
+        </w:rPr>
+      </w:pPr>
+    </w:p>
+    <w:p>
+      <w:pPr>
+        <w:keepNext/>
+        <w:spacing w:before="120" w:after="120"/>
+        <w:rPr>
+          <w:rFonts w:cs="Times New Roman"/>
+          <w:sz w:val="21"/>
+          <w:lang w:val="ru-RU"/>
+        </w:rPr>
+      </w:pPr>
+    </w:p>
+    <w:p>
+      <w:pPr>
+        <w:keepNext/>
+        <w:spacing w:before="120" w:after="120"/>
+        <w:rPr>
+          <w:rFonts w:cs="Times New Roman"/>
+          <w:sz w:val="21"/>
+          <w:lang w:val="ru-RU"/>
+        </w:rPr>
+      </w:pPr>
+    </w:p>
+    <w:p>
+      <w:pPr>
+        <w:keepNext/>
+        <w:spacing w:before="120" w:after="120"/>
+      </w:pPr>
+      <w:proofErr w:type="spellStart"/>
       <w:r>
         <w:rPr>
           <w:rFonts w:cs="Times New Roman"/>
           <w:b/>
           <w:sz w:val="22"/>
-          <w:lang w:val="ru-RU"/>
-        </w:rPr>
-        <w:t xml:space="preserve">Тест 1. Жизненный цикл </w:t>
-      </w:r>
-      <w:r>
-        <w:rPr>
-          <w:rFonts w:cs="Times New Roman"/>
-          <w:b/>
-          <w:sz w:val="22"/>
-        </w:rPr>
-        <w:t>ML</w:t>
-      </w:r>
-      <w:r>
-        <w:rPr>
-          <w:rFonts w:cs="Times New Roman"/>
-          <w:b/>
-          <w:sz w:val="22"/>
-          <w:lang w:val="ru-RU"/>
-        </w:rPr>
-        <w:t>-системы и роли</w:t>
-      </w:r>
-    </w:p>
-    <w:p>
-      <w:pPr>
-        <w:spacing w:after="0"/>
-        <w:ind w:left="340" w:hanging="340"/>
-        <w:rPr>
-          <w:lang w:val="ru-RU"/>
-        </w:rPr>
-      </w:pPr>
-      <w:r>
-        <w:rPr>
-          <w:rFonts w:cs="Times New Roman"/>
-          <w:sz w:val="21"/>
-          <w:lang w:val="ru-RU"/>
-        </w:rPr>
-        <w:t xml:space="preserve">1. Какой результат наиболее точно соответствует задаче </w:t>
-      </w:r>
-      <w:proofErr w:type="spellStart"/>
-      <w:r>
-        <w:rPr>
-          <w:rFonts w:cs="Times New Roman"/>
-          <w:sz w:val="21"/>
-        </w:rPr>
-        <w:t>MLOps</w:t>
-      </w:r>
-      <w:proofErr w:type="spellEnd"/>
-      <w:r>
-        <w:rPr>
-          <w:rFonts w:cs="Times New Roman"/>
-          <w:sz w:val="21"/>
-          <w:lang w:val="ru-RU"/>
-        </w:rPr>
-        <w:t>?</w:t>
-      </w:r>
-    </w:p>
-    <w:p>
-      <w:pPr>
-        <w:spacing w:after="0"/>
-        <w:ind w:left="680"/>
-        <w:rPr>
-          <w:lang w:val="ru-RU"/>
-        </w:rPr>
-      </w:pPr>
-      <w:r>
-        <w:rPr>
-          <w:rFonts w:cs="Times New Roman"/>
-          <w:sz w:val="21"/>
-          <w:lang w:val="ru-RU"/>
-        </w:rPr>
-        <w:t>А) Только обученная модель в ноутбуке</w:t>
-      </w:r>
-    </w:p>
-    <w:p>
-      <w:pPr>
-        <w:spacing w:after="0"/>
-        <w:ind w:left="680"/>
-        <w:rPr>
-          <w:lang w:val="ru-RU"/>
-        </w:rPr>
-      </w:pPr>
-      <w:r>
-        <w:rPr>
-          <w:rFonts w:cs="Times New Roman"/>
-          <w:sz w:val="21"/>
-          <w:lang w:val="ru-RU"/>
-        </w:rPr>
-        <w:t xml:space="preserve">Б) Воспроизводимый и сопровождаемый </w:t>
-      </w:r>
-      <w:r>
-        <w:rPr>
-          <w:rFonts w:cs="Times New Roman"/>
-          <w:sz w:val="21"/>
-        </w:rPr>
-        <w:t>ML</w:t>
-      </w:r>
-      <w:r>
-        <w:rPr>
-          <w:rFonts w:cs="Times New Roman"/>
-          <w:sz w:val="21"/>
-          <w:lang w:val="ru-RU"/>
-        </w:rPr>
-        <w:t>-сервис</w:t>
-      </w:r>
-    </w:p>
-    <w:p>
-      <w:pPr>
-        <w:spacing w:after="0"/>
-        <w:ind w:left="680"/>
-        <w:rPr>
-          <w:lang w:val="ru-RU"/>
-        </w:rPr>
-      </w:pPr>
-      <w:r>
-        <w:rPr>
-          <w:rFonts w:cs="Times New Roman"/>
-          <w:sz w:val="21"/>
-          <w:lang w:val="ru-RU"/>
-        </w:rPr>
-        <w:t>В) Набор презентаций о модели</w:t>
-      </w:r>
-    </w:p>
-    <w:p>
-      <w:pPr>
-        <w:spacing w:after="0"/>
-        <w:ind w:left="680"/>
-        <w:rPr>
-          <w:lang w:val="ru-RU"/>
-        </w:rPr>
-      </w:pPr>
-      <w:r>
-        <w:rPr>
-          <w:rFonts w:cs="Times New Roman"/>
-          <w:sz w:val="21"/>
-          <w:lang w:val="ru-RU"/>
-        </w:rPr>
-        <w:t>Г) Только очищенный датасет</w:t>
-      </w:r>
-    </w:p>
-    <w:p>
-      <w:pPr>
-        <w:spacing w:after="0"/>
-        <w:ind w:left="340" w:hanging="340"/>
-        <w:rPr>
-          <w:lang w:val="ru-RU"/>
-        </w:rPr>
-      </w:pPr>
-      <w:r>
-        <w:rPr>
-          <w:rFonts w:cs="Times New Roman"/>
-          <w:sz w:val="21"/>
-          <w:lang w:val="ru-RU"/>
-        </w:rPr>
-        <w:t xml:space="preserve">2. Что относится к техническому долгу </w:t>
-      </w:r>
-      <w:r>
-        <w:rPr>
-          <w:rFonts w:cs="Times New Roman"/>
-          <w:sz w:val="21"/>
-        </w:rPr>
-        <w:t>ML</w:t>
-      </w:r>
-      <w:r>
-        <w:rPr>
-          <w:rFonts w:cs="Times New Roman"/>
-          <w:sz w:val="21"/>
-          <w:lang w:val="ru-RU"/>
-        </w:rPr>
-        <w:t>-системы?</w:t>
-      </w:r>
-    </w:p>
-    <w:p>
-      <w:pPr>
-        <w:spacing w:after="0"/>
-        <w:ind w:left="680"/>
-        <w:rPr>
-          <w:lang w:val="ru-RU"/>
-        </w:rPr>
-      </w:pPr>
-      <w:r>
-        <w:rPr>
-          <w:rFonts w:cs="Times New Roman"/>
-          <w:sz w:val="21"/>
-          <w:lang w:val="ru-RU"/>
-        </w:rPr>
-        <w:t>А) Зафиксированные версии зависимостей</w:t>
-      </w:r>
-    </w:p>
-    <w:p>
-      <w:pPr>
-        <w:spacing w:after="0"/>
-        <w:ind w:left="680"/>
-        <w:rPr>
-          <w:lang w:val="ru-RU"/>
-        </w:rPr>
-      </w:pPr>
-      <w:r>
-        <w:rPr>
-          <w:rFonts w:cs="Times New Roman"/>
-          <w:sz w:val="21"/>
-          <w:lang w:val="ru-RU"/>
-        </w:rPr>
-        <w:t>Б) Неявные зависимости и ручные шаги запуска</w:t>
-      </w:r>
-    </w:p>
-    <w:p>
-      <w:pPr>
-        <w:spacing w:after="0"/>
-        <w:ind w:left="680"/>
-        <w:rPr>
-          <w:lang w:val="ru-RU"/>
-        </w:rPr>
-      </w:pPr>
-      <w:r>
-        <w:rPr>
-          <w:rFonts w:cs="Times New Roman"/>
-          <w:sz w:val="21"/>
-          <w:lang w:val="ru-RU"/>
-        </w:rPr>
-        <w:t>В) Автоматические тесты</w:t>
-      </w:r>
-    </w:p>
-    <w:p>
-      <w:pPr>
-        <w:spacing w:after="0"/>
-        <w:ind w:left="680"/>
-        <w:rPr>
-          <w:lang w:val="ru-RU"/>
-        </w:rPr>
-      </w:pPr>
-      <w:r>
-        <w:rPr>
-          <w:rFonts w:cs="Times New Roman"/>
-          <w:sz w:val="21"/>
-          <w:lang w:val="ru-RU"/>
-        </w:rPr>
-        <w:t xml:space="preserve">Г) Документированный </w:t>
-      </w:r>
-      <w:r>
-        <w:rPr>
-          <w:rFonts w:cs="Times New Roman"/>
-          <w:sz w:val="21"/>
-        </w:rPr>
-        <w:t>API</w:t>
-      </w:r>
-    </w:p>
-    <w:p>
-      <w:pPr>
-        <w:spacing w:after="0"/>
-        <w:ind w:left="340" w:hanging="340"/>
-        <w:rPr>
-          <w:lang w:val="ru-RU"/>
-        </w:rPr>
-      </w:pPr>
-      <w:r>
-        <w:rPr>
-          <w:rFonts w:cs="Times New Roman"/>
-          <w:sz w:val="21"/>
-          <w:lang w:val="ru-RU"/>
-        </w:rPr>
-        <w:t>3. Что обеспечивает воспроизводимость эксперимента?</w:t>
-      </w:r>
-    </w:p>
-    <w:p>
-      <w:pPr>
-        <w:spacing w:after="0"/>
-        <w:ind w:left="680"/>
-        <w:rPr>
-          <w:lang w:val="ru-RU"/>
-        </w:rPr>
-      </w:pPr>
-      <w:r>
-        <w:rPr>
-          <w:rFonts w:cs="Times New Roman"/>
-          <w:sz w:val="21"/>
-          <w:lang w:val="ru-RU"/>
-        </w:rPr>
-        <w:t>А) Только сохранённая метрика</w:t>
-      </w:r>
-    </w:p>
-    <w:p>
-      <w:pPr>
-        <w:spacing w:after="0"/>
-        <w:ind w:left="680"/>
-        <w:rPr>
-          <w:lang w:val="ru-RU"/>
-        </w:rPr>
-      </w:pPr>
-      <w:r>
-        <w:rPr>
-          <w:rFonts w:cs="Times New Roman"/>
-          <w:sz w:val="21"/>
-          <w:lang w:val="ru-RU"/>
-        </w:rPr>
-        <w:t>Б) Связь версий кода, данных, конфигурации и модели</w:t>
-      </w:r>
-    </w:p>
-    <w:p>
-      <w:pPr>
-        <w:spacing w:after="0"/>
-        <w:ind w:left="680"/>
-        <w:rPr>
-          <w:lang w:val="ru-RU"/>
-        </w:rPr>
-      </w:pPr>
-      <w:r>
-        <w:rPr>
-          <w:rFonts w:cs="Times New Roman"/>
-          <w:sz w:val="21"/>
-          <w:lang w:val="ru-RU"/>
-        </w:rPr>
-        <w:t>В) Запуск на любом случайном датасете</w:t>
-      </w:r>
-    </w:p>
-    <w:p>
-      <w:pPr>
-        <w:spacing w:after="0"/>
-        <w:ind w:left="680"/>
-        <w:rPr>
-          <w:lang w:val="ru-RU"/>
-        </w:rPr>
-      </w:pPr>
-      <w:r>
-        <w:rPr>
-          <w:rFonts w:cs="Times New Roman"/>
-          <w:sz w:val="21"/>
-          <w:lang w:val="ru-RU"/>
-        </w:rPr>
-        <w:t>Г) Отсутствие логирования</w:t>
-      </w:r>
-    </w:p>
-    <w:p>
-      <w:pPr>
-        <w:spacing w:after="0"/>
-        <w:ind w:left="340" w:hanging="340"/>
-        <w:rPr>
-          <w:lang w:val="ru-RU"/>
-        </w:rPr>
-      </w:pPr>
-      <w:r>
-        <w:rPr>
-          <w:rFonts w:cs="Times New Roman"/>
-          <w:sz w:val="21"/>
-          <w:lang w:val="ru-RU"/>
-        </w:rPr>
-        <w:t>4. Какая роль в большей степени отвечает за эксплуатационный контур модели?</w:t>
-      </w:r>
-    </w:p>
-    <w:p>
-      <w:pPr>
-        <w:spacing w:after="0"/>
-        <w:ind w:left="680"/>
-        <w:rPr>
-          <w:lang w:val="ru-RU"/>
-        </w:rPr>
-      </w:pPr>
-      <w:r>
-        <w:rPr>
-          <w:rFonts w:cs="Times New Roman"/>
-          <w:sz w:val="21"/>
-          <w:lang w:val="ru-RU"/>
-        </w:rPr>
-        <w:t xml:space="preserve">А) </w:t>
-      </w:r>
-      <w:proofErr w:type="spellStart"/>
-      <w:r>
-        <w:rPr>
-          <w:rFonts w:cs="Times New Roman"/>
-          <w:sz w:val="21"/>
-        </w:rPr>
-        <w:t>MLOps</w:t>
-      </w:r>
-      <w:proofErr w:type="spellEnd"/>
-      <w:r>
-        <w:rPr>
-          <w:rFonts w:cs="Times New Roman"/>
-          <w:sz w:val="21"/>
-          <w:lang w:val="ru-RU"/>
-        </w:rPr>
-        <w:t>-инженер</w:t>
-      </w:r>
-    </w:p>
-    <w:p>
-      <w:pPr>
-        <w:spacing w:after="0"/>
-        <w:ind w:left="680"/>
-        <w:rPr>
-          <w:lang w:val="ru-RU"/>
-        </w:rPr>
-      </w:pPr>
-      <w:r>
-        <w:rPr>
-          <w:rFonts w:cs="Times New Roman"/>
-          <w:sz w:val="21"/>
-          <w:lang w:val="ru-RU"/>
-        </w:rPr>
-        <w:t>Б) Только аналитик данных</w:t>
-      </w:r>
-    </w:p>
-    <w:p>
-      <w:pPr>
-        <w:spacing w:after="0"/>
-        <w:ind w:left="680"/>
-        <w:rPr>
-          <w:lang w:val="ru-RU"/>
-        </w:rPr>
-      </w:pPr>
-      <w:r>
-        <w:rPr>
-          <w:rFonts w:cs="Times New Roman"/>
-          <w:sz w:val="21"/>
-          <w:lang w:val="ru-RU"/>
-        </w:rPr>
-        <w:t>В) Дизайнер интерфейсов</w:t>
-      </w:r>
-    </w:p>
-    <w:p>
-      <w:pPr>
-        <w:spacing w:after="0"/>
-        <w:ind w:left="680"/>
-        <w:rPr>
-          <w:lang w:val="ru-RU"/>
-        </w:rPr>
-      </w:pPr>
-      <w:r>
-        <w:rPr>
-          <w:rFonts w:cs="Times New Roman"/>
-          <w:sz w:val="21"/>
-          <w:lang w:val="ru-RU"/>
-        </w:rPr>
-        <w:t>Г) Технический писатель</w:t>
-      </w:r>
-    </w:p>
-    <w:p>
-      <w:pPr>
-        <w:keepNext/>
-        <w:spacing w:before="100" w:after="40"/>
-        <w:rPr>
-          <w:lang w:val="ru-RU"/>
-        </w:rPr>
-      </w:pPr>
-      <w:r>
-        <w:rPr>
-          <w:rFonts w:cs="Times New Roman"/>
-          <w:b/>
-          <w:sz w:val="22"/>
-          <w:lang w:val="ru-RU"/>
-        </w:rPr>
-        <w:t xml:space="preserve">Тест 2. Тестирование </w:t>
-      </w:r>
-      <w:r>
-        <w:rPr>
-          <w:rFonts w:cs="Times New Roman"/>
-          <w:b/>
-          <w:sz w:val="22"/>
-        </w:rPr>
-        <w:t>ML</w:t>
-      </w:r>
-      <w:r>
-        <w:rPr>
-          <w:rFonts w:cs="Times New Roman"/>
-          <w:b/>
-          <w:sz w:val="22"/>
-          <w:lang w:val="ru-RU"/>
-        </w:rPr>
-        <w:t>-систем</w:t>
-      </w:r>
-    </w:p>
-    <w:p>
-      <w:pPr>
-        <w:spacing w:after="0"/>
-        <w:ind w:left="340" w:hanging="340"/>
-        <w:rPr>
-          <w:lang w:val="ru-RU"/>
-        </w:rPr>
-      </w:pPr>
-      <w:r>
-        <w:rPr>
-          <w:rFonts w:cs="Times New Roman"/>
-          <w:sz w:val="21"/>
-          <w:lang w:val="ru-RU"/>
-        </w:rPr>
-        <w:t>1. Что проверяет модульный тест?</w:t>
-      </w:r>
-    </w:p>
-    <w:p>
-      <w:pPr>
-        <w:spacing w:after="0"/>
-        <w:ind w:left="680"/>
-        <w:rPr>
-          <w:lang w:val="ru-RU"/>
-        </w:rPr>
-      </w:pPr>
-      <w:r>
-        <w:rPr>
-          <w:rFonts w:cs="Times New Roman"/>
-          <w:sz w:val="21"/>
-          <w:lang w:val="ru-RU"/>
-        </w:rPr>
-        <w:t>А) Отдельную функцию или компонент</w:t>
-      </w:r>
-    </w:p>
-    <w:p>
-      <w:pPr>
-        <w:spacing w:after="0"/>
-        <w:ind w:left="680"/>
-        <w:rPr>
-          <w:lang w:val="ru-RU"/>
-        </w:rPr>
-      </w:pPr>
-      <w:r>
-        <w:rPr>
-          <w:rFonts w:cs="Times New Roman"/>
-          <w:sz w:val="21"/>
-          <w:lang w:val="ru-RU"/>
-        </w:rPr>
-        <w:t>Б) Всю инфраструктуру организации</w:t>
-      </w:r>
-    </w:p>
-    <w:p>
-      <w:pPr>
-        <w:spacing w:after="0"/>
-        <w:ind w:left="680"/>
-        <w:rPr>
-          <w:lang w:val="ru-RU"/>
-        </w:rPr>
-      </w:pPr>
-      <w:r>
-        <w:rPr>
-          <w:rFonts w:cs="Times New Roman"/>
-          <w:sz w:val="21"/>
-          <w:lang w:val="ru-RU"/>
-        </w:rPr>
-        <w:t>В) Только внешний интерфейс</w:t>
-      </w:r>
-    </w:p>
-    <w:p>
-      <w:pPr>
-        <w:spacing w:after="0"/>
-        <w:ind w:left="680"/>
-        <w:rPr>
-          <w:lang w:val="ru-RU"/>
-        </w:rPr>
-      </w:pPr>
-      <w:r>
-        <w:rPr>
-          <w:rFonts w:cs="Times New Roman"/>
-          <w:sz w:val="21"/>
-          <w:lang w:val="ru-RU"/>
-        </w:rPr>
-        <w:t>Г) Только скорость сети</w:t>
-      </w:r>
-    </w:p>
-    <w:p>
-      <w:pPr>
-        <w:spacing w:after="0"/>
-        <w:ind w:left="340" w:hanging="340"/>
-        <w:rPr>
-          <w:lang w:val="ru-RU"/>
-        </w:rPr>
-      </w:pPr>
-      <w:r>
-        <w:rPr>
-          <w:rFonts w:cs="Times New Roman"/>
-          <w:sz w:val="21"/>
-          <w:lang w:val="ru-RU"/>
-        </w:rPr>
-        <w:t>2. Что такое контракт данных?</w:t>
-      </w:r>
-    </w:p>
-    <w:p>
-      <w:pPr>
-        <w:spacing w:after="0"/>
-        <w:ind w:left="680"/>
-        <w:rPr>
-          <w:lang w:val="ru-RU"/>
-        </w:rPr>
-      </w:pPr>
-      <w:r>
-        <w:rPr>
-          <w:rFonts w:cs="Times New Roman"/>
-          <w:sz w:val="21"/>
-          <w:lang w:val="ru-RU"/>
-        </w:rPr>
-        <w:t>А) Соглашение о схеме, типах и допустимых значениях</w:t>
-      </w:r>
-    </w:p>
-    <w:p>
-      <w:pPr>
-        <w:spacing w:after="0"/>
-        <w:ind w:left="680"/>
-        <w:rPr>
-          <w:lang w:val="ru-RU"/>
-        </w:rPr>
-      </w:pPr>
-      <w:r>
-        <w:rPr>
-          <w:rFonts w:cs="Times New Roman"/>
-          <w:sz w:val="21"/>
-          <w:lang w:val="ru-RU"/>
-        </w:rPr>
-        <w:t>Б) Лицензия на программный продукт</w:t>
-      </w:r>
-    </w:p>
-    <w:p>
-      <w:pPr>
-        <w:spacing w:after="0"/>
-        <w:ind w:left="680"/>
-        <w:rPr>
-          <w:lang w:val="ru-RU"/>
-        </w:rPr>
-      </w:pPr>
-      <w:r>
-        <w:rPr>
-          <w:rFonts w:cs="Times New Roman"/>
-          <w:sz w:val="21"/>
-          <w:lang w:val="ru-RU"/>
-        </w:rPr>
-        <w:t xml:space="preserve">В) Список пользователей </w:t>
-      </w:r>
-      <w:r>
-        <w:rPr>
-          <w:rFonts w:cs="Times New Roman"/>
-          <w:sz w:val="21"/>
-        </w:rPr>
-        <w:t>API</w:t>
-      </w:r>
-    </w:p>
-    <w:p>
-      <w:pPr>
-        <w:spacing w:after="0"/>
-        <w:ind w:left="680"/>
-        <w:rPr>
-          <w:lang w:val="ru-RU"/>
-        </w:rPr>
-      </w:pPr>
-      <w:r>
-        <w:rPr>
-          <w:rFonts w:cs="Times New Roman"/>
-          <w:sz w:val="21"/>
-          <w:lang w:val="ru-RU"/>
-        </w:rPr>
-        <w:t xml:space="preserve">Г) Файл </w:t>
-      </w:r>
-      <w:proofErr w:type="spellStart"/>
-      <w:r>
-        <w:rPr>
-          <w:rFonts w:cs="Times New Roman"/>
-          <w:sz w:val="21"/>
-        </w:rPr>
-        <w:t>Dockerfile</w:t>
-      </w:r>
-      <w:proofErr w:type="spellEnd"/>
-    </w:p>
-    <w:p>
-      <w:pPr>
-        <w:spacing w:after="0"/>
-        <w:ind w:left="340" w:hanging="340"/>
-        <w:rPr>
-          <w:lang w:val="ru-RU"/>
-        </w:rPr>
-      </w:pPr>
-      <w:r>
-        <w:rPr>
-          <w:rFonts w:cs="Times New Roman"/>
-          <w:sz w:val="21"/>
-          <w:lang w:val="ru-RU"/>
-        </w:rPr>
-        <w:t>3. Для чего нужен регрессионный тест модели?</w:t>
-      </w:r>
-    </w:p>
-    <w:p>
-      <w:pPr>
-        <w:spacing w:after="0"/>
-        <w:ind w:left="680"/>
-        <w:rPr>
-          <w:lang w:val="ru-RU"/>
-        </w:rPr>
-      </w:pPr>
-      <w:r>
-        <w:rPr>
-          <w:rFonts w:cs="Times New Roman"/>
-          <w:sz w:val="21"/>
-          <w:lang w:val="ru-RU"/>
-        </w:rPr>
-        <w:t>А) Чтобы гарантировать отсутствие значимого ухудшения относительно базовой версии</w:t>
-      </w:r>
-    </w:p>
-    <w:p>
-      <w:pPr>
-        <w:spacing w:after="0"/>
-        <w:ind w:left="680"/>
-        <w:rPr>
-          <w:lang w:val="ru-RU"/>
-        </w:rPr>
-      </w:pPr>
-      <w:r>
-        <w:rPr>
-          <w:rFonts w:cs="Times New Roman"/>
-          <w:sz w:val="21"/>
-          <w:lang w:val="ru-RU"/>
         </w:rPr>
         <w:lastRenderedPageBreak/>
-        <w:t>Б) Чтобы удалить датасет</w:t>
-      </w:r>
-    </w:p>
-    <w:p>
-      <w:pPr>
-        <w:spacing w:after="0"/>
-        <w:ind w:left="680"/>
-        <w:rPr>
-          <w:lang w:val="ru-RU"/>
-        </w:rPr>
-      </w:pPr>
-      <w:r>
-        <w:rPr>
-          <w:rFonts w:cs="Times New Roman"/>
-          <w:sz w:val="21"/>
-          <w:lang w:val="ru-RU"/>
-        </w:rPr>
-        <w:t xml:space="preserve">В) Чтобы заменить </w:t>
-      </w:r>
-      <w:r>
-        <w:rPr>
-          <w:rFonts w:cs="Times New Roman"/>
-          <w:sz w:val="21"/>
-        </w:rPr>
-        <w:t>Git</w:t>
-      </w:r>
-    </w:p>
-    <w:p>
-      <w:pPr>
-        <w:spacing w:after="0"/>
-        <w:ind w:left="680"/>
-        <w:rPr>
-          <w:lang w:val="ru-RU"/>
-        </w:rPr>
-      </w:pPr>
-      <w:r>
-        <w:rPr>
-          <w:rFonts w:cs="Times New Roman"/>
-          <w:sz w:val="21"/>
-          <w:lang w:val="ru-RU"/>
-        </w:rPr>
-        <w:t>Г) Чтобы построить интерфейс</w:t>
-      </w:r>
-    </w:p>
-    <w:p>
-      <w:pPr>
-        <w:spacing w:after="0"/>
-        <w:ind w:left="340" w:hanging="340"/>
-        <w:rPr>
-          <w:lang w:val="ru-RU"/>
-        </w:rPr>
-      </w:pPr>
-      <w:r>
-        <w:rPr>
-          <w:rFonts w:cs="Times New Roman"/>
-          <w:sz w:val="21"/>
-          <w:lang w:val="ru-RU"/>
-        </w:rPr>
-        <w:t xml:space="preserve">4. Как корректно тестировать </w:t>
-      </w:r>
-      <w:r>
-        <w:rPr>
-          <w:rFonts w:cs="Times New Roman"/>
-          <w:sz w:val="21"/>
-        </w:rPr>
-        <w:t>API</w:t>
-      </w:r>
-      <w:r>
-        <w:rPr>
-          <w:rFonts w:cs="Times New Roman"/>
-          <w:sz w:val="21"/>
-          <w:lang w:val="ru-RU"/>
-        </w:rPr>
-        <w:t>?</w:t>
-      </w:r>
-    </w:p>
-    <w:p>
-      <w:pPr>
-        <w:spacing w:after="0"/>
-        <w:ind w:left="680"/>
-        <w:rPr>
-          <w:lang w:val="ru-RU"/>
-        </w:rPr>
-      </w:pPr>
-      <w:r>
-        <w:rPr>
-          <w:rFonts w:cs="Times New Roman"/>
-          <w:sz w:val="21"/>
-          <w:lang w:val="ru-RU"/>
-        </w:rPr>
-        <w:t>А) Проверять коды ответа и схему данных</w:t>
-      </w:r>
-    </w:p>
-    <w:p>
-      <w:pPr>
-        <w:spacing w:after="0"/>
-        <w:ind w:left="680"/>
-        <w:rPr>
-          <w:lang w:val="ru-RU"/>
-        </w:rPr>
-      </w:pPr>
-      <w:r>
-        <w:rPr>
-          <w:rFonts w:cs="Times New Roman"/>
-          <w:sz w:val="21"/>
-          <w:lang w:val="ru-RU"/>
-        </w:rPr>
-        <w:t>Б) Только вручную смотреть браузер</w:t>
-      </w:r>
-    </w:p>
-    <w:p>
-      <w:pPr>
-        <w:spacing w:after="0"/>
-        <w:ind w:left="680"/>
-        <w:rPr>
-          <w:lang w:val="ru-RU"/>
-        </w:rPr>
-      </w:pPr>
-      <w:r>
-        <w:rPr>
-          <w:rFonts w:cs="Times New Roman"/>
-          <w:sz w:val="21"/>
-          <w:lang w:val="ru-RU"/>
-        </w:rPr>
-        <w:t>В) Проверять только имя файла</w:t>
-      </w:r>
-    </w:p>
-    <w:p>
-      <w:pPr>
-        <w:spacing w:after="0"/>
-        <w:ind w:left="680"/>
-        <w:rPr>
-          <w:lang w:val="ru-RU"/>
-        </w:rPr>
-      </w:pPr>
-      <w:r>
-        <w:rPr>
-          <w:rFonts w:cs="Times New Roman"/>
-          <w:sz w:val="21"/>
-          <w:lang w:val="ru-RU"/>
-        </w:rPr>
-        <w:t>Г) Отключать валидацию</w:t>
-      </w:r>
-    </w:p>
-    <w:p>
-      <w:pPr>
-        <w:keepNext/>
-        <w:spacing w:before="100" w:after="40"/>
-        <w:rPr>
-          <w:lang w:val="ru-RU"/>
-        </w:rPr>
-      </w:pPr>
-      <w:r>
-        <w:rPr>
-          <w:rFonts w:cs="Times New Roman"/>
-          <w:b/>
-          <w:sz w:val="22"/>
-          <w:lang w:val="ru-RU"/>
-        </w:rPr>
-        <w:t xml:space="preserve">Тест 3. </w:t>
-      </w:r>
-      <w:r>
-        <w:rPr>
-          <w:rFonts w:cs="Times New Roman"/>
-          <w:b/>
-          <w:sz w:val="22"/>
-        </w:rPr>
-        <w:t>CI</w:t>
-      </w:r>
-      <w:r>
-        <w:rPr>
-          <w:rFonts w:cs="Times New Roman"/>
-          <w:b/>
-          <w:sz w:val="22"/>
-          <w:lang w:val="ru-RU"/>
-        </w:rPr>
-        <w:t>/</w:t>
-      </w:r>
-      <w:r>
-        <w:rPr>
-          <w:rFonts w:cs="Times New Roman"/>
-          <w:b/>
-          <w:sz w:val="22"/>
-        </w:rPr>
-        <w:t>CD</w:t>
-      </w:r>
-      <w:r>
-        <w:rPr>
-          <w:rFonts w:cs="Times New Roman"/>
-          <w:b/>
-          <w:sz w:val="22"/>
-          <w:lang w:val="ru-RU"/>
-        </w:rPr>
-        <w:t xml:space="preserve"> для </w:t>
-      </w:r>
-      <w:r>
-        <w:rPr>
-          <w:rFonts w:cs="Times New Roman"/>
-          <w:b/>
-          <w:sz w:val="22"/>
-        </w:rPr>
-        <w:t>ML</w:t>
-      </w:r>
-      <w:r>
-        <w:rPr>
-          <w:rFonts w:cs="Times New Roman"/>
-          <w:b/>
-          <w:sz w:val="22"/>
-          <w:lang w:val="ru-RU"/>
-        </w:rPr>
-        <w:t>-проектов</w:t>
-      </w:r>
-    </w:p>
-    <w:p>
-      <w:pPr>
-        <w:spacing w:after="0"/>
-        <w:ind w:left="340" w:hanging="340"/>
-        <w:rPr>
-          <w:lang w:val="ru-RU"/>
-        </w:rPr>
-      </w:pPr>
-      <w:r>
-        <w:rPr>
-          <w:rFonts w:cs="Times New Roman"/>
-          <w:sz w:val="21"/>
-          <w:lang w:val="ru-RU"/>
-        </w:rPr>
-        <w:t xml:space="preserve">1. Что означает </w:t>
-      </w:r>
-      <w:r>
-        <w:rPr>
-          <w:rFonts w:cs="Times New Roman"/>
-          <w:sz w:val="21"/>
-        </w:rPr>
-        <w:t>CI</w:t>
-      </w:r>
-      <w:r>
-        <w:rPr>
-          <w:rFonts w:cs="Times New Roman"/>
-          <w:sz w:val="21"/>
-          <w:lang w:val="ru-RU"/>
-        </w:rPr>
-        <w:t>?</w:t>
-      </w:r>
-    </w:p>
-    <w:p>
-      <w:pPr>
-        <w:spacing w:after="0"/>
-        <w:ind w:left="680"/>
-        <w:rPr>
-          <w:lang w:val="ru-RU"/>
-        </w:rPr>
-      </w:pPr>
-      <w:r>
-        <w:rPr>
-          <w:rFonts w:cs="Times New Roman"/>
-          <w:sz w:val="21"/>
-          <w:lang w:val="ru-RU"/>
-        </w:rPr>
-        <w:t>А) Автоматическая интеграция изменений с запуском проверок</w:t>
-      </w:r>
-    </w:p>
-    <w:p>
-      <w:pPr>
-        <w:spacing w:after="0"/>
-        <w:ind w:left="680"/>
-        <w:rPr>
-          <w:lang w:val="ru-RU"/>
-        </w:rPr>
-      </w:pPr>
-      <w:r>
-        <w:rPr>
-          <w:rFonts w:cs="Times New Roman"/>
-          <w:sz w:val="21"/>
-          <w:lang w:val="ru-RU"/>
-        </w:rPr>
-        <w:t>Б) Ручное обучение модели раз в год</w:t>
-      </w:r>
-    </w:p>
-    <w:p>
-      <w:pPr>
-        <w:spacing w:after="0"/>
-        <w:ind w:left="680"/>
-        <w:rPr>
-          <w:lang w:val="ru-RU"/>
-        </w:rPr>
-      </w:pPr>
-      <w:r>
-        <w:rPr>
-          <w:rFonts w:cs="Times New Roman"/>
-          <w:sz w:val="21"/>
-          <w:lang w:val="ru-RU"/>
-        </w:rPr>
-        <w:t>В) Только мониторинг сервера</w:t>
-      </w:r>
-    </w:p>
-    <w:p>
-      <w:pPr>
-        <w:spacing w:after="0"/>
-        <w:ind w:left="680"/>
-        <w:rPr>
-          <w:lang w:val="ru-RU"/>
-        </w:rPr>
-      </w:pPr>
-      <w:r>
-        <w:rPr>
-          <w:rFonts w:cs="Times New Roman"/>
-          <w:sz w:val="21"/>
-          <w:lang w:val="ru-RU"/>
-        </w:rPr>
-        <w:t>Г) Хранение датасета в архиве</w:t>
-      </w:r>
-    </w:p>
-    <w:p>
-      <w:pPr>
-        <w:spacing w:after="0"/>
-        <w:ind w:left="340" w:hanging="340"/>
-        <w:rPr>
-          <w:lang w:val="ru-RU"/>
-        </w:rPr>
-      </w:pPr>
-      <w:r>
-        <w:rPr>
-          <w:rFonts w:cs="Times New Roman"/>
-          <w:sz w:val="21"/>
-          <w:lang w:val="ru-RU"/>
-        </w:rPr>
-        <w:t>2. Что является артефактом сборки?</w:t>
-      </w:r>
-    </w:p>
-    <w:p>
-      <w:pPr>
-        <w:spacing w:after="0"/>
-        <w:ind w:left="680"/>
-        <w:rPr>
-          <w:lang w:val="ru-RU"/>
-        </w:rPr>
-      </w:pPr>
-      <w:r>
-        <w:rPr>
-          <w:rFonts w:cs="Times New Roman"/>
-          <w:sz w:val="21"/>
-          <w:lang w:val="ru-RU"/>
-        </w:rPr>
-        <w:t>А) Собранный пакет, контейнер или отчёт тестов</w:t>
-      </w:r>
-    </w:p>
-    <w:p>
-      <w:pPr>
-        <w:spacing w:after="0"/>
-        <w:ind w:left="680"/>
-        <w:rPr>
-          <w:lang w:val="ru-RU"/>
-        </w:rPr>
-      </w:pPr>
-      <w:r>
-        <w:rPr>
-          <w:rFonts w:cs="Times New Roman"/>
-          <w:sz w:val="21"/>
-          <w:lang w:val="ru-RU"/>
-        </w:rPr>
-        <w:t>Б) Случайная строка в коде</w:t>
-      </w:r>
-    </w:p>
-    <w:p>
-      <w:pPr>
-        <w:spacing w:after="0"/>
-        <w:ind w:left="680"/>
-        <w:rPr>
-          <w:lang w:val="ru-RU"/>
-        </w:rPr>
-      </w:pPr>
-      <w:r>
-        <w:rPr>
-          <w:rFonts w:cs="Times New Roman"/>
-          <w:sz w:val="21"/>
-          <w:lang w:val="ru-RU"/>
-        </w:rPr>
-        <w:t>В) Пароль пользователя</w:t>
-      </w:r>
-    </w:p>
-    <w:p>
-      <w:pPr>
-        <w:spacing w:after="0"/>
-        <w:ind w:left="680"/>
-        <w:rPr>
-          <w:lang w:val="ru-RU"/>
-        </w:rPr>
-      </w:pPr>
-      <w:r>
-        <w:rPr>
-          <w:rFonts w:cs="Times New Roman"/>
-          <w:sz w:val="21"/>
-          <w:lang w:val="ru-RU"/>
-        </w:rPr>
-        <w:t>Г) Описание вакансии</w:t>
-      </w:r>
-    </w:p>
-    <w:p>
-      <w:pPr>
-        <w:spacing w:after="0"/>
-        <w:ind w:left="340" w:hanging="340"/>
-        <w:rPr>
-          <w:lang w:val="ru-RU"/>
-        </w:rPr>
-      </w:pPr>
-      <w:r>
-        <w:rPr>
-          <w:rFonts w:cs="Times New Roman"/>
-          <w:sz w:val="21"/>
-          <w:lang w:val="ru-RU"/>
-        </w:rPr>
-        <w:t xml:space="preserve">3. Как следует работать с секретами в </w:t>
-      </w:r>
-      <w:r>
-        <w:rPr>
-          <w:rFonts w:cs="Times New Roman"/>
-          <w:sz w:val="21"/>
-        </w:rPr>
-        <w:t>CI</w:t>
-      </w:r>
-      <w:r>
-        <w:rPr>
-          <w:rFonts w:cs="Times New Roman"/>
-          <w:sz w:val="21"/>
-          <w:lang w:val="ru-RU"/>
-        </w:rPr>
-        <w:t>?</w:t>
-      </w:r>
-    </w:p>
-    <w:p>
-      <w:pPr>
-        <w:spacing w:after="0"/>
-        <w:ind w:left="680"/>
-        <w:rPr>
-          <w:lang w:val="ru-RU"/>
-        </w:rPr>
-      </w:pPr>
-      <w:r>
-        <w:rPr>
-          <w:rFonts w:cs="Times New Roman"/>
-          <w:sz w:val="21"/>
-          <w:lang w:val="ru-RU"/>
-        </w:rPr>
-        <w:t>А) Хранить в защищённом хранилище переменных</w:t>
-      </w:r>
-    </w:p>
-    <w:p>
-      <w:pPr>
-        <w:spacing w:after="0"/>
-        <w:ind w:left="680"/>
-        <w:rPr>
-          <w:lang w:val="ru-RU"/>
-        </w:rPr>
-      </w:pPr>
-      <w:r>
-        <w:rPr>
-          <w:rFonts w:cs="Times New Roman"/>
-          <w:sz w:val="21"/>
-          <w:lang w:val="ru-RU"/>
-        </w:rPr>
-        <w:t>Б) Коммитить в открытый репозиторий</w:t>
-      </w:r>
-    </w:p>
-    <w:p>
-      <w:pPr>
-        <w:spacing w:after="0"/>
-        <w:ind w:left="680"/>
-        <w:rPr>
-          <w:lang w:val="ru-RU"/>
-        </w:rPr>
-      </w:pPr>
-      <w:r>
-        <w:rPr>
-          <w:rFonts w:cs="Times New Roman"/>
-          <w:sz w:val="21"/>
-          <w:lang w:val="ru-RU"/>
-        </w:rPr>
-        <w:t xml:space="preserve">В) Писать в </w:t>
-      </w:r>
-      <w:r>
-        <w:rPr>
-          <w:rFonts w:cs="Times New Roman"/>
-          <w:sz w:val="21"/>
-        </w:rPr>
-        <w:t>README</w:t>
-      </w:r>
-    </w:p>
-    <w:p>
-      <w:pPr>
-        <w:spacing w:after="0"/>
-        <w:ind w:left="680"/>
-        <w:rPr>
-          <w:lang w:val="ru-RU"/>
-        </w:rPr>
-      </w:pPr>
-      <w:r>
-        <w:rPr>
-          <w:rFonts w:cs="Times New Roman"/>
-          <w:sz w:val="21"/>
-          <w:lang w:val="ru-RU"/>
-        </w:rPr>
-        <w:t>Г) Передавать в имени ветки</w:t>
-      </w:r>
-    </w:p>
-    <w:p>
-      <w:pPr>
-        <w:spacing w:after="0"/>
-        <w:ind w:left="340" w:hanging="340"/>
-        <w:rPr>
-          <w:lang w:val="ru-RU"/>
-        </w:rPr>
-      </w:pPr>
-      <w:r>
-        <w:rPr>
-          <w:rFonts w:cs="Times New Roman"/>
-          <w:sz w:val="21"/>
-          <w:lang w:val="ru-RU"/>
-        </w:rPr>
-        <w:t xml:space="preserve">4. Что такое </w:t>
-      </w:r>
-      <w:r>
-        <w:rPr>
-          <w:rFonts w:cs="Times New Roman"/>
-          <w:sz w:val="21"/>
-        </w:rPr>
-        <w:t>quality</w:t>
-      </w:r>
-      <w:r>
-        <w:rPr>
-          <w:rFonts w:cs="Times New Roman"/>
-          <w:sz w:val="21"/>
-          <w:lang w:val="ru-RU"/>
-        </w:rPr>
-        <w:t xml:space="preserve"> </w:t>
-      </w:r>
-      <w:r>
-        <w:rPr>
-          <w:rFonts w:cs="Times New Roman"/>
-          <w:sz w:val="21"/>
-        </w:rPr>
-        <w:t>gate</w:t>
-      </w:r>
-      <w:r>
-        <w:rPr>
-          <w:rFonts w:cs="Times New Roman"/>
-          <w:sz w:val="21"/>
-          <w:lang w:val="ru-RU"/>
-        </w:rPr>
-        <w:t>?</w:t>
-      </w:r>
-    </w:p>
-    <w:p>
-      <w:pPr>
-        <w:spacing w:after="0"/>
-        <w:ind w:left="680"/>
-        <w:rPr>
-          <w:lang w:val="ru-RU"/>
-        </w:rPr>
-      </w:pPr>
-      <w:r>
-        <w:rPr>
-          <w:rFonts w:cs="Times New Roman"/>
-          <w:sz w:val="21"/>
-          <w:lang w:val="ru-RU"/>
-        </w:rPr>
-        <w:t>А) Критерий допуска изменения по результатам проверок</w:t>
-      </w:r>
-    </w:p>
-    <w:p>
-      <w:pPr>
-        <w:spacing w:after="0"/>
-        <w:ind w:left="680"/>
-        <w:rPr>
-          <w:lang w:val="ru-RU"/>
-        </w:rPr>
-      </w:pPr>
-      <w:r>
-        <w:rPr>
-          <w:rFonts w:cs="Times New Roman"/>
-          <w:sz w:val="21"/>
-          <w:lang w:val="ru-RU"/>
-        </w:rPr>
-        <w:t>Б) Графический редактор</w:t>
-      </w:r>
-    </w:p>
-    <w:p>
-      <w:pPr>
-        <w:spacing w:after="0"/>
-        <w:ind w:left="680"/>
-        <w:rPr>
-          <w:lang w:val="ru-RU"/>
-        </w:rPr>
-      </w:pPr>
-      <w:r>
-        <w:rPr>
-          <w:rFonts w:cs="Times New Roman"/>
-          <w:sz w:val="21"/>
-          <w:lang w:val="ru-RU"/>
-        </w:rPr>
-        <w:t>В) Формат датасета</w:t>
-      </w:r>
-    </w:p>
-    <w:p>
-      <w:pPr>
-        <w:spacing w:after="0"/>
-        <w:ind w:left="680"/>
-        <w:rPr>
-          <w:lang w:val="ru-RU"/>
-        </w:rPr>
-      </w:pPr>
-      <w:r>
-        <w:rPr>
-          <w:rFonts w:cs="Times New Roman"/>
-          <w:sz w:val="21"/>
-          <w:lang w:val="ru-RU"/>
-        </w:rPr>
-        <w:t>Г) Команда удаления контейнера</w:t>
-      </w:r>
-    </w:p>
-    <w:p>
-      <w:pPr>
-        <w:keepNext/>
-        <w:spacing w:before="100" w:after="40"/>
-        <w:rPr>
-          <w:lang w:val="ru-RU"/>
-        </w:rPr>
-      </w:pPr>
-      <w:r>
-        <w:rPr>
-          <w:rFonts w:cs="Times New Roman"/>
-          <w:b/>
-          <w:sz w:val="22"/>
-          <w:lang w:val="ru-RU"/>
-        </w:rPr>
-        <w:t xml:space="preserve">Тест 4. </w:t>
-      </w:r>
-      <w:r>
-        <w:rPr>
-          <w:rFonts w:cs="Times New Roman"/>
-          <w:b/>
-          <w:sz w:val="22"/>
-        </w:rPr>
-        <w:t>ML</w:t>
-      </w:r>
-      <w:r>
-        <w:rPr>
-          <w:rFonts w:cs="Times New Roman"/>
-          <w:b/>
-          <w:sz w:val="22"/>
-          <w:lang w:val="ru-RU"/>
-        </w:rPr>
-        <w:t>-</w:t>
-      </w:r>
-      <w:proofErr w:type="spellStart"/>
-      <w:r>
-        <w:rPr>
-          <w:rFonts w:cs="Times New Roman"/>
-          <w:b/>
-          <w:sz w:val="22"/>
-          <w:lang w:val="ru-RU"/>
-        </w:rPr>
-        <w:t>пайплайны</w:t>
-      </w:r>
-      <w:proofErr w:type="spellEnd"/>
-      <w:r>
-        <w:rPr>
-          <w:rFonts w:cs="Times New Roman"/>
-          <w:b/>
-          <w:sz w:val="22"/>
-          <w:lang w:val="ru-RU"/>
-        </w:rPr>
-        <w:t xml:space="preserve"> и </w:t>
-      </w:r>
-      <w:proofErr w:type="spellStart"/>
-      <w:r>
-        <w:rPr>
-          <w:rFonts w:cs="Times New Roman"/>
-          <w:b/>
-          <w:sz w:val="22"/>
-          <w:lang w:val="ru-RU"/>
-        </w:rPr>
-        <w:t>версионирование</w:t>
-      </w:r>
-      <w:proofErr w:type="spellEnd"/>
-      <w:r>
-        <w:rPr>
-          <w:rFonts w:cs="Times New Roman"/>
-          <w:b/>
-          <w:sz w:val="22"/>
-          <w:lang w:val="ru-RU"/>
-        </w:rPr>
-        <w:t xml:space="preserve"> данных</w:t>
-      </w:r>
-    </w:p>
-    <w:p>
-      <w:pPr>
-        <w:spacing w:after="0"/>
-        <w:ind w:left="340" w:hanging="340"/>
-        <w:rPr>
-          <w:lang w:val="ru-RU"/>
-        </w:rPr>
-      </w:pPr>
-      <w:r>
-        <w:rPr>
-          <w:rFonts w:cs="Times New Roman"/>
-          <w:sz w:val="21"/>
-          <w:lang w:val="ru-RU"/>
-        </w:rPr>
-        <w:t xml:space="preserve">1. Для чего используется </w:t>
-      </w:r>
-      <w:r>
-        <w:rPr>
-          <w:rFonts w:cs="Times New Roman"/>
-          <w:sz w:val="21"/>
-        </w:rPr>
-        <w:t>DVC</w:t>
-      </w:r>
-      <w:r>
-        <w:rPr>
-          <w:rFonts w:cs="Times New Roman"/>
-          <w:sz w:val="21"/>
-          <w:lang w:val="ru-RU"/>
-        </w:rPr>
-        <w:t>?</w:t>
-      </w:r>
-    </w:p>
-    <w:p>
-      <w:pPr>
-        <w:spacing w:after="0"/>
-        <w:ind w:left="680"/>
-        <w:rPr>
-          <w:lang w:val="ru-RU"/>
-        </w:rPr>
-      </w:pPr>
-      <w:r>
-        <w:rPr>
-          <w:rFonts w:cs="Times New Roman"/>
-          <w:sz w:val="21"/>
-          <w:lang w:val="ru-RU"/>
-        </w:rPr>
-        <w:t xml:space="preserve">А) </w:t>
-      </w:r>
-      <w:proofErr w:type="spellStart"/>
-      <w:r>
-        <w:rPr>
-          <w:rFonts w:cs="Times New Roman"/>
-          <w:sz w:val="21"/>
-          <w:lang w:val="ru-RU"/>
-        </w:rPr>
-        <w:t>Версионирование</w:t>
-      </w:r>
-      <w:proofErr w:type="spellEnd"/>
-      <w:r>
-        <w:rPr>
-          <w:rFonts w:cs="Times New Roman"/>
-          <w:sz w:val="21"/>
-          <w:lang w:val="ru-RU"/>
-        </w:rPr>
-        <w:t xml:space="preserve"> данных, моделей и этапов </w:t>
-      </w:r>
-      <w:proofErr w:type="spellStart"/>
-      <w:r>
-        <w:rPr>
-          <w:rFonts w:cs="Times New Roman"/>
-          <w:sz w:val="21"/>
-          <w:lang w:val="ru-RU"/>
-        </w:rPr>
-        <w:t>пайплайна</w:t>
-      </w:r>
-      <w:proofErr w:type="spellEnd"/>
-    </w:p>
-    <w:p>
-      <w:pPr>
-        <w:spacing w:after="0"/>
-        <w:ind w:left="680"/>
-        <w:rPr>
-          <w:lang w:val="ru-RU"/>
-        </w:rPr>
-      </w:pPr>
-      <w:r>
-        <w:rPr>
-          <w:rFonts w:cs="Times New Roman"/>
-          <w:sz w:val="21"/>
-          <w:lang w:val="ru-RU"/>
-        </w:rPr>
-        <w:t xml:space="preserve">Б) Только создание </w:t>
-      </w:r>
-      <w:r>
-        <w:rPr>
-          <w:rFonts w:cs="Times New Roman"/>
-          <w:sz w:val="21"/>
-        </w:rPr>
-        <w:t>API</w:t>
-      </w:r>
-    </w:p>
-    <w:p>
-      <w:pPr>
-        <w:spacing w:after="0"/>
-        <w:ind w:left="680"/>
-        <w:rPr>
-          <w:lang w:val="ru-RU"/>
-        </w:rPr>
-      </w:pPr>
-      <w:r>
-        <w:rPr>
-          <w:rFonts w:cs="Times New Roman"/>
-          <w:sz w:val="21"/>
-          <w:lang w:val="ru-RU"/>
-        </w:rPr>
-        <w:t>В) Мониторинг процессора</w:t>
-      </w:r>
-    </w:p>
-    <w:p>
-      <w:pPr>
-        <w:spacing w:after="0"/>
-        <w:ind w:left="680"/>
-        <w:rPr>
-          <w:lang w:val="ru-RU"/>
-        </w:rPr>
-      </w:pPr>
-      <w:r>
-        <w:rPr>
-          <w:rFonts w:cs="Times New Roman"/>
-          <w:sz w:val="21"/>
-          <w:lang w:val="ru-RU"/>
-        </w:rPr>
-        <w:t>Г) Управление пользователями</w:t>
-      </w:r>
-    </w:p>
-    <w:p>
-      <w:pPr>
-        <w:spacing w:after="0"/>
-        <w:ind w:left="340" w:hanging="340"/>
-        <w:rPr>
-          <w:lang w:val="ru-RU"/>
-        </w:rPr>
-      </w:pPr>
-      <w:r>
-        <w:rPr>
-          <w:rFonts w:cs="Times New Roman"/>
-          <w:sz w:val="21"/>
-          <w:lang w:val="ru-RU"/>
-        </w:rPr>
-        <w:t xml:space="preserve">2. Какой файл обычно описывает </w:t>
-      </w:r>
-      <w:r>
-        <w:rPr>
-          <w:rFonts w:cs="Times New Roman"/>
-          <w:sz w:val="21"/>
-        </w:rPr>
-        <w:t>DVC</w:t>
-      </w:r>
-      <w:r>
-        <w:rPr>
-          <w:rFonts w:cs="Times New Roman"/>
-          <w:sz w:val="21"/>
-          <w:lang w:val="ru-RU"/>
-        </w:rPr>
-        <w:t>-</w:t>
-      </w:r>
-      <w:proofErr w:type="spellStart"/>
-      <w:r>
-        <w:rPr>
-          <w:rFonts w:cs="Times New Roman"/>
-          <w:sz w:val="21"/>
-          <w:lang w:val="ru-RU"/>
-        </w:rPr>
-        <w:t>пайплайн</w:t>
-      </w:r>
-      <w:proofErr w:type="spellEnd"/>
-      <w:r>
-        <w:rPr>
-          <w:rFonts w:cs="Times New Roman"/>
-          <w:sz w:val="21"/>
-          <w:lang w:val="ru-RU"/>
-        </w:rPr>
-        <w:t>?</w:t>
-      </w:r>
-    </w:p>
-    <w:p>
-      <w:pPr>
-        <w:spacing w:after="0"/>
-        <w:ind w:left="680"/>
-      </w:pPr>
-      <w:r>
-        <w:rPr>
-          <w:rFonts w:cs="Times New Roman"/>
-          <w:sz w:val="21"/>
-        </w:rPr>
-        <w:lastRenderedPageBreak/>
-        <w:t xml:space="preserve">А) </w:t>
-      </w:r>
-      <w:proofErr w:type="gramStart"/>
-      <w:r>
-        <w:rPr>
-          <w:rFonts w:cs="Times New Roman"/>
-          <w:sz w:val="21"/>
-        </w:rPr>
-        <w:t>dvc.yaml</w:t>
-      </w:r>
-      <w:proofErr w:type="gramEnd"/>
-    </w:p>
-    <w:p>
-      <w:pPr>
-        <w:spacing w:after="0"/>
-        <w:ind w:left="680"/>
-      </w:pPr>
-      <w:r>
-        <w:rPr>
-          <w:rFonts w:cs="Times New Roman"/>
-          <w:sz w:val="21"/>
-        </w:rPr>
-        <w:t>Б) index.html</w:t>
-      </w:r>
-    </w:p>
-    <w:p>
-      <w:pPr>
-        <w:spacing w:after="0"/>
-        <w:ind w:left="680"/>
-      </w:pPr>
-      <w:r>
-        <w:rPr>
-          <w:rFonts w:cs="Times New Roman"/>
-          <w:sz w:val="21"/>
-        </w:rPr>
-        <w:t>В) Dockerfile.txt</w:t>
-      </w:r>
-    </w:p>
-    <w:p>
-      <w:pPr>
-        <w:spacing w:after="0"/>
-        <w:ind w:left="680"/>
-      </w:pPr>
-      <w:r>
-        <w:rPr>
-          <w:rFonts w:cs="Times New Roman"/>
-          <w:sz w:val="21"/>
-        </w:rPr>
-        <w:t>Г) users.csv</w:t>
-      </w:r>
-    </w:p>
-    <w:p>
-      <w:pPr>
-        <w:spacing w:after="0"/>
-        <w:ind w:left="340" w:hanging="340"/>
-        <w:rPr>
-          <w:lang w:val="ru-RU"/>
-        </w:rPr>
-      </w:pPr>
-      <w:r>
-        <w:rPr>
-          <w:rFonts w:cs="Times New Roman"/>
-          <w:sz w:val="21"/>
-          <w:lang w:val="ru-RU"/>
-        </w:rPr>
-        <w:t>3. Что необходимо для восстановления эксперимента?</w:t>
-      </w:r>
-    </w:p>
-    <w:p>
-      <w:pPr>
-        <w:spacing w:after="0"/>
-        <w:ind w:left="680"/>
-        <w:rPr>
-          <w:lang w:val="ru-RU"/>
-        </w:rPr>
-      </w:pPr>
-      <w:r>
-        <w:rPr>
-          <w:rFonts w:cs="Times New Roman"/>
-          <w:sz w:val="21"/>
-          <w:lang w:val="ru-RU"/>
-        </w:rPr>
-        <w:t>А) Версии кода, данных, параметров и окружения</w:t>
-      </w:r>
-    </w:p>
-    <w:p>
-      <w:pPr>
-        <w:spacing w:after="0"/>
-        <w:ind w:left="680"/>
-        <w:rPr>
-          <w:lang w:val="ru-RU"/>
-        </w:rPr>
-      </w:pPr>
-      <w:r>
-        <w:rPr>
-          <w:rFonts w:cs="Times New Roman"/>
-          <w:sz w:val="21"/>
-          <w:lang w:val="ru-RU"/>
-        </w:rPr>
-        <w:t>Б) Только скриншот метрики</w:t>
-      </w:r>
-    </w:p>
-    <w:p>
-      <w:pPr>
-        <w:spacing w:after="0"/>
-        <w:ind w:left="680"/>
-        <w:rPr>
-          <w:lang w:val="ru-RU"/>
-        </w:rPr>
-      </w:pPr>
-      <w:r>
-        <w:rPr>
-          <w:rFonts w:cs="Times New Roman"/>
-          <w:sz w:val="21"/>
-          <w:lang w:val="ru-RU"/>
-        </w:rPr>
-        <w:t>В) Только имя модели</w:t>
-      </w:r>
-    </w:p>
-    <w:p>
-      <w:pPr>
-        <w:spacing w:after="0"/>
-        <w:ind w:left="680"/>
-        <w:rPr>
-          <w:lang w:val="ru-RU"/>
-        </w:rPr>
-      </w:pPr>
-      <w:r>
-        <w:rPr>
-          <w:rFonts w:cs="Times New Roman"/>
-          <w:sz w:val="21"/>
-          <w:lang w:val="ru-RU"/>
-        </w:rPr>
-        <w:t>Г) Только дата запуска</w:t>
-      </w:r>
-    </w:p>
-    <w:p>
-      <w:pPr>
-        <w:spacing w:after="0"/>
-        <w:ind w:left="340" w:hanging="340"/>
-        <w:rPr>
-          <w:lang w:val="ru-RU"/>
-        </w:rPr>
-      </w:pPr>
-      <w:r>
-        <w:rPr>
-          <w:rFonts w:cs="Times New Roman"/>
-          <w:sz w:val="21"/>
-          <w:lang w:val="ru-RU"/>
-        </w:rPr>
-        <w:t xml:space="preserve">4. Что такое </w:t>
-      </w:r>
-      <w:r>
-        <w:rPr>
-          <w:rFonts w:cs="Times New Roman"/>
-          <w:sz w:val="21"/>
-        </w:rPr>
-        <w:t>Feature</w:t>
-      </w:r>
-      <w:r>
-        <w:rPr>
-          <w:rFonts w:cs="Times New Roman"/>
-          <w:sz w:val="21"/>
-          <w:lang w:val="ru-RU"/>
-        </w:rPr>
-        <w:t xml:space="preserve"> </w:t>
-      </w:r>
-      <w:r>
-        <w:rPr>
-          <w:rFonts w:cs="Times New Roman"/>
-          <w:sz w:val="21"/>
-        </w:rPr>
-        <w:t>Store</w:t>
-      </w:r>
-      <w:r>
-        <w:rPr>
-          <w:rFonts w:cs="Times New Roman"/>
-          <w:sz w:val="21"/>
-          <w:lang w:val="ru-RU"/>
-        </w:rPr>
-        <w:t>?</w:t>
-      </w:r>
-    </w:p>
-    <w:p>
-      <w:pPr>
-        <w:spacing w:after="0"/>
-        <w:ind w:left="680"/>
-        <w:rPr>
-          <w:lang w:val="ru-RU"/>
-        </w:rPr>
-      </w:pPr>
-      <w:r>
-        <w:rPr>
-          <w:rFonts w:cs="Times New Roman"/>
-          <w:sz w:val="21"/>
-          <w:lang w:val="ru-RU"/>
-        </w:rPr>
-        <w:t>А) Система управления и предоставления признаков</w:t>
-      </w:r>
-    </w:p>
-    <w:p>
-      <w:pPr>
-        <w:spacing w:after="0"/>
-        <w:ind w:left="680"/>
-        <w:rPr>
-          <w:lang w:val="ru-RU"/>
-        </w:rPr>
-      </w:pPr>
-      <w:r>
-        <w:rPr>
-          <w:rFonts w:cs="Times New Roman"/>
-          <w:sz w:val="21"/>
-          <w:lang w:val="ru-RU"/>
-        </w:rPr>
-        <w:t xml:space="preserve">Б) Хранилище </w:t>
-      </w:r>
-      <w:r>
-        <w:rPr>
-          <w:rFonts w:cs="Times New Roman"/>
-          <w:sz w:val="21"/>
-        </w:rPr>
-        <w:t>Docker</w:t>
-      </w:r>
-      <w:r>
-        <w:rPr>
-          <w:rFonts w:cs="Times New Roman"/>
-          <w:sz w:val="21"/>
-          <w:lang w:val="ru-RU"/>
-        </w:rPr>
-        <w:t>-образов</w:t>
-      </w:r>
-    </w:p>
-    <w:p>
-      <w:pPr>
-        <w:spacing w:after="0"/>
-        <w:ind w:left="680"/>
-        <w:rPr>
-          <w:lang w:val="ru-RU"/>
-        </w:rPr>
-      </w:pPr>
-      <w:r>
-        <w:rPr>
-          <w:rFonts w:cs="Times New Roman"/>
-          <w:sz w:val="21"/>
-          <w:lang w:val="ru-RU"/>
-        </w:rPr>
-        <w:t>В) Редактор графиков</w:t>
-      </w:r>
-    </w:p>
-    <w:p>
-      <w:pPr>
-        <w:spacing w:after="0"/>
-        <w:ind w:left="680"/>
-        <w:rPr>
-          <w:lang w:val="ru-RU"/>
-        </w:rPr>
-      </w:pPr>
-      <w:r>
-        <w:rPr>
-          <w:rFonts w:cs="Times New Roman"/>
-          <w:sz w:val="21"/>
-          <w:lang w:val="ru-RU"/>
-        </w:rPr>
-        <w:t>Г) Сервис электронной почты</w:t>
-      </w:r>
-    </w:p>
-    <w:p>
-      <w:pPr>
-        <w:keepNext/>
-        <w:spacing w:before="100" w:after="40"/>
-        <w:rPr>
-          <w:lang w:val="ru-RU"/>
-        </w:rPr>
-      </w:pPr>
-      <w:r>
-        <w:rPr>
-          <w:rFonts w:cs="Times New Roman"/>
-          <w:b/>
-          <w:sz w:val="22"/>
-          <w:lang w:val="ru-RU"/>
-        </w:rPr>
-        <w:t>Тест 5. Управление экспериментами и реестр моделей</w:t>
-      </w:r>
-    </w:p>
-    <w:p>
-      <w:pPr>
-        <w:spacing w:after="0"/>
-        <w:ind w:left="340" w:hanging="340"/>
-        <w:rPr>
-          <w:lang w:val="ru-RU"/>
-        </w:rPr>
-      </w:pPr>
-      <w:r>
-        <w:rPr>
-          <w:rFonts w:cs="Times New Roman"/>
-          <w:sz w:val="21"/>
-          <w:lang w:val="ru-RU"/>
-        </w:rPr>
-        <w:t xml:space="preserve">1. Для чего используется </w:t>
-      </w:r>
-      <w:proofErr w:type="spellStart"/>
-      <w:r>
-        <w:rPr>
-          <w:rFonts w:cs="Times New Roman"/>
-          <w:sz w:val="21"/>
-        </w:rPr>
-        <w:t>MLflow</w:t>
-      </w:r>
-      <w:proofErr w:type="spellEnd"/>
-      <w:r>
-        <w:rPr>
-          <w:rFonts w:cs="Times New Roman"/>
-          <w:sz w:val="21"/>
-          <w:lang w:val="ru-RU"/>
-        </w:rPr>
-        <w:t xml:space="preserve"> </w:t>
-      </w:r>
-      <w:r>
-        <w:rPr>
-          <w:rFonts w:cs="Times New Roman"/>
-          <w:sz w:val="21"/>
-        </w:rPr>
-        <w:t>Tracking</w:t>
-      </w:r>
-      <w:r>
-        <w:rPr>
-          <w:rFonts w:cs="Times New Roman"/>
-          <w:sz w:val="21"/>
-          <w:lang w:val="ru-RU"/>
-        </w:rPr>
-        <w:t>?</w:t>
-      </w:r>
-    </w:p>
-    <w:p>
-      <w:pPr>
-        <w:spacing w:after="0"/>
-        <w:ind w:left="680"/>
-        <w:rPr>
-          <w:lang w:val="ru-RU"/>
-        </w:rPr>
-      </w:pPr>
-      <w:r>
-        <w:rPr>
-          <w:rFonts w:cs="Times New Roman"/>
-          <w:sz w:val="21"/>
-          <w:lang w:val="ru-RU"/>
-        </w:rPr>
-        <w:t>А) Для логирования параметров, метрик и артефактов</w:t>
-      </w:r>
-    </w:p>
-    <w:p>
-      <w:pPr>
-        <w:spacing w:after="0"/>
-        <w:ind w:left="680"/>
-        <w:rPr>
-          <w:lang w:val="ru-RU"/>
-        </w:rPr>
-      </w:pPr>
-      <w:r>
-        <w:rPr>
-          <w:rFonts w:cs="Times New Roman"/>
-          <w:sz w:val="21"/>
-          <w:lang w:val="ru-RU"/>
-        </w:rPr>
-        <w:t xml:space="preserve">Б) Для написания </w:t>
-      </w:r>
-      <w:r>
-        <w:rPr>
-          <w:rFonts w:cs="Times New Roman"/>
-          <w:sz w:val="21"/>
-        </w:rPr>
-        <w:t>SQL</w:t>
-      </w:r>
-      <w:r>
-        <w:rPr>
-          <w:rFonts w:cs="Times New Roman"/>
-          <w:sz w:val="21"/>
-          <w:lang w:val="ru-RU"/>
-        </w:rPr>
-        <w:t>-запросов</w:t>
-      </w:r>
-    </w:p>
-    <w:p>
-      <w:pPr>
-        <w:spacing w:after="0"/>
-        <w:ind w:left="680"/>
-        <w:rPr>
-          <w:lang w:val="ru-RU"/>
-        </w:rPr>
-      </w:pPr>
-      <w:r>
-        <w:rPr>
-          <w:rFonts w:cs="Times New Roman"/>
-          <w:sz w:val="21"/>
-          <w:lang w:val="ru-RU"/>
-        </w:rPr>
-        <w:t>В) Для управления сетью</w:t>
-      </w:r>
-    </w:p>
-    <w:p>
-      <w:pPr>
-        <w:spacing w:after="0"/>
-        <w:ind w:left="680"/>
-        <w:rPr>
-          <w:lang w:val="ru-RU"/>
-        </w:rPr>
-      </w:pPr>
-      <w:r>
-        <w:rPr>
-          <w:rFonts w:cs="Times New Roman"/>
-          <w:sz w:val="21"/>
-          <w:lang w:val="ru-RU"/>
-        </w:rPr>
-        <w:t>Г) Для разметки изображений</w:t>
-      </w:r>
-    </w:p>
-    <w:p>
-      <w:pPr>
-        <w:spacing w:after="0"/>
-        <w:ind w:left="340" w:hanging="340"/>
-        <w:rPr>
-          <w:lang w:val="ru-RU"/>
-        </w:rPr>
-      </w:pPr>
-      <w:r>
-        <w:rPr>
-          <w:rFonts w:cs="Times New Roman"/>
-          <w:sz w:val="21"/>
-          <w:lang w:val="ru-RU"/>
-        </w:rPr>
-        <w:t>2. Что из перечисленного является метрикой?</w:t>
-      </w:r>
-    </w:p>
-    <w:p>
-      <w:pPr>
-        <w:spacing w:after="0"/>
-        <w:ind w:left="680"/>
-      </w:pPr>
-      <w:r>
-        <w:rPr>
-          <w:rFonts w:cs="Times New Roman"/>
-          <w:sz w:val="21"/>
-        </w:rPr>
-        <w:t>А) F1-score</w:t>
-      </w:r>
-    </w:p>
-    <w:p>
-      <w:pPr>
-        <w:spacing w:after="0"/>
-        <w:ind w:left="680"/>
-      </w:pPr>
-      <w:r>
-        <w:rPr>
-          <w:rFonts w:cs="Times New Roman"/>
-          <w:sz w:val="21"/>
-        </w:rPr>
-        <w:t>Б) learning_rate</w:t>
-      </w:r>
-    </w:p>
-    <w:p>
-      <w:pPr>
-        <w:spacing w:after="0"/>
-        <w:ind w:left="680"/>
-        <w:rPr>
-          <w:lang w:val="ru-RU"/>
-        </w:rPr>
-      </w:pPr>
-      <w:r>
-        <w:rPr>
-          <w:rFonts w:cs="Times New Roman"/>
-          <w:sz w:val="21"/>
-          <w:lang w:val="ru-RU"/>
-        </w:rPr>
-        <w:t>В) путь к датасету</w:t>
-      </w:r>
-    </w:p>
-    <w:p>
-      <w:pPr>
-        <w:spacing w:after="0"/>
-        <w:ind w:left="680"/>
-        <w:rPr>
-          <w:lang w:val="ru-RU"/>
-        </w:rPr>
-      </w:pPr>
-      <w:r>
-        <w:rPr>
-          <w:rFonts w:cs="Times New Roman"/>
-          <w:sz w:val="21"/>
-          <w:lang w:val="ru-RU"/>
-        </w:rPr>
-        <w:t>Г) имя ветки</w:t>
-      </w:r>
-    </w:p>
-    <w:p>
-      <w:pPr>
-        <w:spacing w:after="0"/>
-        <w:ind w:left="340" w:hanging="340"/>
-        <w:rPr>
-          <w:lang w:val="ru-RU"/>
-        </w:rPr>
-      </w:pPr>
-      <w:r>
-        <w:rPr>
-          <w:rFonts w:cs="Times New Roman"/>
-          <w:sz w:val="21"/>
-          <w:lang w:val="ru-RU"/>
-        </w:rPr>
-        <w:t>3. Что является артефактом эксперимента?</w:t>
-      </w:r>
-    </w:p>
-    <w:p>
-      <w:pPr>
-        <w:spacing w:after="0"/>
-        <w:ind w:left="680"/>
-        <w:rPr>
-          <w:lang w:val="ru-RU"/>
-        </w:rPr>
-      </w:pPr>
-      <w:r>
-        <w:rPr>
-          <w:rFonts w:cs="Times New Roman"/>
-          <w:sz w:val="21"/>
-          <w:lang w:val="ru-RU"/>
-        </w:rPr>
-        <w:t>А) Файл модели или график</w:t>
-      </w:r>
-    </w:p>
-    <w:p>
-      <w:pPr>
-        <w:spacing w:after="0"/>
-        <w:ind w:left="680"/>
-        <w:rPr>
-          <w:lang w:val="ru-RU"/>
-        </w:rPr>
-      </w:pPr>
-      <w:r>
-        <w:rPr>
-          <w:rFonts w:cs="Times New Roman"/>
-          <w:sz w:val="21"/>
-          <w:lang w:val="ru-RU"/>
-        </w:rPr>
-        <w:t>Б) Только числовой параметр</w:t>
-      </w:r>
-    </w:p>
-    <w:p>
-      <w:pPr>
-        <w:spacing w:after="0"/>
-        <w:ind w:left="680"/>
-        <w:rPr>
-          <w:lang w:val="ru-RU"/>
-        </w:rPr>
-      </w:pPr>
-      <w:r>
-        <w:rPr>
-          <w:rFonts w:cs="Times New Roman"/>
-          <w:sz w:val="21"/>
-          <w:lang w:val="ru-RU"/>
-        </w:rPr>
-        <w:t>В) Пароль доступа</w:t>
-      </w:r>
-    </w:p>
-    <w:p>
-      <w:pPr>
-        <w:spacing w:after="0"/>
-        <w:ind w:left="680"/>
-        <w:rPr>
-          <w:lang w:val="ru-RU"/>
-        </w:rPr>
-      </w:pPr>
-      <w:r>
-        <w:rPr>
-          <w:rFonts w:cs="Times New Roman"/>
-          <w:sz w:val="21"/>
-          <w:lang w:val="ru-RU"/>
-        </w:rPr>
-        <w:t xml:space="preserve">Г) Команда </w:t>
-      </w:r>
-      <w:r>
-        <w:rPr>
-          <w:rFonts w:cs="Times New Roman"/>
-          <w:sz w:val="21"/>
-        </w:rPr>
-        <w:t>git</w:t>
-      </w:r>
-      <w:r>
-        <w:rPr>
-          <w:rFonts w:cs="Times New Roman"/>
-          <w:sz w:val="21"/>
-          <w:lang w:val="ru-RU"/>
-        </w:rPr>
-        <w:t xml:space="preserve"> </w:t>
-      </w:r>
-      <w:r>
-        <w:rPr>
-          <w:rFonts w:cs="Times New Roman"/>
-          <w:sz w:val="21"/>
-        </w:rPr>
-        <w:t>clone</w:t>
-      </w:r>
-    </w:p>
-    <w:p>
-      <w:pPr>
-        <w:spacing w:after="0"/>
-        <w:ind w:left="340" w:hanging="340"/>
-        <w:rPr>
-          <w:lang w:val="ru-RU"/>
-        </w:rPr>
-      </w:pPr>
-      <w:r>
-        <w:rPr>
-          <w:rFonts w:cs="Times New Roman"/>
-          <w:sz w:val="21"/>
-          <w:lang w:val="ru-RU"/>
-        </w:rPr>
-        <w:t>4. Для чего нужен реестр моделей?</w:t>
-      </w:r>
-    </w:p>
-    <w:p>
-      <w:pPr>
-        <w:spacing w:after="0"/>
-        <w:ind w:left="680"/>
-        <w:rPr>
-          <w:lang w:val="ru-RU"/>
-        </w:rPr>
-      </w:pPr>
-      <w:r>
-        <w:rPr>
-          <w:rFonts w:cs="Times New Roman"/>
-          <w:sz w:val="21"/>
-          <w:lang w:val="ru-RU"/>
-        </w:rPr>
-        <w:t>А) Для управления версиями и стадиями моделей</w:t>
-      </w:r>
-    </w:p>
-    <w:p>
-      <w:pPr>
-        <w:spacing w:after="0"/>
-        <w:ind w:left="680"/>
-        <w:rPr>
-          <w:lang w:val="ru-RU"/>
-        </w:rPr>
-      </w:pPr>
-      <w:r>
-        <w:rPr>
-          <w:rFonts w:cs="Times New Roman"/>
-          <w:sz w:val="21"/>
-          <w:lang w:val="ru-RU"/>
-        </w:rPr>
-        <w:t xml:space="preserve">Б) Для хранения пользователей </w:t>
-      </w:r>
-      <w:r>
-        <w:rPr>
-          <w:rFonts w:cs="Times New Roman"/>
-          <w:sz w:val="21"/>
-        </w:rPr>
-        <w:t>Linux</w:t>
-      </w:r>
-    </w:p>
-    <w:p>
-      <w:pPr>
-        <w:spacing w:after="0"/>
-        <w:ind w:left="680"/>
-        <w:rPr>
-          <w:lang w:val="ru-RU"/>
-        </w:rPr>
-      </w:pPr>
-      <w:r>
-        <w:rPr>
-          <w:rFonts w:cs="Times New Roman"/>
-          <w:sz w:val="21"/>
-          <w:lang w:val="ru-RU"/>
-        </w:rPr>
-        <w:t xml:space="preserve">В) Для построения </w:t>
-      </w:r>
-      <w:r>
-        <w:rPr>
-          <w:rFonts w:cs="Times New Roman"/>
-          <w:sz w:val="21"/>
-        </w:rPr>
-        <w:t>REST</w:t>
-      </w:r>
-      <w:r>
-        <w:rPr>
-          <w:rFonts w:cs="Times New Roman"/>
-          <w:sz w:val="21"/>
-          <w:lang w:val="ru-RU"/>
-        </w:rPr>
-        <w:t xml:space="preserve"> </w:t>
-      </w:r>
-      <w:r>
-        <w:rPr>
-          <w:rFonts w:cs="Times New Roman"/>
-          <w:sz w:val="21"/>
-        </w:rPr>
-        <w:t>API</w:t>
-      </w:r>
-    </w:p>
-    <w:p>
-      <w:pPr>
-        <w:spacing w:after="0"/>
-        <w:ind w:left="680"/>
-        <w:rPr>
-          <w:lang w:val="ru-RU"/>
-        </w:rPr>
-      </w:pPr>
-      <w:r>
-        <w:rPr>
-          <w:rFonts w:cs="Times New Roman"/>
-          <w:sz w:val="21"/>
-          <w:lang w:val="ru-RU"/>
-        </w:rPr>
-        <w:t>Г) Для удаления логов</w:t>
-      </w:r>
-    </w:p>
-    <w:p>
-      <w:pPr>
-        <w:keepNext/>
-        <w:spacing w:before="100" w:after="40"/>
-        <w:rPr>
-          <w:lang w:val="ru-RU"/>
-        </w:rPr>
-      </w:pPr>
-      <w:r>
-        <w:rPr>
-          <w:rFonts w:cs="Times New Roman"/>
-          <w:b/>
-          <w:sz w:val="22"/>
-          <w:lang w:val="ru-RU"/>
-        </w:rPr>
-        <w:lastRenderedPageBreak/>
-        <w:t xml:space="preserve">Тест 6. </w:t>
-      </w:r>
-      <w:r>
-        <w:rPr>
-          <w:rFonts w:cs="Times New Roman"/>
-          <w:b/>
-          <w:sz w:val="22"/>
-        </w:rPr>
-        <w:t>API</w:t>
-      </w:r>
-      <w:r>
-        <w:rPr>
-          <w:rFonts w:cs="Times New Roman"/>
-          <w:b/>
-          <w:sz w:val="22"/>
-          <w:lang w:val="ru-RU"/>
-        </w:rPr>
-        <w:t xml:space="preserve"> и контейнеризация</w:t>
-      </w:r>
-    </w:p>
-    <w:p>
-      <w:pPr>
-        <w:spacing w:after="0"/>
-        <w:ind w:left="340" w:hanging="340"/>
-        <w:rPr>
-          <w:lang w:val="ru-RU"/>
-        </w:rPr>
-      </w:pPr>
-      <w:r>
-        <w:rPr>
-          <w:rFonts w:cs="Times New Roman"/>
-          <w:sz w:val="21"/>
-          <w:lang w:val="ru-RU"/>
-        </w:rPr>
-        <w:t xml:space="preserve">1. Что такое </w:t>
-      </w:r>
-      <w:proofErr w:type="spellStart"/>
-      <w:r>
-        <w:rPr>
-          <w:rFonts w:cs="Times New Roman"/>
-          <w:sz w:val="21"/>
-          <w:lang w:val="ru-RU"/>
-        </w:rPr>
-        <w:t>инференс</w:t>
-      </w:r>
-      <w:proofErr w:type="spellEnd"/>
-      <w:r>
-        <w:rPr>
-          <w:rFonts w:cs="Times New Roman"/>
-          <w:sz w:val="21"/>
-          <w:lang w:val="ru-RU"/>
-        </w:rPr>
-        <w:t>?</w:t>
-      </w:r>
-    </w:p>
-    <w:p>
-      <w:pPr>
-        <w:spacing w:after="0"/>
-        <w:ind w:left="680"/>
-        <w:rPr>
-          <w:lang w:val="ru-RU"/>
-        </w:rPr>
-      </w:pPr>
-      <w:r>
-        <w:rPr>
-          <w:rFonts w:cs="Times New Roman"/>
-          <w:sz w:val="21"/>
-          <w:lang w:val="ru-RU"/>
-        </w:rPr>
-        <w:t>А) Применение обученной модели к новым данным</w:t>
-      </w:r>
-    </w:p>
-    <w:p>
-      <w:pPr>
-        <w:spacing w:after="0"/>
-        <w:ind w:left="680"/>
-        <w:rPr>
-          <w:lang w:val="ru-RU"/>
-        </w:rPr>
-      </w:pPr>
-      <w:r>
-        <w:rPr>
-          <w:rFonts w:cs="Times New Roman"/>
-          <w:sz w:val="21"/>
-          <w:lang w:val="ru-RU"/>
-        </w:rPr>
-        <w:t>Б) Изменение структуры таблицы</w:t>
-      </w:r>
-    </w:p>
-    <w:p>
-      <w:pPr>
-        <w:spacing w:after="0"/>
-        <w:ind w:left="680"/>
-        <w:rPr>
-          <w:lang w:val="ru-RU"/>
-        </w:rPr>
-      </w:pPr>
-      <w:r>
-        <w:rPr>
-          <w:rFonts w:cs="Times New Roman"/>
-          <w:sz w:val="21"/>
-          <w:lang w:val="ru-RU"/>
-        </w:rPr>
-        <w:t>В) Установка операционной системы</w:t>
-      </w:r>
-    </w:p>
-    <w:p>
-      <w:pPr>
-        <w:spacing w:after="0"/>
-        <w:ind w:left="680"/>
-        <w:rPr>
-          <w:lang w:val="ru-RU"/>
-        </w:rPr>
-      </w:pPr>
-      <w:r>
-        <w:rPr>
-          <w:rFonts w:cs="Times New Roman"/>
-          <w:sz w:val="21"/>
-          <w:lang w:val="ru-RU"/>
-        </w:rPr>
-        <w:t>Г) Разметка исходного кода</w:t>
-      </w:r>
-    </w:p>
-    <w:p>
-      <w:pPr>
-        <w:spacing w:after="0"/>
-        <w:ind w:left="340" w:hanging="340"/>
-        <w:rPr>
-          <w:lang w:val="ru-RU"/>
-        </w:rPr>
-      </w:pPr>
-      <w:r>
-        <w:rPr>
-          <w:rFonts w:cs="Times New Roman"/>
-          <w:sz w:val="21"/>
-          <w:lang w:val="ru-RU"/>
-        </w:rPr>
-        <w:t xml:space="preserve">2. Для чего нужен </w:t>
-      </w:r>
-      <w:r>
-        <w:rPr>
-          <w:rFonts w:cs="Times New Roman"/>
-          <w:sz w:val="21"/>
-        </w:rPr>
-        <w:t>endpoint</w:t>
-      </w:r>
-      <w:r>
-        <w:rPr>
-          <w:rFonts w:cs="Times New Roman"/>
-          <w:sz w:val="21"/>
-          <w:lang w:val="ru-RU"/>
-        </w:rPr>
-        <w:t xml:space="preserve"> /</w:t>
-      </w:r>
-      <w:r>
-        <w:rPr>
-          <w:rFonts w:cs="Times New Roman"/>
-          <w:sz w:val="21"/>
-        </w:rPr>
-        <w:t>health</w:t>
-      </w:r>
-      <w:r>
-        <w:rPr>
-          <w:rFonts w:cs="Times New Roman"/>
-          <w:sz w:val="21"/>
-          <w:lang w:val="ru-RU"/>
-        </w:rPr>
-        <w:t>?</w:t>
-      </w:r>
-    </w:p>
-    <w:p>
-      <w:pPr>
-        <w:spacing w:after="0"/>
-        <w:ind w:left="680"/>
-        <w:rPr>
-          <w:lang w:val="ru-RU"/>
-        </w:rPr>
-      </w:pPr>
-      <w:r>
-        <w:rPr>
-          <w:rFonts w:cs="Times New Roman"/>
-          <w:sz w:val="21"/>
-          <w:lang w:val="ru-RU"/>
-        </w:rPr>
-        <w:t>А) Для проверки доступности сервиса</w:t>
-      </w:r>
-    </w:p>
-    <w:p>
-      <w:pPr>
-        <w:spacing w:after="0"/>
-        <w:ind w:left="680"/>
-        <w:rPr>
-          <w:lang w:val="ru-RU"/>
-        </w:rPr>
-      </w:pPr>
-      <w:r>
-        <w:rPr>
-          <w:rFonts w:cs="Times New Roman"/>
-          <w:sz w:val="21"/>
-          <w:lang w:val="ru-RU"/>
-        </w:rPr>
-        <w:t>Б) Для переобучения модели</w:t>
-      </w:r>
-    </w:p>
-    <w:p>
-      <w:pPr>
-        <w:spacing w:after="0"/>
-        <w:ind w:left="680"/>
-        <w:rPr>
-          <w:lang w:val="ru-RU"/>
-        </w:rPr>
-      </w:pPr>
-      <w:r>
-        <w:rPr>
-          <w:rFonts w:cs="Times New Roman"/>
-          <w:sz w:val="21"/>
-          <w:lang w:val="ru-RU"/>
-        </w:rPr>
-        <w:t>В) Для удаления датасета</w:t>
-      </w:r>
-    </w:p>
-    <w:p>
-      <w:pPr>
-        <w:spacing w:after="0"/>
-        <w:ind w:left="680"/>
-        <w:rPr>
-          <w:lang w:val="ru-RU"/>
-        </w:rPr>
-      </w:pPr>
-      <w:r>
-        <w:rPr>
-          <w:rFonts w:cs="Times New Roman"/>
-          <w:sz w:val="21"/>
-          <w:lang w:val="ru-RU"/>
-        </w:rPr>
-        <w:t xml:space="preserve">Г) Для создания </w:t>
-      </w:r>
-      <w:r>
-        <w:rPr>
-          <w:rFonts w:cs="Times New Roman"/>
-          <w:sz w:val="21"/>
-        </w:rPr>
-        <w:t>Git</w:t>
-      </w:r>
-      <w:r>
-        <w:rPr>
-          <w:rFonts w:cs="Times New Roman"/>
-          <w:sz w:val="21"/>
-          <w:lang w:val="ru-RU"/>
-        </w:rPr>
-        <w:t>-ветки</w:t>
-      </w:r>
-    </w:p>
-    <w:p>
-      <w:pPr>
-        <w:spacing w:after="0"/>
-        <w:ind w:left="340" w:hanging="340"/>
-        <w:rPr>
-          <w:lang w:val="ru-RU"/>
-        </w:rPr>
-      </w:pPr>
-      <w:r>
-        <w:rPr>
-          <w:rFonts w:cs="Times New Roman"/>
-          <w:sz w:val="21"/>
-          <w:lang w:val="ru-RU"/>
-        </w:rPr>
-        <w:t xml:space="preserve">3. Что описывает </w:t>
-      </w:r>
-      <w:proofErr w:type="spellStart"/>
-      <w:r>
-        <w:rPr>
-          <w:rFonts w:cs="Times New Roman"/>
-          <w:sz w:val="21"/>
-        </w:rPr>
-        <w:t>Dockerfile</w:t>
-      </w:r>
-      <w:proofErr w:type="spellEnd"/>
-      <w:r>
-        <w:rPr>
-          <w:rFonts w:cs="Times New Roman"/>
-          <w:sz w:val="21"/>
-          <w:lang w:val="ru-RU"/>
-        </w:rPr>
-        <w:t>?</w:t>
-      </w:r>
-    </w:p>
-    <w:p>
-      <w:pPr>
-        <w:spacing w:after="0"/>
-        <w:ind w:left="680"/>
-        <w:rPr>
-          <w:lang w:val="ru-RU"/>
-        </w:rPr>
-      </w:pPr>
-      <w:r>
-        <w:rPr>
-          <w:rFonts w:cs="Times New Roman"/>
-          <w:sz w:val="21"/>
-          <w:lang w:val="ru-RU"/>
-        </w:rPr>
-        <w:t>А) Шаги сборки образа</w:t>
-      </w:r>
-    </w:p>
-    <w:p>
-      <w:pPr>
-        <w:spacing w:after="0"/>
-        <w:ind w:left="680"/>
-        <w:rPr>
-          <w:lang w:val="ru-RU"/>
-        </w:rPr>
-      </w:pPr>
-      <w:r>
-        <w:rPr>
-          <w:rFonts w:cs="Times New Roman"/>
-          <w:sz w:val="21"/>
-          <w:lang w:val="ru-RU"/>
-        </w:rPr>
-        <w:t>Б) Схему базы данных</w:t>
-      </w:r>
-    </w:p>
-    <w:p>
-      <w:pPr>
-        <w:spacing w:after="0"/>
-        <w:ind w:left="680"/>
-        <w:rPr>
-          <w:lang w:val="ru-RU"/>
-        </w:rPr>
-      </w:pPr>
-      <w:r>
-        <w:rPr>
-          <w:rFonts w:cs="Times New Roman"/>
-          <w:sz w:val="21"/>
-          <w:lang w:val="ru-RU"/>
-        </w:rPr>
-        <w:t>В) Только список метрик</w:t>
-      </w:r>
-    </w:p>
-    <w:p>
-      <w:pPr>
-        <w:spacing w:after="0"/>
-        <w:ind w:left="680"/>
-        <w:rPr>
-          <w:lang w:val="ru-RU"/>
-        </w:rPr>
-      </w:pPr>
-      <w:r>
-        <w:rPr>
-          <w:rFonts w:cs="Times New Roman"/>
-          <w:sz w:val="21"/>
-          <w:lang w:val="ru-RU"/>
-        </w:rPr>
-        <w:t>Г) Политику паролей</w:t>
-      </w:r>
-    </w:p>
-    <w:p>
-      <w:pPr>
-        <w:spacing w:after="0"/>
-        <w:ind w:left="340" w:hanging="340"/>
-        <w:rPr>
-          <w:lang w:val="ru-RU"/>
-        </w:rPr>
-      </w:pPr>
-      <w:r>
-        <w:rPr>
-          <w:rFonts w:cs="Times New Roman"/>
-          <w:sz w:val="21"/>
-          <w:lang w:val="ru-RU"/>
-        </w:rPr>
-        <w:t xml:space="preserve">4. Для чего используется </w:t>
-      </w:r>
-      <w:r>
-        <w:rPr>
-          <w:rFonts w:cs="Times New Roman"/>
-          <w:sz w:val="21"/>
-        </w:rPr>
-        <w:t>Docker</w:t>
-      </w:r>
-      <w:r>
-        <w:rPr>
-          <w:rFonts w:cs="Times New Roman"/>
-          <w:sz w:val="21"/>
-          <w:lang w:val="ru-RU"/>
-        </w:rPr>
-        <w:t xml:space="preserve"> </w:t>
-      </w:r>
-      <w:r>
-        <w:rPr>
-          <w:rFonts w:cs="Times New Roman"/>
-          <w:sz w:val="21"/>
-        </w:rPr>
-        <w:t>Compose</w:t>
-      </w:r>
-      <w:r>
-        <w:rPr>
-          <w:rFonts w:cs="Times New Roman"/>
-          <w:sz w:val="21"/>
-          <w:lang w:val="ru-RU"/>
-        </w:rPr>
-        <w:t>?</w:t>
-      </w:r>
-    </w:p>
-    <w:p>
-      <w:pPr>
-        <w:spacing w:after="0"/>
-        <w:ind w:left="680"/>
-        <w:rPr>
-          <w:lang w:val="ru-RU"/>
-        </w:rPr>
-      </w:pPr>
-      <w:r>
-        <w:rPr>
-          <w:rFonts w:cs="Times New Roman"/>
-          <w:sz w:val="21"/>
-          <w:lang w:val="ru-RU"/>
-        </w:rPr>
-        <w:t>А) Для совместного запуска нескольких компонентов</w:t>
-      </w:r>
-    </w:p>
-    <w:p>
-      <w:pPr>
-        <w:spacing w:after="0"/>
-        <w:ind w:left="680"/>
-        <w:rPr>
-          <w:lang w:val="ru-RU"/>
-        </w:rPr>
-      </w:pPr>
-      <w:r>
-        <w:rPr>
-          <w:rFonts w:cs="Times New Roman"/>
-          <w:sz w:val="21"/>
-          <w:lang w:val="ru-RU"/>
-        </w:rPr>
-        <w:t>Б) Для редактирования модели</w:t>
-      </w:r>
-    </w:p>
-    <w:p>
-      <w:pPr>
-        <w:spacing w:after="0"/>
-        <w:ind w:left="680"/>
-        <w:rPr>
-          <w:lang w:val="ru-RU"/>
-        </w:rPr>
-      </w:pPr>
-      <w:r>
-        <w:rPr>
-          <w:rFonts w:cs="Times New Roman"/>
-          <w:sz w:val="21"/>
-          <w:lang w:val="ru-RU"/>
-        </w:rPr>
-        <w:t xml:space="preserve">В) Для тестирования только </w:t>
-      </w:r>
-      <w:r>
-        <w:rPr>
-          <w:rFonts w:cs="Times New Roman"/>
-          <w:sz w:val="21"/>
-        </w:rPr>
-        <w:t>SQL</w:t>
-      </w:r>
-    </w:p>
-    <w:p>
-      <w:pPr>
-        <w:spacing w:after="0"/>
-        <w:ind w:left="680"/>
-        <w:rPr>
-          <w:lang w:val="ru-RU"/>
-        </w:rPr>
-      </w:pPr>
-      <w:r>
-        <w:rPr>
-          <w:rFonts w:cs="Times New Roman"/>
-          <w:sz w:val="21"/>
-          <w:lang w:val="ru-RU"/>
-        </w:rPr>
-        <w:t>Г) Для хранения презентаций</w:t>
-      </w:r>
-    </w:p>
-    <w:p>
-      <w:pPr>
-        <w:keepNext/>
-        <w:spacing w:before="100" w:after="40"/>
-        <w:rPr>
-          <w:lang w:val="ru-RU"/>
-        </w:rPr>
-      </w:pPr>
-      <w:r>
-        <w:rPr>
-          <w:rFonts w:cs="Times New Roman"/>
-          <w:b/>
-          <w:sz w:val="22"/>
-          <w:lang w:val="ru-RU"/>
-        </w:rPr>
-        <w:t xml:space="preserve">Тест 7. Стратегии развёртывания и </w:t>
-      </w:r>
-      <w:proofErr w:type="spellStart"/>
-      <w:r>
-        <w:rPr>
-          <w:rFonts w:cs="Times New Roman"/>
-          <w:b/>
-          <w:sz w:val="22"/>
-          <w:lang w:val="ru-RU"/>
-        </w:rPr>
-        <w:t>оркестрация</w:t>
-      </w:r>
-      <w:proofErr w:type="spellEnd"/>
-    </w:p>
-    <w:p>
-      <w:pPr>
-        <w:spacing w:after="0"/>
-        <w:ind w:left="340" w:hanging="340"/>
-        <w:rPr>
-          <w:lang w:val="ru-RU"/>
-        </w:rPr>
-      </w:pPr>
-      <w:r>
-        <w:rPr>
-          <w:rFonts w:cs="Times New Roman"/>
-          <w:sz w:val="21"/>
-          <w:lang w:val="ru-RU"/>
-        </w:rPr>
-        <w:t xml:space="preserve">1. Что предполагает </w:t>
-      </w:r>
-      <w:r>
-        <w:rPr>
-          <w:rFonts w:cs="Times New Roman"/>
-          <w:sz w:val="21"/>
-        </w:rPr>
-        <w:t>blue</w:t>
-      </w:r>
-      <w:r>
-        <w:rPr>
-          <w:rFonts w:cs="Times New Roman"/>
-          <w:sz w:val="21"/>
-          <w:lang w:val="ru-RU"/>
-        </w:rPr>
-        <w:t>-</w:t>
-      </w:r>
-      <w:r>
-        <w:rPr>
-          <w:rFonts w:cs="Times New Roman"/>
-          <w:sz w:val="21"/>
-        </w:rPr>
-        <w:t>green</w:t>
-      </w:r>
-      <w:r>
-        <w:rPr>
-          <w:rFonts w:cs="Times New Roman"/>
-          <w:sz w:val="21"/>
-          <w:lang w:val="ru-RU"/>
-        </w:rPr>
-        <w:t xml:space="preserve"> </w:t>
-      </w:r>
-      <w:r>
-        <w:rPr>
-          <w:rFonts w:cs="Times New Roman"/>
-          <w:sz w:val="21"/>
-        </w:rPr>
-        <w:t>deployment</w:t>
-      </w:r>
-      <w:r>
-        <w:rPr>
-          <w:rFonts w:cs="Times New Roman"/>
-          <w:sz w:val="21"/>
-          <w:lang w:val="ru-RU"/>
-        </w:rPr>
-        <w:t>?</w:t>
-      </w:r>
-    </w:p>
-    <w:p>
-      <w:pPr>
-        <w:spacing w:after="0"/>
-        <w:ind w:left="680"/>
-        <w:rPr>
-          <w:lang w:val="ru-RU"/>
-        </w:rPr>
-      </w:pPr>
-      <w:r>
-        <w:rPr>
-          <w:rFonts w:cs="Times New Roman"/>
-          <w:sz w:val="21"/>
-          <w:lang w:val="ru-RU"/>
-        </w:rPr>
-        <w:t>А) Два окружения с переключением трафика</w:t>
-      </w:r>
-    </w:p>
-    <w:p>
-      <w:pPr>
-        <w:spacing w:after="0"/>
-        <w:ind w:left="680"/>
-        <w:rPr>
-          <w:lang w:val="ru-RU"/>
-        </w:rPr>
-      </w:pPr>
-      <w:r>
-        <w:rPr>
-          <w:rFonts w:cs="Times New Roman"/>
-          <w:sz w:val="21"/>
-          <w:lang w:val="ru-RU"/>
-        </w:rPr>
-        <w:t>Б) Обучение двух моделей без сервиса</w:t>
-      </w:r>
-    </w:p>
-    <w:p>
-      <w:pPr>
-        <w:spacing w:after="0"/>
-        <w:ind w:left="680"/>
-        <w:rPr>
-          <w:lang w:val="ru-RU"/>
-        </w:rPr>
-      </w:pPr>
-      <w:r>
-        <w:rPr>
-          <w:rFonts w:cs="Times New Roman"/>
-          <w:sz w:val="21"/>
-          <w:lang w:val="ru-RU"/>
-        </w:rPr>
-        <w:t>В) Удаление старой версии до тестов</w:t>
-      </w:r>
-    </w:p>
-    <w:p>
-      <w:pPr>
-        <w:spacing w:after="0"/>
-        <w:ind w:left="680"/>
-        <w:rPr>
-          <w:lang w:val="ru-RU"/>
-        </w:rPr>
-      </w:pPr>
-      <w:r>
-        <w:rPr>
-          <w:rFonts w:cs="Times New Roman"/>
-          <w:sz w:val="21"/>
-          <w:lang w:val="ru-RU"/>
-        </w:rPr>
-        <w:t>Г) Только ручной запуск</w:t>
-      </w:r>
-    </w:p>
-    <w:p>
-      <w:pPr>
-        <w:spacing w:after="0"/>
-        <w:ind w:left="340" w:hanging="340"/>
-        <w:rPr>
-          <w:lang w:val="ru-RU"/>
-        </w:rPr>
-      </w:pPr>
-      <w:r>
-        <w:rPr>
-          <w:rFonts w:cs="Times New Roman"/>
-          <w:sz w:val="21"/>
-          <w:lang w:val="ru-RU"/>
-        </w:rPr>
-        <w:t xml:space="preserve">2. Что такое </w:t>
-      </w:r>
-      <w:r>
-        <w:rPr>
-          <w:rFonts w:cs="Times New Roman"/>
-          <w:sz w:val="21"/>
-        </w:rPr>
-        <w:t>canary</w:t>
-      </w:r>
-      <w:r>
-        <w:rPr>
-          <w:rFonts w:cs="Times New Roman"/>
-          <w:sz w:val="21"/>
-          <w:lang w:val="ru-RU"/>
-        </w:rPr>
-        <w:t xml:space="preserve"> </w:t>
-      </w:r>
-      <w:r>
-        <w:rPr>
-          <w:rFonts w:cs="Times New Roman"/>
-          <w:sz w:val="21"/>
-        </w:rPr>
-        <w:t>release</w:t>
-      </w:r>
-      <w:r>
-        <w:rPr>
-          <w:rFonts w:cs="Times New Roman"/>
-          <w:sz w:val="21"/>
-          <w:lang w:val="ru-RU"/>
-        </w:rPr>
-        <w:t>?</w:t>
-      </w:r>
-    </w:p>
-    <w:p>
-      <w:pPr>
-        <w:spacing w:after="0"/>
-        <w:ind w:left="680"/>
-        <w:rPr>
-          <w:lang w:val="ru-RU"/>
-        </w:rPr>
-      </w:pPr>
-      <w:r>
-        <w:rPr>
-          <w:rFonts w:cs="Times New Roman"/>
-          <w:sz w:val="21"/>
-          <w:lang w:val="ru-RU"/>
-        </w:rPr>
-        <w:t>А) Постепенное направление части трафика на новую версию</w:t>
-      </w:r>
-    </w:p>
-    <w:p>
-      <w:pPr>
-        <w:spacing w:after="0"/>
-        <w:ind w:left="680"/>
-        <w:rPr>
-          <w:lang w:val="ru-RU"/>
-        </w:rPr>
-      </w:pPr>
-      <w:r>
-        <w:rPr>
-          <w:rFonts w:cs="Times New Roman"/>
-          <w:sz w:val="21"/>
-          <w:lang w:val="ru-RU"/>
-        </w:rPr>
-        <w:t>Б) Полная остановка сервиса</w:t>
-      </w:r>
-    </w:p>
-    <w:p>
-      <w:pPr>
-        <w:spacing w:after="0"/>
-        <w:ind w:left="680"/>
-        <w:rPr>
-          <w:lang w:val="ru-RU"/>
-        </w:rPr>
-      </w:pPr>
-      <w:r>
-        <w:rPr>
-          <w:rFonts w:cs="Times New Roman"/>
-          <w:sz w:val="21"/>
-          <w:lang w:val="ru-RU"/>
-        </w:rPr>
-        <w:t>В) Сжатие датасета</w:t>
-      </w:r>
-    </w:p>
-    <w:p>
-      <w:pPr>
-        <w:spacing w:after="0"/>
-        <w:ind w:left="680"/>
-        <w:rPr>
-          <w:lang w:val="ru-RU"/>
-        </w:rPr>
-      </w:pPr>
-      <w:r>
-        <w:rPr>
-          <w:rFonts w:cs="Times New Roman"/>
-          <w:sz w:val="21"/>
-          <w:lang w:val="ru-RU"/>
-        </w:rPr>
-        <w:t xml:space="preserve">Г) Копирование </w:t>
-      </w:r>
-      <w:r>
-        <w:rPr>
-          <w:rFonts w:cs="Times New Roman"/>
-          <w:sz w:val="21"/>
-        </w:rPr>
-        <w:t>README</w:t>
-      </w:r>
-    </w:p>
-    <w:p>
-      <w:pPr>
-        <w:spacing w:after="0"/>
-        <w:ind w:left="340" w:hanging="340"/>
-        <w:rPr>
-          <w:lang w:val="ru-RU"/>
-        </w:rPr>
-      </w:pPr>
-      <w:r>
-        <w:rPr>
-          <w:rFonts w:cs="Times New Roman"/>
-          <w:sz w:val="21"/>
-          <w:lang w:val="ru-RU"/>
-        </w:rPr>
-        <w:t>3. Когда следует выполнять откат?</w:t>
-      </w:r>
-    </w:p>
-    <w:p>
-      <w:pPr>
-        <w:spacing w:after="0"/>
-        <w:ind w:left="680"/>
-        <w:rPr>
-          <w:lang w:val="ru-RU"/>
-        </w:rPr>
-      </w:pPr>
-      <w:r>
-        <w:rPr>
-          <w:rFonts w:cs="Times New Roman"/>
-          <w:sz w:val="21"/>
-          <w:lang w:val="ru-RU"/>
-        </w:rPr>
-        <w:t>А) При нарушении критериев качества или доступности</w:t>
-      </w:r>
-    </w:p>
-    <w:p>
-      <w:pPr>
-        <w:spacing w:after="0"/>
-        <w:ind w:left="680"/>
-        <w:rPr>
-          <w:lang w:val="ru-RU"/>
-        </w:rPr>
-      </w:pPr>
-      <w:r>
-        <w:rPr>
-          <w:rFonts w:cs="Times New Roman"/>
-          <w:sz w:val="21"/>
-          <w:lang w:val="ru-RU"/>
-        </w:rPr>
-        <w:t>Б) После каждого успешного теста</w:t>
-      </w:r>
-    </w:p>
-    <w:p>
-      <w:pPr>
-        <w:spacing w:after="0"/>
-        <w:ind w:left="680"/>
-        <w:rPr>
-          <w:lang w:val="ru-RU"/>
-        </w:rPr>
-      </w:pPr>
-      <w:r>
-        <w:rPr>
-          <w:rFonts w:cs="Times New Roman"/>
-          <w:sz w:val="21"/>
-          <w:lang w:val="ru-RU"/>
-        </w:rPr>
-        <w:t>В) Только в конце семестра</w:t>
-      </w:r>
-    </w:p>
-    <w:p>
-      <w:pPr>
-        <w:spacing w:after="0"/>
-        <w:ind w:left="680"/>
-        <w:rPr>
-          <w:lang w:val="ru-RU"/>
-        </w:rPr>
-      </w:pPr>
-      <w:r>
-        <w:rPr>
-          <w:rFonts w:cs="Times New Roman"/>
-          <w:sz w:val="21"/>
-          <w:lang w:val="ru-RU"/>
-        </w:rPr>
-        <w:lastRenderedPageBreak/>
-        <w:t>Г) Никогда</w:t>
-      </w:r>
-    </w:p>
-    <w:p>
-      <w:pPr>
-        <w:spacing w:after="0"/>
-        <w:ind w:left="340" w:hanging="340"/>
-        <w:rPr>
-          <w:lang w:val="ru-RU"/>
-        </w:rPr>
-      </w:pPr>
-      <w:r>
-        <w:rPr>
-          <w:rFonts w:cs="Times New Roman"/>
-          <w:sz w:val="21"/>
-          <w:lang w:val="ru-RU"/>
-        </w:rPr>
-        <w:t xml:space="preserve">4. Какая сущность </w:t>
-      </w:r>
-      <w:r>
-        <w:rPr>
-          <w:rFonts w:cs="Times New Roman"/>
-          <w:sz w:val="21"/>
-        </w:rPr>
-        <w:t>Kubernetes</w:t>
-      </w:r>
-      <w:r>
-        <w:rPr>
-          <w:rFonts w:cs="Times New Roman"/>
-          <w:sz w:val="21"/>
-          <w:lang w:val="ru-RU"/>
-        </w:rPr>
-        <w:t xml:space="preserve"> поддерживает желаемое число экземпляров приложения?</w:t>
-      </w:r>
-    </w:p>
-    <w:p>
-      <w:pPr>
-        <w:spacing w:after="0"/>
-        <w:ind w:left="680"/>
-      </w:pPr>
-      <w:r>
-        <w:rPr>
-          <w:rFonts w:cs="Times New Roman"/>
-          <w:sz w:val="21"/>
-        </w:rPr>
-        <w:t>А) Deployment</w:t>
-      </w:r>
-    </w:p>
-    <w:p>
-      <w:pPr>
-        <w:spacing w:after="0"/>
-        <w:ind w:left="680"/>
-      </w:pPr>
-      <w:r>
-        <w:rPr>
-          <w:rFonts w:cs="Times New Roman"/>
-          <w:sz w:val="21"/>
-        </w:rPr>
-        <w:t>Б) README</w:t>
-      </w:r>
-    </w:p>
-    <w:p>
-      <w:pPr>
-        <w:spacing w:after="0"/>
-        <w:ind w:left="680"/>
-      </w:pPr>
-      <w:r>
-        <w:rPr>
-          <w:rFonts w:cs="Times New Roman"/>
-          <w:sz w:val="21"/>
-        </w:rPr>
-        <w:t>В) DataFrame</w:t>
-      </w:r>
-    </w:p>
-    <w:p>
-      <w:pPr>
-        <w:spacing w:after="0"/>
-        <w:ind w:left="680"/>
-        <w:rPr>
-          <w:lang w:val="ru-RU"/>
-        </w:rPr>
-      </w:pPr>
-      <w:r>
-        <w:rPr>
-          <w:rFonts w:cs="Times New Roman"/>
-          <w:sz w:val="21"/>
-          <w:lang w:val="ru-RU"/>
-        </w:rPr>
-        <w:t xml:space="preserve">Г) </w:t>
-      </w:r>
-      <w:r>
-        <w:rPr>
-          <w:rFonts w:cs="Times New Roman"/>
-          <w:sz w:val="21"/>
-        </w:rPr>
-        <w:t>Notebook</w:t>
-      </w:r>
-    </w:p>
-    <w:p>
-      <w:pPr>
-        <w:keepNext/>
-        <w:spacing w:before="100" w:after="40"/>
-        <w:rPr>
-          <w:lang w:val="ru-RU"/>
-        </w:rPr>
-      </w:pPr>
-      <w:r>
-        <w:rPr>
-          <w:rFonts w:cs="Times New Roman"/>
-          <w:b/>
-          <w:sz w:val="22"/>
-          <w:lang w:val="ru-RU"/>
-        </w:rPr>
-        <w:t xml:space="preserve">Тест 8. Технический и </w:t>
-      </w:r>
-      <w:r>
-        <w:rPr>
-          <w:rFonts w:cs="Times New Roman"/>
-          <w:b/>
-          <w:sz w:val="22"/>
-        </w:rPr>
-        <w:t>ML</w:t>
-      </w:r>
-      <w:r>
-        <w:rPr>
-          <w:rFonts w:cs="Times New Roman"/>
-          <w:b/>
-          <w:sz w:val="22"/>
-          <w:lang w:val="ru-RU"/>
-        </w:rPr>
-        <w:t>-мониторинг</w:t>
-      </w:r>
-    </w:p>
-    <w:p>
-      <w:pPr>
-        <w:spacing w:after="0"/>
-        <w:ind w:left="340" w:hanging="340"/>
-        <w:rPr>
-          <w:lang w:val="ru-RU"/>
-        </w:rPr>
-      </w:pPr>
-      <w:r>
-        <w:rPr>
-          <w:rFonts w:cs="Times New Roman"/>
-          <w:sz w:val="21"/>
-          <w:lang w:val="ru-RU"/>
-        </w:rPr>
-        <w:t xml:space="preserve">1. Что характеризует </w:t>
-      </w:r>
-      <w:r>
-        <w:rPr>
-          <w:rFonts w:cs="Times New Roman"/>
-          <w:sz w:val="21"/>
-        </w:rPr>
-        <w:t>latency</w:t>
-      </w:r>
-      <w:r>
-        <w:rPr>
-          <w:rFonts w:cs="Times New Roman"/>
-          <w:sz w:val="21"/>
-          <w:lang w:val="ru-RU"/>
-        </w:rPr>
-        <w:t>?</w:t>
-      </w:r>
-    </w:p>
-    <w:p>
-      <w:pPr>
-        <w:spacing w:after="0"/>
-        <w:ind w:left="680"/>
-        <w:rPr>
-          <w:lang w:val="ru-RU"/>
-        </w:rPr>
-      </w:pPr>
-      <w:r>
-        <w:rPr>
-          <w:rFonts w:cs="Times New Roman"/>
-          <w:sz w:val="21"/>
-          <w:lang w:val="ru-RU"/>
-        </w:rPr>
-        <w:t>А) Время ответа сервиса</w:t>
-      </w:r>
-    </w:p>
-    <w:p>
-      <w:pPr>
-        <w:spacing w:after="0"/>
-        <w:ind w:left="680"/>
-        <w:rPr>
-          <w:lang w:val="ru-RU"/>
-        </w:rPr>
-      </w:pPr>
-      <w:r>
-        <w:rPr>
-          <w:rFonts w:cs="Times New Roman"/>
-          <w:sz w:val="21"/>
-          <w:lang w:val="ru-RU"/>
-        </w:rPr>
-        <w:t>Б) Размер датасета</w:t>
-      </w:r>
-    </w:p>
-    <w:p>
-      <w:pPr>
-        <w:spacing w:after="0"/>
-        <w:ind w:left="680"/>
-        <w:rPr>
-          <w:lang w:val="ru-RU"/>
-        </w:rPr>
-      </w:pPr>
-      <w:r>
-        <w:rPr>
-          <w:rFonts w:cs="Times New Roman"/>
-          <w:sz w:val="21"/>
-          <w:lang w:val="ru-RU"/>
-        </w:rPr>
-        <w:t xml:space="preserve">В) Число веток </w:t>
-      </w:r>
-      <w:r>
-        <w:rPr>
-          <w:rFonts w:cs="Times New Roman"/>
-          <w:sz w:val="21"/>
-        </w:rPr>
-        <w:t>Git</w:t>
-      </w:r>
-    </w:p>
-    <w:p>
-      <w:pPr>
-        <w:spacing w:after="0"/>
-        <w:ind w:left="680"/>
-        <w:rPr>
-          <w:lang w:val="ru-RU"/>
-        </w:rPr>
-      </w:pPr>
-      <w:r>
-        <w:rPr>
-          <w:rFonts w:cs="Times New Roman"/>
-          <w:sz w:val="21"/>
-          <w:lang w:val="ru-RU"/>
-        </w:rPr>
-        <w:t>Г) Количество признаков</w:t>
-      </w:r>
-    </w:p>
-    <w:p>
-      <w:pPr>
-        <w:spacing w:after="0"/>
-        <w:ind w:left="340" w:hanging="340"/>
-        <w:rPr>
-          <w:lang w:val="ru-RU"/>
-        </w:rPr>
-      </w:pPr>
-      <w:r>
-        <w:rPr>
-          <w:rFonts w:cs="Times New Roman"/>
-          <w:sz w:val="21"/>
-          <w:lang w:val="ru-RU"/>
-        </w:rPr>
-        <w:t xml:space="preserve">2. Чем </w:t>
-      </w:r>
-      <w:r>
-        <w:rPr>
-          <w:rFonts w:cs="Times New Roman"/>
-          <w:sz w:val="21"/>
-        </w:rPr>
-        <w:t>data</w:t>
-      </w:r>
-      <w:r>
-        <w:rPr>
-          <w:rFonts w:cs="Times New Roman"/>
-          <w:sz w:val="21"/>
-          <w:lang w:val="ru-RU"/>
-        </w:rPr>
-        <w:t xml:space="preserve"> </w:t>
-      </w:r>
-      <w:r>
-        <w:rPr>
-          <w:rFonts w:cs="Times New Roman"/>
-          <w:sz w:val="21"/>
-        </w:rPr>
-        <w:t>drift</w:t>
-      </w:r>
-      <w:r>
-        <w:rPr>
-          <w:rFonts w:cs="Times New Roman"/>
-          <w:sz w:val="21"/>
-          <w:lang w:val="ru-RU"/>
-        </w:rPr>
-        <w:t xml:space="preserve"> отличается от </w:t>
-      </w:r>
-      <w:r>
-        <w:rPr>
-          <w:rFonts w:cs="Times New Roman"/>
-          <w:sz w:val="21"/>
-        </w:rPr>
-        <w:t>concept</w:t>
-      </w:r>
-      <w:r>
-        <w:rPr>
-          <w:rFonts w:cs="Times New Roman"/>
-          <w:sz w:val="21"/>
-          <w:lang w:val="ru-RU"/>
-        </w:rPr>
-        <w:t xml:space="preserve"> </w:t>
-      </w:r>
-      <w:r>
-        <w:rPr>
-          <w:rFonts w:cs="Times New Roman"/>
-          <w:sz w:val="21"/>
-        </w:rPr>
-        <w:t>drift</w:t>
-      </w:r>
-      <w:r>
-        <w:rPr>
-          <w:rFonts w:cs="Times New Roman"/>
-          <w:sz w:val="21"/>
-          <w:lang w:val="ru-RU"/>
-        </w:rPr>
-        <w:t>?</w:t>
-      </w:r>
-    </w:p>
-    <w:p>
-      <w:pPr>
-        <w:spacing w:after="0"/>
-        <w:ind w:left="680"/>
-        <w:rPr>
-          <w:lang w:val="ru-RU"/>
-        </w:rPr>
-      </w:pPr>
-      <w:r>
-        <w:rPr>
-          <w:rFonts w:cs="Times New Roman"/>
-          <w:sz w:val="21"/>
-          <w:lang w:val="ru-RU"/>
-        </w:rPr>
-        <w:t xml:space="preserve">А) </w:t>
-      </w:r>
-      <w:r>
-        <w:rPr>
-          <w:rFonts w:cs="Times New Roman"/>
-          <w:sz w:val="21"/>
-        </w:rPr>
-        <w:t>Data</w:t>
-      </w:r>
-      <w:r>
-        <w:rPr>
-          <w:rFonts w:cs="Times New Roman"/>
-          <w:sz w:val="21"/>
-          <w:lang w:val="ru-RU"/>
-        </w:rPr>
-        <w:t xml:space="preserve"> </w:t>
-      </w:r>
-      <w:r>
-        <w:rPr>
-          <w:rFonts w:cs="Times New Roman"/>
-          <w:sz w:val="21"/>
-        </w:rPr>
-        <w:t>drift</w:t>
-      </w:r>
-      <w:r>
-        <w:rPr>
-          <w:rFonts w:cs="Times New Roman"/>
-          <w:sz w:val="21"/>
-          <w:lang w:val="ru-RU"/>
-        </w:rPr>
-        <w:t xml:space="preserve"> — изменение входных данных; </w:t>
-      </w:r>
-      <w:r>
-        <w:rPr>
-          <w:rFonts w:cs="Times New Roman"/>
-          <w:sz w:val="21"/>
-        </w:rPr>
-        <w:t>concept</w:t>
-      </w:r>
-      <w:r>
-        <w:rPr>
-          <w:rFonts w:cs="Times New Roman"/>
-          <w:sz w:val="21"/>
-          <w:lang w:val="ru-RU"/>
-        </w:rPr>
-        <w:t xml:space="preserve"> </w:t>
-      </w:r>
-      <w:r>
-        <w:rPr>
-          <w:rFonts w:cs="Times New Roman"/>
-          <w:sz w:val="21"/>
-        </w:rPr>
-        <w:t>drift</w:t>
-      </w:r>
-      <w:r>
-        <w:rPr>
-          <w:rFonts w:cs="Times New Roman"/>
-          <w:sz w:val="21"/>
-          <w:lang w:val="ru-RU"/>
-        </w:rPr>
-        <w:t xml:space="preserve"> — изменение связи входов и цели</w:t>
-      </w:r>
-    </w:p>
-    <w:p>
-      <w:pPr>
-        <w:spacing w:after="0"/>
-        <w:ind w:left="680"/>
-        <w:rPr>
-          <w:lang w:val="ru-RU"/>
-        </w:rPr>
-      </w:pPr>
-      <w:r>
-        <w:rPr>
-          <w:rFonts w:cs="Times New Roman"/>
-          <w:sz w:val="21"/>
-          <w:lang w:val="ru-RU"/>
-        </w:rPr>
-        <w:t>Б) Они полностью одинаковы</w:t>
-      </w:r>
-    </w:p>
-    <w:p>
-      <w:pPr>
-        <w:spacing w:after="0"/>
-        <w:ind w:left="680"/>
-        <w:rPr>
-          <w:lang w:val="ru-RU"/>
-        </w:rPr>
-      </w:pPr>
-      <w:r>
-        <w:rPr>
-          <w:rFonts w:cs="Times New Roman"/>
-          <w:sz w:val="21"/>
-          <w:lang w:val="ru-RU"/>
-        </w:rPr>
-        <w:t xml:space="preserve">В) </w:t>
-      </w:r>
-      <w:r>
-        <w:rPr>
-          <w:rFonts w:cs="Times New Roman"/>
-          <w:sz w:val="21"/>
-        </w:rPr>
-        <w:t>Concept</w:t>
-      </w:r>
-      <w:r>
-        <w:rPr>
-          <w:rFonts w:cs="Times New Roman"/>
-          <w:sz w:val="21"/>
-          <w:lang w:val="ru-RU"/>
-        </w:rPr>
-        <w:t xml:space="preserve"> </w:t>
-      </w:r>
-      <w:r>
-        <w:rPr>
-          <w:rFonts w:cs="Times New Roman"/>
-          <w:sz w:val="21"/>
-        </w:rPr>
-        <w:t>drift</w:t>
-      </w:r>
-      <w:r>
-        <w:rPr>
-          <w:rFonts w:cs="Times New Roman"/>
-          <w:sz w:val="21"/>
-          <w:lang w:val="ru-RU"/>
-        </w:rPr>
-        <w:t xml:space="preserve"> относится только к сети</w:t>
-      </w:r>
-    </w:p>
-    <w:p>
-      <w:pPr>
-        <w:spacing w:after="0"/>
-        <w:ind w:left="680"/>
-        <w:rPr>
-          <w:lang w:val="ru-RU"/>
-        </w:rPr>
-      </w:pPr>
-      <w:r>
-        <w:rPr>
-          <w:rFonts w:cs="Times New Roman"/>
-          <w:sz w:val="21"/>
-          <w:lang w:val="ru-RU"/>
-        </w:rPr>
-        <w:t xml:space="preserve">Г) </w:t>
-      </w:r>
-      <w:r>
-        <w:rPr>
-          <w:rFonts w:cs="Times New Roman"/>
-          <w:sz w:val="21"/>
-        </w:rPr>
-        <w:t>Data</w:t>
-      </w:r>
-      <w:r>
-        <w:rPr>
-          <w:rFonts w:cs="Times New Roman"/>
-          <w:sz w:val="21"/>
-          <w:lang w:val="ru-RU"/>
-        </w:rPr>
-        <w:t xml:space="preserve"> </w:t>
-      </w:r>
-      <w:r>
-        <w:rPr>
-          <w:rFonts w:cs="Times New Roman"/>
-          <w:sz w:val="21"/>
-        </w:rPr>
-        <w:t>drift</w:t>
-      </w:r>
-      <w:r>
-        <w:rPr>
-          <w:rFonts w:cs="Times New Roman"/>
-          <w:sz w:val="21"/>
-          <w:lang w:val="ru-RU"/>
-        </w:rPr>
-        <w:t xml:space="preserve"> означает удаление модели</w:t>
-      </w:r>
-    </w:p>
-    <w:p>
-      <w:pPr>
-        <w:spacing w:after="0"/>
-        <w:ind w:left="340" w:hanging="340"/>
-        <w:rPr>
-          <w:lang w:val="ru-RU"/>
-        </w:rPr>
-      </w:pPr>
-      <w:r>
-        <w:rPr>
-          <w:rFonts w:cs="Times New Roman"/>
-          <w:sz w:val="21"/>
-          <w:lang w:val="ru-RU"/>
-        </w:rPr>
-        <w:t xml:space="preserve">3. Для чего применяются </w:t>
-      </w:r>
-      <w:r>
-        <w:rPr>
-          <w:rFonts w:cs="Times New Roman"/>
-          <w:sz w:val="21"/>
-        </w:rPr>
-        <w:t>Prometheus</w:t>
-      </w:r>
-      <w:r>
-        <w:rPr>
-          <w:rFonts w:cs="Times New Roman"/>
-          <w:sz w:val="21"/>
-          <w:lang w:val="ru-RU"/>
-        </w:rPr>
-        <w:t xml:space="preserve"> и </w:t>
-      </w:r>
-      <w:r>
-        <w:rPr>
-          <w:rFonts w:cs="Times New Roman"/>
-          <w:sz w:val="21"/>
-        </w:rPr>
-        <w:t>Grafana</w:t>
-      </w:r>
-      <w:r>
-        <w:rPr>
-          <w:rFonts w:cs="Times New Roman"/>
-          <w:sz w:val="21"/>
-          <w:lang w:val="ru-RU"/>
-        </w:rPr>
-        <w:t>?</w:t>
-      </w:r>
-    </w:p>
-    <w:p>
-      <w:pPr>
-        <w:spacing w:after="0"/>
-        <w:ind w:left="680"/>
-        <w:rPr>
-          <w:lang w:val="ru-RU"/>
-        </w:rPr>
-      </w:pPr>
-      <w:r>
-        <w:rPr>
-          <w:rFonts w:cs="Times New Roman"/>
-          <w:sz w:val="21"/>
-          <w:lang w:val="ru-RU"/>
-        </w:rPr>
-        <w:t>А) Сбор метрик и визуализация мониторинга</w:t>
-      </w:r>
-    </w:p>
-    <w:p>
-      <w:pPr>
-        <w:spacing w:after="0"/>
-        <w:ind w:left="680"/>
-        <w:rPr>
-          <w:lang w:val="ru-RU"/>
-        </w:rPr>
-      </w:pPr>
-      <w:r>
-        <w:rPr>
-          <w:rFonts w:cs="Times New Roman"/>
-          <w:sz w:val="21"/>
-          <w:lang w:val="ru-RU"/>
-        </w:rPr>
-        <w:t>Б) Разметка данных</w:t>
-      </w:r>
-    </w:p>
-    <w:p>
-      <w:pPr>
-        <w:spacing w:after="0"/>
-        <w:ind w:left="680"/>
-        <w:rPr>
-          <w:lang w:val="ru-RU"/>
-        </w:rPr>
-      </w:pPr>
-      <w:r>
-        <w:rPr>
-          <w:rFonts w:cs="Times New Roman"/>
-          <w:sz w:val="21"/>
-          <w:lang w:val="ru-RU"/>
-        </w:rPr>
-        <w:t>В) Хранение исходного кода</w:t>
-      </w:r>
-    </w:p>
-    <w:p>
-      <w:pPr>
-        <w:spacing w:after="0"/>
-        <w:ind w:left="680"/>
-        <w:rPr>
-          <w:lang w:val="ru-RU"/>
-        </w:rPr>
-      </w:pPr>
-      <w:r>
-        <w:rPr>
-          <w:rFonts w:cs="Times New Roman"/>
-          <w:sz w:val="21"/>
-          <w:lang w:val="ru-RU"/>
-        </w:rPr>
-        <w:t xml:space="preserve">Г) Сборка </w:t>
-      </w:r>
-      <w:r>
-        <w:rPr>
-          <w:rFonts w:cs="Times New Roman"/>
-          <w:sz w:val="21"/>
-        </w:rPr>
-        <w:t>Docker</w:t>
-      </w:r>
-      <w:r>
-        <w:rPr>
-          <w:rFonts w:cs="Times New Roman"/>
-          <w:sz w:val="21"/>
-          <w:lang w:val="ru-RU"/>
-        </w:rPr>
-        <w:t>-образа</w:t>
-      </w:r>
-    </w:p>
-    <w:p>
-      <w:pPr>
-        <w:spacing w:after="0"/>
-        <w:ind w:left="340" w:hanging="340"/>
-        <w:rPr>
-          <w:lang w:val="ru-RU"/>
-        </w:rPr>
-      </w:pPr>
-      <w:r>
-        <w:rPr>
-          <w:rFonts w:cs="Times New Roman"/>
-          <w:sz w:val="21"/>
-          <w:lang w:val="ru-RU"/>
-        </w:rPr>
-        <w:t>4. Что может быть основанием для переобучения?</w:t>
-      </w:r>
-    </w:p>
-    <w:p>
-      <w:pPr>
-        <w:spacing w:after="0"/>
-        <w:ind w:left="680"/>
-        <w:rPr>
-          <w:lang w:val="ru-RU"/>
-        </w:rPr>
-      </w:pPr>
-      <w:r>
-        <w:rPr>
-          <w:rFonts w:cs="Times New Roman"/>
-          <w:sz w:val="21"/>
-          <w:lang w:val="ru-RU"/>
-        </w:rPr>
-        <w:t>А) Устойчивое ухудшение качества на актуальных данных</w:t>
-      </w:r>
-    </w:p>
-    <w:p>
-      <w:pPr>
-        <w:spacing w:after="0"/>
-        <w:ind w:left="680"/>
-        <w:rPr>
-          <w:lang w:val="ru-RU"/>
-        </w:rPr>
-      </w:pPr>
-      <w:r>
-        <w:rPr>
-          <w:rFonts w:cs="Times New Roman"/>
-          <w:sz w:val="21"/>
-          <w:lang w:val="ru-RU"/>
-        </w:rPr>
-        <w:t>Б) Смена имени репозитория</w:t>
-      </w:r>
-    </w:p>
-    <w:p>
-      <w:pPr>
-        <w:spacing w:after="0"/>
-        <w:ind w:left="680"/>
-        <w:rPr>
-          <w:lang w:val="ru-RU"/>
-        </w:rPr>
-      </w:pPr>
-      <w:r>
-        <w:rPr>
-          <w:rFonts w:cs="Times New Roman"/>
-          <w:sz w:val="21"/>
-          <w:lang w:val="ru-RU"/>
-        </w:rPr>
-        <w:t xml:space="preserve">В) Успешный </w:t>
-      </w:r>
-      <w:r>
-        <w:rPr>
-          <w:rFonts w:cs="Times New Roman"/>
-          <w:sz w:val="21"/>
-        </w:rPr>
-        <w:t>health</w:t>
-      </w:r>
-      <w:r>
-        <w:rPr>
-          <w:rFonts w:cs="Times New Roman"/>
-          <w:sz w:val="21"/>
-          <w:lang w:val="ru-RU"/>
-        </w:rPr>
-        <w:t>-</w:t>
-      </w:r>
-      <w:r>
-        <w:rPr>
-          <w:rFonts w:cs="Times New Roman"/>
-          <w:sz w:val="21"/>
-        </w:rPr>
-        <w:t>check</w:t>
-      </w:r>
-    </w:p>
-    <w:p>
-      <w:pPr>
-        <w:spacing w:after="0"/>
-        <w:ind w:left="680"/>
-        <w:rPr>
-          <w:lang w:val="ru-RU"/>
-        </w:rPr>
-      </w:pPr>
-      <w:r>
-        <w:rPr>
-          <w:rFonts w:cs="Times New Roman"/>
-          <w:sz w:val="21"/>
-          <w:lang w:val="ru-RU"/>
-        </w:rPr>
-        <w:t>Г) Добавление комментария</w:t>
-      </w:r>
-    </w:p>
-    <w:p>
-      <w:pPr>
-        <w:keepNext/>
-        <w:spacing w:before="100" w:after="40"/>
-        <w:rPr>
-          <w:lang w:val="ru-RU"/>
-        </w:rPr>
-      </w:pPr>
-      <w:r>
-        <w:rPr>
-          <w:rFonts w:cs="Times New Roman"/>
-          <w:b/>
-          <w:sz w:val="22"/>
-          <w:lang w:val="ru-RU"/>
-        </w:rPr>
-        <w:t xml:space="preserve">Тест 9. Инциденты, безопасность и </w:t>
-      </w:r>
-      <w:proofErr w:type="spellStart"/>
-      <w:r>
-        <w:rPr>
-          <w:rFonts w:cs="Times New Roman"/>
-          <w:b/>
-          <w:sz w:val="22"/>
-        </w:rPr>
-        <w:t>LLMOps</w:t>
-      </w:r>
-      <w:proofErr w:type="spellEnd"/>
-    </w:p>
-    <w:p>
-      <w:pPr>
-        <w:spacing w:after="0"/>
-        <w:ind w:left="340" w:hanging="340"/>
-        <w:rPr>
-          <w:lang w:val="ru-RU"/>
-        </w:rPr>
-      </w:pPr>
-      <w:r>
-        <w:rPr>
-          <w:rFonts w:cs="Times New Roman"/>
-          <w:sz w:val="21"/>
-          <w:lang w:val="ru-RU"/>
-        </w:rPr>
-        <w:t>1. Какой этап следует после обнаружения инцидента?</w:t>
-      </w:r>
-    </w:p>
-    <w:p>
-      <w:pPr>
-        <w:spacing w:after="0"/>
-        <w:ind w:left="680"/>
-        <w:rPr>
-          <w:lang w:val="ru-RU"/>
-        </w:rPr>
-      </w:pPr>
-      <w:r>
-        <w:rPr>
-          <w:rFonts w:cs="Times New Roman"/>
-          <w:sz w:val="21"/>
-          <w:lang w:val="ru-RU"/>
-        </w:rPr>
-        <w:t>А) Сбор фактов, локализация и анализ причин</w:t>
-      </w:r>
-    </w:p>
-    <w:p>
-      <w:pPr>
-        <w:spacing w:after="0"/>
-        <w:ind w:left="680"/>
-        <w:rPr>
-          <w:lang w:val="ru-RU"/>
-        </w:rPr>
-      </w:pPr>
-      <w:r>
-        <w:rPr>
-          <w:rFonts w:cs="Times New Roman"/>
-          <w:sz w:val="21"/>
-          <w:lang w:val="ru-RU"/>
-        </w:rPr>
-        <w:t xml:space="preserve">Б) Удаление всей истории </w:t>
-      </w:r>
-      <w:r>
-        <w:rPr>
-          <w:rFonts w:cs="Times New Roman"/>
-          <w:sz w:val="21"/>
-        </w:rPr>
-        <w:t>Git</w:t>
-      </w:r>
-    </w:p>
-    <w:p>
-      <w:pPr>
-        <w:spacing w:after="0"/>
-        <w:ind w:left="680"/>
-        <w:rPr>
-          <w:lang w:val="ru-RU"/>
-        </w:rPr>
-      </w:pPr>
-      <w:r>
-        <w:rPr>
-          <w:rFonts w:cs="Times New Roman"/>
-          <w:sz w:val="21"/>
-          <w:lang w:val="ru-RU"/>
-        </w:rPr>
-        <w:t>В) Публикация секретов</w:t>
-      </w:r>
-    </w:p>
-    <w:p>
-      <w:pPr>
-        <w:spacing w:after="0"/>
-        <w:ind w:left="680"/>
-        <w:rPr>
-          <w:lang w:val="ru-RU"/>
-        </w:rPr>
-      </w:pPr>
-      <w:r>
-        <w:rPr>
-          <w:rFonts w:cs="Times New Roman"/>
-          <w:sz w:val="21"/>
-          <w:lang w:val="ru-RU"/>
-        </w:rPr>
-        <w:t>Г) Игнорирование события</w:t>
-      </w:r>
-    </w:p>
-    <w:p>
-      <w:pPr>
-        <w:spacing w:after="0"/>
-        <w:ind w:left="340" w:hanging="340"/>
-        <w:rPr>
-          <w:lang w:val="ru-RU"/>
-        </w:rPr>
-      </w:pPr>
-      <w:r>
-        <w:rPr>
-          <w:rFonts w:cs="Times New Roman"/>
-          <w:sz w:val="21"/>
-          <w:lang w:val="ru-RU"/>
-        </w:rPr>
-        <w:t xml:space="preserve">2. Как снизить риск утечки </w:t>
-      </w:r>
-      <w:r>
-        <w:rPr>
-          <w:rFonts w:cs="Times New Roman"/>
-          <w:sz w:val="21"/>
-        </w:rPr>
-        <w:t>API</w:t>
-      </w:r>
-      <w:r>
-        <w:rPr>
-          <w:rFonts w:cs="Times New Roman"/>
-          <w:sz w:val="21"/>
-          <w:lang w:val="ru-RU"/>
-        </w:rPr>
-        <w:t>-ключа?</w:t>
-      </w:r>
-    </w:p>
-    <w:p>
-      <w:pPr>
-        <w:spacing w:after="0"/>
-        <w:ind w:left="680"/>
-        <w:rPr>
-          <w:lang w:val="ru-RU"/>
-        </w:rPr>
-      </w:pPr>
-      <w:r>
-        <w:rPr>
-          <w:rFonts w:cs="Times New Roman"/>
-          <w:sz w:val="21"/>
-          <w:lang w:val="ru-RU"/>
-        </w:rPr>
-        <w:t>А) Использовать секрет-хранилище и исключить ключ из репозитория</w:t>
-      </w:r>
-    </w:p>
-    <w:p>
-      <w:pPr>
-        <w:spacing w:after="0"/>
-        <w:ind w:left="680"/>
-        <w:rPr>
-          <w:lang w:val="ru-RU"/>
-        </w:rPr>
-      </w:pPr>
-      <w:r>
-        <w:rPr>
-          <w:rFonts w:cs="Times New Roman"/>
-          <w:sz w:val="21"/>
-          <w:lang w:val="ru-RU"/>
-        </w:rPr>
-        <w:t xml:space="preserve">Б) Записать ключ в </w:t>
-      </w:r>
-      <w:r>
-        <w:rPr>
-          <w:rFonts w:cs="Times New Roman"/>
-          <w:sz w:val="21"/>
-        </w:rPr>
-        <w:t>README</w:t>
-      </w:r>
-    </w:p>
-    <w:p>
-      <w:pPr>
-        <w:spacing w:after="0"/>
-        <w:ind w:left="680"/>
-        <w:rPr>
-          <w:lang w:val="ru-RU"/>
-        </w:rPr>
-      </w:pPr>
-      <w:r>
-        <w:rPr>
-          <w:rFonts w:cs="Times New Roman"/>
-          <w:sz w:val="21"/>
-          <w:lang w:val="ru-RU"/>
-        </w:rPr>
-        <w:lastRenderedPageBreak/>
-        <w:t>В) Добавить ключ в имя файла</w:t>
-      </w:r>
-    </w:p>
-    <w:p>
-      <w:pPr>
-        <w:spacing w:after="0"/>
-        <w:ind w:left="680"/>
-        <w:rPr>
-          <w:lang w:val="ru-RU"/>
-        </w:rPr>
-      </w:pPr>
-      <w:r>
-        <w:rPr>
-          <w:rFonts w:cs="Times New Roman"/>
-          <w:sz w:val="21"/>
-          <w:lang w:val="ru-RU"/>
-        </w:rPr>
-        <w:t>Г) Отправить ключ всем участникам</w:t>
-      </w:r>
-    </w:p>
-    <w:p>
-      <w:pPr>
-        <w:spacing w:after="0"/>
-        <w:ind w:left="340" w:hanging="340"/>
-        <w:rPr>
-          <w:lang w:val="ru-RU"/>
-        </w:rPr>
-      </w:pPr>
-      <w:r>
-        <w:rPr>
-          <w:rFonts w:cs="Times New Roman"/>
-          <w:sz w:val="21"/>
-          <w:lang w:val="ru-RU"/>
-        </w:rPr>
-        <w:t>3. Что является допустимой мерой реагирования на неуспешное обновление?</w:t>
-      </w:r>
-    </w:p>
-    <w:p>
-      <w:pPr>
-        <w:spacing w:after="0"/>
-        <w:ind w:left="680"/>
-        <w:rPr>
-          <w:lang w:val="ru-RU"/>
-        </w:rPr>
-      </w:pPr>
-      <w:r>
-        <w:rPr>
-          <w:rFonts w:cs="Times New Roman"/>
-          <w:sz w:val="21"/>
-          <w:lang w:val="ru-RU"/>
-        </w:rPr>
-        <w:t>А) Откат к стабильной версии</w:t>
-      </w:r>
-    </w:p>
-    <w:p>
-      <w:pPr>
-        <w:spacing w:after="0"/>
-        <w:ind w:left="680"/>
-        <w:rPr>
-          <w:lang w:val="ru-RU"/>
-        </w:rPr>
-      </w:pPr>
-      <w:r>
-        <w:rPr>
-          <w:rFonts w:cs="Times New Roman"/>
-          <w:sz w:val="21"/>
-          <w:lang w:val="ru-RU"/>
-        </w:rPr>
-        <w:t>Б) Удаление всех тестов</w:t>
-      </w:r>
-    </w:p>
-    <w:p>
-      <w:pPr>
-        <w:spacing w:after="0"/>
-        <w:ind w:left="680"/>
-        <w:rPr>
-          <w:lang w:val="ru-RU"/>
-        </w:rPr>
-      </w:pPr>
-      <w:r>
-        <w:rPr>
-          <w:rFonts w:cs="Times New Roman"/>
-          <w:sz w:val="21"/>
-          <w:lang w:val="ru-RU"/>
-        </w:rPr>
-        <w:t>В) Отключение журналирования</w:t>
-      </w:r>
-    </w:p>
-    <w:p>
-      <w:pPr>
-        <w:spacing w:after="0"/>
-        <w:ind w:left="680"/>
-        <w:rPr>
-          <w:lang w:val="ru-RU"/>
-        </w:rPr>
-      </w:pPr>
-      <w:r>
-        <w:rPr>
-          <w:rFonts w:cs="Times New Roman"/>
-          <w:sz w:val="21"/>
-          <w:lang w:val="ru-RU"/>
-        </w:rPr>
-        <w:t>Г) Игнорирование ошибок</w:t>
-      </w:r>
-    </w:p>
-    <w:p>
-      <w:pPr>
-        <w:spacing w:after="0"/>
-        <w:ind w:left="340" w:hanging="340"/>
-        <w:rPr>
-          <w:lang w:val="ru-RU"/>
-        </w:rPr>
-      </w:pPr>
-      <w:r>
-        <w:rPr>
-          <w:rFonts w:cs="Times New Roman"/>
-          <w:sz w:val="21"/>
-          <w:lang w:val="ru-RU"/>
-        </w:rPr>
-        <w:t>4. Как следует использовать генеративный ИИ в учебном проекте?</w:t>
-      </w:r>
-    </w:p>
-    <w:p>
-      <w:pPr>
-        <w:spacing w:after="0"/>
-        <w:ind w:left="680"/>
-        <w:rPr>
-          <w:lang w:val="ru-RU"/>
-        </w:rPr>
-      </w:pPr>
-      <w:r>
-        <w:rPr>
-          <w:rFonts w:cs="Times New Roman"/>
-          <w:sz w:val="21"/>
-          <w:lang w:val="ru-RU"/>
-        </w:rPr>
-        <w:t>А) Документировать использование и понимать полученный результат</w:t>
-      </w:r>
-    </w:p>
-    <w:p>
-      <w:pPr>
-        <w:spacing w:after="0"/>
-        <w:ind w:left="680"/>
-        <w:rPr>
-          <w:lang w:val="ru-RU"/>
-        </w:rPr>
-      </w:pPr>
-      <w:r>
-        <w:rPr>
-          <w:rFonts w:cs="Times New Roman"/>
-          <w:sz w:val="21"/>
-          <w:lang w:val="ru-RU"/>
-        </w:rPr>
-        <w:t>Б) Скрывать факт использования</w:t>
-      </w:r>
-    </w:p>
-    <w:p>
-      <w:pPr>
-        <w:spacing w:after="0"/>
-        <w:ind w:left="680"/>
-        <w:rPr>
-          <w:lang w:val="ru-RU"/>
-        </w:rPr>
-      </w:pPr>
-      <w:r>
-        <w:rPr>
-          <w:rFonts w:cs="Times New Roman"/>
-          <w:sz w:val="21"/>
-          <w:lang w:val="ru-RU"/>
-        </w:rPr>
-        <w:t>В) Не проверять код</w:t>
-      </w:r>
-    </w:p>
-    <w:p>
-      <w:pPr>
-        <w:spacing w:after="0"/>
-        <w:ind w:left="680"/>
-        <w:rPr>
-          <w:lang w:val="ru-RU"/>
-        </w:rPr>
-      </w:pPr>
-      <w:r>
-        <w:rPr>
-          <w:rFonts w:cs="Times New Roman"/>
-          <w:sz w:val="21"/>
-          <w:lang w:val="ru-RU"/>
-        </w:rPr>
-        <w:t>Г) Заменить защиту проекта ответом ИИ</w:t>
-      </w:r>
-    </w:p>
-    <w:p>
-      <w:pPr>
-        <w:keepNext/>
-        <w:spacing w:before="120" w:after="120"/>
-      </w:pPr>
-      <w:proofErr w:type="spellStart"/>
-      <w:r>
-        <w:rPr>
-          <w:rFonts w:cs="Times New Roman"/>
-          <w:b/>
-          <w:sz w:val="22"/>
-        </w:rPr>
         <w:t>Ключи</w:t>
       </w:r>
       <w:proofErr w:type="spellEnd"/>
@@ -11419,14 +11805,15 @@
             <w:pPr>
               <w:rPr>
                 <w:szCs w:val="24"/>
-              </w:rPr>
-            </w:pPr>
-            <w:r>
-              <w:rPr>
-                <w:rFonts w:cs="Times New Roman"/>
-                <w:szCs w:val="24"/>
-              </w:rPr>
-              <w:t>1-Б, 2-Б, 3-Б, 4-А</w:t>
+                <w:lang w:val="ru-RU"/>
+              </w:rPr>
+            </w:pPr>
+            <w:r>
+              <w:rPr>
+                <w:szCs w:val="24"/>
+                <w:lang w:val="ru-RU"/>
+              </w:rPr>
+              <w:t>1-Б, 2-В, 3-Г, 4-А</w:t>
             </w:r>
           </w:p>
         </w:tc>
@@ -11481,10 +11868,9 @@
             </w:pPr>
             <w:r>
               <w:rPr>
-                <w:rFonts w:cs="Times New Roman"/>
-                <w:szCs w:val="24"/>
-              </w:rPr>
-              <w:t>1-А, 2-А, 3-А, 4-А</w:t>
+                <w:szCs w:val="24"/>
+              </w:rPr>
+              <w:t>1-В, 2-А, 3-Б, 4-Г</w:t>
             </w:r>
           </w:p>
         </w:tc>
@@ -11539,10 +11925,9 @@
             </w:pPr>
             <w:r>
               <w:rPr>
-                <w:rFonts w:cs="Times New Roman"/>
-                <w:szCs w:val="24"/>
-              </w:rPr>
-              <w:t>1-А, 2-А, 3-А, 4-А</w:t>
+                <w:szCs w:val="24"/>
+              </w:rPr>
+              <w:t>1-Г, 2-Б, 3-А, 4-В</w:t>
             </w:r>
           </w:p>
         </w:tc>
@@ -11597,10 +11982,9 @@
             </w:pPr>
             <w:r>
               <w:rPr>
-                <w:rFonts w:cs="Times New Roman"/>
-                <w:szCs w:val="24"/>
-              </w:rPr>
-              <w:t>1-А, 2-А, 3-А, 4-А</w:t>
+                <w:szCs w:val="24"/>
+              </w:rPr>
+              <w:t>1-А, 2-Г, 3-В, 4-Б</w:t>
             </w:r>
           </w:p>
         </w:tc>
@@ -11655,10 +12039,9 @@
             </w:pPr>
             <w:r>
               <w:rPr>
-                <w:rFonts w:cs="Times New Roman"/>
-                <w:szCs w:val="24"/>
-              </w:rPr>
-              <w:t>1-А, 2-А, 3-А, 4-А</w:t>
+                <w:szCs w:val="24"/>
+              </w:rPr>
+              <w:t>1-Б, 2-А, 3-Г, 4-В</w:t>
             </w:r>
           </w:p>
         </w:tc>
@@ -11713,10 +12096,9 @@
             </w:pPr>
             <w:r>
               <w:rPr>
-                <w:rFonts w:cs="Times New Roman"/>
-                <w:szCs w:val="24"/>
-              </w:rPr>
-              <w:t>1-А, 2-А, 3-А, 4-А</w:t>
+                <w:szCs w:val="24"/>
+              </w:rPr>
+              <w:t>1-В, 2-Г, 3-Б, 4-А</w:t>
             </w:r>
           </w:p>
         </w:tc>
@@ -11771,10 +12153,9 @@
             </w:pPr>
             <w:r>
               <w:rPr>
-                <w:rFonts w:cs="Times New Roman"/>
-                <w:szCs w:val="24"/>
-              </w:rPr>
-              <w:t>1-А, 2-А, 3-А, 4-А</w:t>
+                <w:szCs w:val="24"/>
+              </w:rPr>
+              <w:t>1-Г, 2-В, 3-А, 4-Б</w:t>
             </w:r>
           </w:p>
         </w:tc>
@@ -11829,10 +12210,9 @@
             </w:pPr>
             <w:r>
               <w:rPr>
-                <w:rFonts w:cs="Times New Roman"/>
-                <w:szCs w:val="24"/>
-              </w:rPr>
-              <w:t>1-А, 2-А, 3-А, 4-А</w:t>
+                <w:szCs w:val="24"/>
+              </w:rPr>
+              <w:t>1-А, 2-Б, 3-В, 4-Г</w:t>
             </w:r>
           </w:p>
         </w:tc>
@@ -11887,10 +12267,9 @@
             </w:pPr>
             <w:r>
               <w:rPr>
-                <w:rFonts w:cs="Times New Roman"/>
-                <w:szCs w:val="24"/>
-              </w:rPr>
-              <w:t>1-А, 2-А, 3-А, 4-А</w:t>
+                <w:szCs w:val="24"/>
+              </w:rPr>
+              <w:t>1-Б, 2-Г, 3-В, 4-А</w:t>
             </w:r>
           </w:p>
         </w:tc>
@@ -22783,7 +23162,6 @@
   <w:style w:type="character" w:default="1" w:styleId="a2">
     <w:name w:val="Default Paragraph Font"/>
     <w:uiPriority w:val="1"/>
-    <w:semiHidden/>
     <w:unhideWhenUsed/>
   </w:style>
   <w:style w:type="table" w:default="1" w:styleId="a3">
